--- a/Report.docx
+++ b/Report.docx
@@ -5,6 +5,351 @@
     <w:p>
       <w:pPr>
         <w:pStyle w:val="Heading2"/>
+      </w:pPr>
+      <w:r>
+        <w:t xml:space="preserve">Planning </w:t>
+      </w:r>
+    </w:p>
+    <w:p>
+      <w:r>
+        <w:drawing>
+          <wp:anchor distT="0" distB="0" distL="114300" distR="114300" simplePos="0" relativeHeight="251677696" behindDoc="0" locked="0" layoutInCell="1" allowOverlap="1" wp14:anchorId="14A4076E" wp14:editId="10859BA5">
+            <wp:simplePos x="0" y="0"/>
+            <wp:positionH relativeFrom="column">
+              <wp:posOffset>105507</wp:posOffset>
+            </wp:positionH>
+            <wp:positionV relativeFrom="paragraph">
+              <wp:posOffset>810114</wp:posOffset>
+            </wp:positionV>
+            <wp:extent cx="5524500" cy="3873500"/>
+            <wp:effectExtent l="0" t="0" r="0" b="0"/>
+            <wp:wrapTopAndBottom/>
+            <wp:docPr id="937523147" name="Picture 1"/>
+            <wp:cNvGraphicFramePr>
+              <a:graphicFrameLocks xmlns:a="http://schemas.openxmlformats.org/drawingml/2006/main" noChangeAspect="1"/>
+            </wp:cNvGraphicFramePr>
+            <a:graphic xmlns:a="http://schemas.openxmlformats.org/drawingml/2006/main">
+              <a:graphicData uri="http://schemas.openxmlformats.org/drawingml/2006/picture">
+                <pic:pic xmlns:pic="http://schemas.openxmlformats.org/drawingml/2006/picture">
+                  <pic:nvPicPr>
+                    <pic:cNvPr id="937523147" name=""/>
+                    <pic:cNvPicPr/>
+                  </pic:nvPicPr>
+                  <pic:blipFill>
+                    <a:blip r:embed="rId5"/>
+                    <a:stretch>
+                      <a:fillRect/>
+                    </a:stretch>
+                  </pic:blipFill>
+                  <pic:spPr>
+                    <a:xfrm>
+                      <a:off x="0" y="0"/>
+                      <a:ext cx="5524500" cy="3873500"/>
+                    </a:xfrm>
+                    <a:prstGeom prst="rect">
+                      <a:avLst/>
+                    </a:prstGeom>
+                  </pic:spPr>
+                </pic:pic>
+              </a:graphicData>
+            </a:graphic>
+          </wp:anchor>
+        </w:drawing>
+      </w:r>
+      <w:r>
+        <w:t>The team broke down the steps for this assignment</w:t>
+      </w:r>
+      <w:r>
+        <w:t xml:space="preserve">. </w:t>
+      </w:r>
+      <w:proofErr w:type="gramStart"/>
+      <w:r>
+        <w:t>First</w:t>
+      </w:r>
+      <w:proofErr w:type="gramEnd"/>
+      <w:r>
+        <w:t xml:space="preserve"> we are to complete all the tutorial tasks. Then going through the </w:t>
+      </w:r>
+      <w:proofErr w:type="gramStart"/>
+      <w:r>
+        <w:t>assignment</w:t>
+      </w:r>
+      <w:proofErr w:type="gramEnd"/>
+      <w:r>
+        <w:t xml:space="preserve"> we then broke down which </w:t>
+      </w:r>
+      <w:r>
+        <w:t>assessed task was to be assigned for the different components in the D</w:t>
+      </w:r>
+      <w:r>
+        <w:t>SA explorer. We created a navigation map (see below)</w:t>
+      </w:r>
+      <w:r>
+        <w:br/>
+      </w:r>
+    </w:p>
+    <w:p>
+      <w:r>
+        <w:t xml:space="preserve">By breaking up all the tasks into smaller ones it was easier to see which task would be better suited to which category of the DSA Explorer. </w:t>
+      </w:r>
+    </w:p>
+    <w:p>
+      <w:pPr>
+        <w:pStyle w:val="Heading2"/>
+      </w:pPr>
+      <w:r>
+        <w:rPr>
+          <w:noProof/>
+        </w:rPr>
+        <w:drawing>
+          <wp:anchor distT="0" distB="0" distL="114300" distR="114300" simplePos="0" relativeHeight="251679744" behindDoc="0" locked="0" layoutInCell="1" allowOverlap="1" wp14:anchorId="62F2749D" wp14:editId="4F33F98C">
+            <wp:simplePos x="0" y="0"/>
+            <wp:positionH relativeFrom="margin">
+              <wp:posOffset>133448</wp:posOffset>
+            </wp:positionH>
+            <wp:positionV relativeFrom="paragraph">
+              <wp:posOffset>379779</wp:posOffset>
+            </wp:positionV>
+            <wp:extent cx="5731510" cy="2015490"/>
+            <wp:effectExtent l="0" t="0" r="2540" b="3810"/>
+            <wp:wrapTopAndBottom/>
+            <wp:docPr id="1883112243" name="Picture 1">
+              <a:extLst xmlns:a="http://schemas.openxmlformats.org/drawingml/2006/main">
+                <a:ext uri="{FF2B5EF4-FFF2-40B4-BE49-F238E27FC236}">
+                  <a16:creationId xmlns:a16="http://schemas.microsoft.com/office/drawing/2014/main" id="{D6E75595-5711-46D9-8F90-41F8CC2CEA76}"/>
+                </a:ext>
+              </a:extLst>
+            </wp:docPr>
+            <wp:cNvGraphicFramePr>
+              <a:graphicFrameLocks xmlns:a="http://schemas.openxmlformats.org/drawingml/2006/main" noChangeAspect="1"/>
+            </wp:cNvGraphicFramePr>
+            <a:graphic xmlns:a="http://schemas.openxmlformats.org/drawingml/2006/main">
+              <a:graphicData uri="http://schemas.openxmlformats.org/drawingml/2006/picture">
+                <pic:pic xmlns:pic="http://schemas.openxmlformats.org/drawingml/2006/picture">
+                  <pic:nvPicPr>
+                    <pic:cNvPr id="1883112243" name=""/>
+                    <pic:cNvPicPr/>
+                  </pic:nvPicPr>
+                  <pic:blipFill>
+                    <a:blip r:embed="rId6"/>
+                    <a:stretch>
+                      <a:fillRect/>
+                    </a:stretch>
+                  </pic:blipFill>
+                  <pic:spPr>
+                    <a:xfrm>
+                      <a:off x="0" y="0"/>
+                      <a:ext cx="5731510" cy="2015490"/>
+                    </a:xfrm>
+                    <a:prstGeom prst="rect">
+                      <a:avLst/>
+                    </a:prstGeom>
+                  </pic:spPr>
+                </pic:pic>
+              </a:graphicData>
+            </a:graphic>
+          </wp:anchor>
+        </w:drawing>
+      </w:r>
+      <w:r>
+        <w:t>Task</w:t>
+      </w:r>
+      <w:r>
+        <w:t xml:space="preserve"> 1.1 </w:t>
+      </w:r>
+    </w:p>
+    <w:p/>
+    <w:p/>
+    <w:p/>
+    <w:p>
+      <w:pPr>
+        <w:pStyle w:val="Heading2"/>
+      </w:pPr>
+      <w:r>
+        <w:t xml:space="preserve">Task 1.2  </w:t>
+      </w:r>
+    </w:p>
+    <w:p>
+      <w:r>
+        <w:rPr>
+          <w:noProof/>
+        </w:rPr>
+        <w:drawing>
+          <wp:anchor distT="0" distB="0" distL="114300" distR="114300" simplePos="0" relativeHeight="251661312" behindDoc="0" locked="0" layoutInCell="1" allowOverlap="1" wp14:anchorId="5EFF8935" wp14:editId="19C1909A">
+            <wp:simplePos x="0" y="0"/>
+            <wp:positionH relativeFrom="margin">
+              <wp:posOffset>265238</wp:posOffset>
+            </wp:positionH>
+            <wp:positionV relativeFrom="paragraph">
+              <wp:posOffset>241920</wp:posOffset>
+            </wp:positionV>
+            <wp:extent cx="4720590" cy="2325370"/>
+            <wp:effectExtent l="0" t="0" r="3810" b="0"/>
+            <wp:wrapTopAndBottom/>
+            <wp:docPr id="912817332" name="Picture 1">
+              <a:extLst xmlns:a="http://schemas.openxmlformats.org/drawingml/2006/main">
+                <a:ext uri="{FF2B5EF4-FFF2-40B4-BE49-F238E27FC236}">
+                  <a16:creationId xmlns:a16="http://schemas.microsoft.com/office/drawing/2014/main" id="{3A7F082B-4D25-45AE-BB03-C48A7072EC8D}"/>
+                </a:ext>
+              </a:extLst>
+            </wp:docPr>
+            <wp:cNvGraphicFramePr>
+              <a:graphicFrameLocks xmlns:a="http://schemas.openxmlformats.org/drawingml/2006/main" noChangeAspect="1"/>
+            </wp:cNvGraphicFramePr>
+            <a:graphic xmlns:a="http://schemas.openxmlformats.org/drawingml/2006/main">
+              <a:graphicData uri="http://schemas.openxmlformats.org/drawingml/2006/picture">
+                <pic:pic xmlns:pic="http://schemas.openxmlformats.org/drawingml/2006/picture">
+                  <pic:nvPicPr>
+                    <pic:cNvPr id="912817332" name=""/>
+                    <pic:cNvPicPr/>
+                  </pic:nvPicPr>
+                  <pic:blipFill>
+                    <a:blip r:embed="rId7"/>
+                    <a:stretch>
+                      <a:fillRect/>
+                    </a:stretch>
+                  </pic:blipFill>
+                  <pic:spPr>
+                    <a:xfrm>
+                      <a:off x="0" y="0"/>
+                      <a:ext cx="4720590" cy="2325370"/>
+                    </a:xfrm>
+                    <a:prstGeom prst="rect">
+                      <a:avLst/>
+                    </a:prstGeom>
+                  </pic:spPr>
+                </pic:pic>
+              </a:graphicData>
+            </a:graphic>
+            <wp14:sizeRelH relativeFrom="margin">
+              <wp14:pctWidth>0</wp14:pctWidth>
+            </wp14:sizeRelH>
+            <wp14:sizeRelV relativeFrom="margin">
+              <wp14:pctHeight>0</wp14:pctHeight>
+            </wp14:sizeRelV>
+          </wp:anchor>
+        </w:drawing>
+      </w:r>
+      <w:r>
+        <w:t xml:space="preserve">When you click </w:t>
+      </w:r>
+      <w:r>
+        <w:t xml:space="preserve">on the </w:t>
+      </w:r>
+      <w:r>
+        <w:t xml:space="preserve">enqueue button the </w:t>
+      </w:r>
+      <w:r>
+        <w:t xml:space="preserve">numbers all appear in ascending numerical order. </w:t>
+      </w:r>
+    </w:p>
+    <w:p/>
+    <w:p>
+      <w:r>
+        <w:rPr>
+          <w:noProof/>
+        </w:rPr>
+        <w:drawing>
+          <wp:anchor distT="0" distB="0" distL="114300" distR="114300" simplePos="0" relativeHeight="251663360" behindDoc="0" locked="0" layoutInCell="1" allowOverlap="1" wp14:anchorId="6E9C98DA" wp14:editId="20C704E7">
+            <wp:simplePos x="0" y="0"/>
+            <wp:positionH relativeFrom="margin">
+              <wp:posOffset>382668</wp:posOffset>
+            </wp:positionH>
+            <wp:positionV relativeFrom="paragraph">
+              <wp:posOffset>611431</wp:posOffset>
+            </wp:positionV>
+            <wp:extent cx="4754880" cy="2338705"/>
+            <wp:effectExtent l="0" t="0" r="7620" b="4445"/>
+            <wp:wrapTopAndBottom/>
+            <wp:docPr id="1670022679" name="Picture 1">
+              <a:extLst xmlns:a="http://schemas.openxmlformats.org/drawingml/2006/main">
+                <a:ext uri="{FF2B5EF4-FFF2-40B4-BE49-F238E27FC236}">
+                  <a16:creationId xmlns:a16="http://schemas.microsoft.com/office/drawing/2014/main" id="{BEA1CF3F-1539-4864-AB3E-FF48EAC17FE6}"/>
+                </a:ext>
+              </a:extLst>
+            </wp:docPr>
+            <wp:cNvGraphicFramePr>
+              <a:graphicFrameLocks xmlns:a="http://schemas.openxmlformats.org/drawingml/2006/main" noChangeAspect="1"/>
+            </wp:cNvGraphicFramePr>
+            <a:graphic xmlns:a="http://schemas.openxmlformats.org/drawingml/2006/main">
+              <a:graphicData uri="http://schemas.openxmlformats.org/drawingml/2006/picture">
+                <pic:pic xmlns:pic="http://schemas.openxmlformats.org/drawingml/2006/picture">
+                  <pic:nvPicPr>
+                    <pic:cNvPr id="1670022679" name=""/>
+                    <pic:cNvPicPr/>
+                  </pic:nvPicPr>
+                  <pic:blipFill>
+                    <a:blip r:embed="rId8"/>
+                    <a:stretch>
+                      <a:fillRect/>
+                    </a:stretch>
+                  </pic:blipFill>
+                  <pic:spPr>
+                    <a:xfrm>
+                      <a:off x="0" y="0"/>
+                      <a:ext cx="4754880" cy="2338705"/>
+                    </a:xfrm>
+                    <a:prstGeom prst="rect">
+                      <a:avLst/>
+                    </a:prstGeom>
+                  </pic:spPr>
+                </pic:pic>
+              </a:graphicData>
+            </a:graphic>
+            <wp14:sizeRelH relativeFrom="margin">
+              <wp14:pctWidth>0</wp14:pctWidth>
+            </wp14:sizeRelH>
+            <wp14:sizeRelV relativeFrom="margin">
+              <wp14:pctHeight>0</wp14:pctHeight>
+            </wp14:sizeRelV>
+          </wp:anchor>
+        </w:drawing>
+      </w:r>
+      <w:r>
+        <w:t xml:space="preserve">When you click on the dequeue button it will remove the numbers from the front. </w:t>
+      </w:r>
+      <w:r>
+        <w:t xml:space="preserve">Number one is removed from the queue. </w:t>
+      </w:r>
+      <w:r>
+        <w:br/>
+      </w:r>
+    </w:p>
+    <w:p>
+      <w:pPr>
+        <w:pStyle w:val="Heading2"/>
+      </w:pPr>
+      <w:r>
+        <w:t>Task 1.3</w:t>
+      </w:r>
+    </w:p>
+    <w:p>
+      <w:proofErr w:type="spellStart"/>
+      <w:r>
+        <w:t>jub</w:t>
+      </w:r>
+      <w:proofErr w:type="spellEnd"/>
+      <w:r>
+        <w:t xml:space="preserve"> </w:t>
+      </w:r>
+    </w:p>
+    <w:p>
+      <w:pPr>
+        <w:pStyle w:val="Heading2"/>
+      </w:pPr>
+      <w:r>
+        <w:t xml:space="preserve">Task </w:t>
+      </w:r>
+      <w:r>
+        <w:t xml:space="preserve">1. </w:t>
+      </w:r>
+      <w:r>
+        <w:t>4</w:t>
+      </w:r>
+    </w:p>
+    <w:p>
+      <w:pPr>
+        <w:pStyle w:val="Heading3"/>
       </w:pPr>
       <w:r>
         <w:t xml:space="preserve">Errors and issues </w:t>
@@ -22,9 +367,515 @@
         <w:t>One error I came acro</w:t>
       </w:r>
       <w:r>
-        <w:t xml:space="preserve">ss during this assignment when it came to the week 10 tasks </w:t>
+        <w:t xml:space="preserve">ss during this assignment when it came to the week 10 </w:t>
+      </w:r>
+      <w:proofErr w:type="gramStart"/>
+      <w:r>
+        <w:t>tasks</w:t>
+      </w:r>
+      <w:proofErr w:type="gramEnd"/>
+      <w:r>
+        <w:t xml:space="preserve"> </w:t>
+      </w:r>
+      <w:r>
+        <w:t>I was unable to compete the week 10 task</w:t>
+      </w:r>
+      <w:r>
+        <w:t xml:space="preserve"> 1.3 challenge task</w:t>
+      </w:r>
+      <w:r>
+        <w:t>. The error that originally showed up was that the code couldn’t find the modules folder</w:t>
+      </w:r>
+      <w:r>
+        <w:t xml:space="preserve"> which had most of the sorting modules stored there. </w:t>
+      </w:r>
+      <w:proofErr w:type="gramStart"/>
+      <w:r>
+        <w:t>However</w:t>
+      </w:r>
+      <w:proofErr w:type="gramEnd"/>
+      <w:r>
+        <w:t xml:space="preserve"> after copying over the folder into the test folder task_1_3_challenge.py was working. </w:t>
       </w:r>
     </w:p>
+    <w:p>
+      <w:pPr>
+        <w:pStyle w:val="Heading2"/>
+        <w:tabs>
+          <w:tab w:val="left" w:pos="1859"/>
+        </w:tabs>
+      </w:pPr>
+      <w:r>
+        <w:lastRenderedPageBreak/>
+        <w:t>Task 2.1</w:t>
+      </w:r>
+      <w:r>
+        <w:tab/>
+      </w:r>
+    </w:p>
+    <w:p>
+      <w:r>
+        <w:rPr>
+          <w:noProof/>
+        </w:rPr>
+        <w:drawing>
+          <wp:anchor distT="0" distB="0" distL="114300" distR="114300" simplePos="0" relativeHeight="251667456" behindDoc="0" locked="0" layoutInCell="1" allowOverlap="1" wp14:anchorId="302FBD3B" wp14:editId="298CA336">
+            <wp:simplePos x="0" y="0"/>
+            <wp:positionH relativeFrom="margin">
+              <wp:posOffset>138224</wp:posOffset>
+            </wp:positionH>
+            <wp:positionV relativeFrom="paragraph">
+              <wp:posOffset>240621</wp:posOffset>
+            </wp:positionV>
+            <wp:extent cx="4220845" cy="1433830"/>
+            <wp:effectExtent l="0" t="0" r="8255" b="0"/>
+            <wp:wrapTopAndBottom/>
+            <wp:docPr id="935142393" name="Picture 1">
+              <a:extLst xmlns:a="http://schemas.openxmlformats.org/drawingml/2006/main">
+                <a:ext uri="{FF2B5EF4-FFF2-40B4-BE49-F238E27FC236}">
+                  <a16:creationId xmlns:a16="http://schemas.microsoft.com/office/drawing/2014/main" id="{0856597B-6814-48F5-B198-2772D43B840B}"/>
+                </a:ext>
+              </a:extLst>
+            </wp:docPr>
+            <wp:cNvGraphicFramePr>
+              <a:graphicFrameLocks xmlns:a="http://schemas.openxmlformats.org/drawingml/2006/main" noChangeAspect="1"/>
+            </wp:cNvGraphicFramePr>
+            <a:graphic xmlns:a="http://schemas.openxmlformats.org/drawingml/2006/main">
+              <a:graphicData uri="http://schemas.openxmlformats.org/drawingml/2006/picture">
+                <pic:pic xmlns:pic="http://schemas.openxmlformats.org/drawingml/2006/picture">
+                  <pic:nvPicPr>
+                    <pic:cNvPr id="935142393" name=""/>
+                    <pic:cNvPicPr/>
+                  </pic:nvPicPr>
+                  <pic:blipFill>
+                    <a:blip r:embed="rId9"/>
+                    <a:stretch>
+                      <a:fillRect/>
+                    </a:stretch>
+                  </pic:blipFill>
+                  <pic:spPr>
+                    <a:xfrm>
+                      <a:off x="0" y="0"/>
+                      <a:ext cx="4220845" cy="1433830"/>
+                    </a:xfrm>
+                    <a:prstGeom prst="rect">
+                      <a:avLst/>
+                    </a:prstGeom>
+                  </pic:spPr>
+                </pic:pic>
+              </a:graphicData>
+            </a:graphic>
+            <wp14:sizeRelH relativeFrom="margin">
+              <wp14:pctWidth>0</wp14:pctWidth>
+            </wp14:sizeRelH>
+            <wp14:sizeRelV relativeFrom="margin">
+              <wp14:pctHeight>0</wp14:pctHeight>
+            </wp14:sizeRelV>
+          </wp:anchor>
+        </w:drawing>
+      </w:r>
+      <w:r>
+        <w:t xml:space="preserve">When you click </w:t>
+      </w:r>
+      <w:proofErr w:type="gramStart"/>
+      <w:r>
+        <w:t>A</w:t>
+      </w:r>
+      <w:proofErr w:type="gramEnd"/>
+      <w:r>
+        <w:t xml:space="preserve"> you can append something to the queue</w:t>
+      </w:r>
+      <w:r>
+        <w:t xml:space="preserve">. It will first ask you to enter a value </w:t>
+      </w:r>
+    </w:p>
+    <w:p/>
+    <w:p>
+      <w:r>
+        <w:rPr>
+          <w:noProof/>
+        </w:rPr>
+        <w:drawing>
+          <wp:anchor distT="0" distB="0" distL="114300" distR="114300" simplePos="0" relativeHeight="251669504" behindDoc="0" locked="0" layoutInCell="1" allowOverlap="1" wp14:anchorId="0705F1F6" wp14:editId="5FFF2AB8">
+            <wp:simplePos x="0" y="0"/>
+            <wp:positionH relativeFrom="margin">
+              <wp:posOffset>329565</wp:posOffset>
+            </wp:positionH>
+            <wp:positionV relativeFrom="paragraph">
+              <wp:posOffset>269240</wp:posOffset>
+            </wp:positionV>
+            <wp:extent cx="3625215" cy="2035810"/>
+            <wp:effectExtent l="0" t="0" r="0" b="2540"/>
+            <wp:wrapTopAndBottom/>
+            <wp:docPr id="1360561426" name="Picture 1">
+              <a:extLst xmlns:a="http://schemas.openxmlformats.org/drawingml/2006/main">
+                <a:ext uri="{FF2B5EF4-FFF2-40B4-BE49-F238E27FC236}">
+                  <a16:creationId xmlns:a16="http://schemas.microsoft.com/office/drawing/2014/main" id="{2A109F08-FEB2-4E7F-99EB-357E5CD13799}"/>
+                </a:ext>
+              </a:extLst>
+            </wp:docPr>
+            <wp:cNvGraphicFramePr>
+              <a:graphicFrameLocks xmlns:a="http://schemas.openxmlformats.org/drawingml/2006/main" noChangeAspect="1"/>
+            </wp:cNvGraphicFramePr>
+            <a:graphic xmlns:a="http://schemas.openxmlformats.org/drawingml/2006/main">
+              <a:graphicData uri="http://schemas.openxmlformats.org/drawingml/2006/picture">
+                <pic:pic xmlns:pic="http://schemas.openxmlformats.org/drawingml/2006/picture">
+                  <pic:nvPicPr>
+                    <pic:cNvPr id="1360561426" name=""/>
+                    <pic:cNvPicPr/>
+                  </pic:nvPicPr>
+                  <pic:blipFill>
+                    <a:blip r:embed="rId10"/>
+                    <a:stretch>
+                      <a:fillRect/>
+                    </a:stretch>
+                  </pic:blipFill>
+                  <pic:spPr>
+                    <a:xfrm>
+                      <a:off x="0" y="0"/>
+                      <a:ext cx="3625215" cy="2035810"/>
+                    </a:xfrm>
+                    <a:prstGeom prst="rect">
+                      <a:avLst/>
+                    </a:prstGeom>
+                  </pic:spPr>
+                </pic:pic>
+              </a:graphicData>
+            </a:graphic>
+            <wp14:sizeRelH relativeFrom="margin">
+              <wp14:pctWidth>0</wp14:pctWidth>
+            </wp14:sizeRelH>
+            <wp14:sizeRelV relativeFrom="margin">
+              <wp14:pctHeight>0</wp14:pctHeight>
+            </wp14:sizeRelV>
+          </wp:anchor>
+        </w:drawing>
+      </w:r>
+      <w:r>
+        <w:t xml:space="preserve">5 was entered into the queue as the first variable </w:t>
+      </w:r>
+    </w:p>
+    <w:p/>
+    <w:p>
+      <w:r>
+        <w:rPr>
+          <w:noProof/>
+        </w:rPr>
+        <w:drawing>
+          <wp:anchor distT="0" distB="0" distL="114300" distR="114300" simplePos="0" relativeHeight="251671552" behindDoc="0" locked="0" layoutInCell="1" allowOverlap="1" wp14:anchorId="650D45BA" wp14:editId="14BEF31F">
+            <wp:simplePos x="0" y="0"/>
+            <wp:positionH relativeFrom="margin">
+              <wp:posOffset>350875</wp:posOffset>
+            </wp:positionH>
+            <wp:positionV relativeFrom="paragraph">
+              <wp:posOffset>488847</wp:posOffset>
+            </wp:positionV>
+            <wp:extent cx="4072255" cy="2195195"/>
+            <wp:effectExtent l="0" t="0" r="4445" b="0"/>
+            <wp:wrapTopAndBottom/>
+            <wp:docPr id="858275111" name="Picture 1">
+              <a:extLst xmlns:a="http://schemas.openxmlformats.org/drawingml/2006/main">
+                <a:ext uri="{FF2B5EF4-FFF2-40B4-BE49-F238E27FC236}">
+                  <a16:creationId xmlns:a16="http://schemas.microsoft.com/office/drawing/2014/main" id="{88DCEC19-DA1A-40CD-8F4D-7C09FBDC1198}"/>
+                </a:ext>
+              </a:extLst>
+            </wp:docPr>
+            <wp:cNvGraphicFramePr>
+              <a:graphicFrameLocks xmlns:a="http://schemas.openxmlformats.org/drawingml/2006/main" noChangeAspect="1"/>
+            </wp:cNvGraphicFramePr>
+            <a:graphic xmlns:a="http://schemas.openxmlformats.org/drawingml/2006/main">
+              <a:graphicData uri="http://schemas.openxmlformats.org/drawingml/2006/picture">
+                <pic:pic xmlns:pic="http://schemas.openxmlformats.org/drawingml/2006/picture">
+                  <pic:nvPicPr>
+                    <pic:cNvPr id="858275111" name=""/>
+                    <pic:cNvPicPr/>
+                  </pic:nvPicPr>
+                  <pic:blipFill>
+                    <a:blip r:embed="rId11"/>
+                    <a:stretch>
+                      <a:fillRect/>
+                    </a:stretch>
+                  </pic:blipFill>
+                  <pic:spPr>
+                    <a:xfrm>
+                      <a:off x="0" y="0"/>
+                      <a:ext cx="4072255" cy="2195195"/>
+                    </a:xfrm>
+                    <a:prstGeom prst="rect">
+                      <a:avLst/>
+                    </a:prstGeom>
+                  </pic:spPr>
+                </pic:pic>
+              </a:graphicData>
+            </a:graphic>
+            <wp14:sizeRelH relativeFrom="margin">
+              <wp14:pctWidth>0</wp14:pctWidth>
+            </wp14:sizeRelH>
+            <wp14:sizeRelV relativeFrom="margin">
+              <wp14:pctHeight>0</wp14:pctHeight>
+            </wp14:sizeRelV>
+          </wp:anchor>
+        </w:drawing>
+      </w:r>
+      <w:r>
+        <w:t xml:space="preserve">A couple other numbers were </w:t>
+      </w:r>
+      <w:proofErr w:type="gramStart"/>
+      <w:r>
+        <w:t>add</w:t>
+      </w:r>
+      <w:proofErr w:type="gramEnd"/>
+      <w:r>
+        <w:t xml:space="preserve"> to the queue </w:t>
+      </w:r>
+      <w:r>
+        <w:t xml:space="preserve">from the back. Keeping the first element entered at the first index. </w:t>
+      </w:r>
+      <w:r>
+        <w:t>Values entered include 5, 5, 7, 2, 3</w:t>
+      </w:r>
+      <w:r>
+        <w:br/>
+      </w:r>
+    </w:p>
+    <w:p>
+      <w:r>
+        <w:rPr>
+          <w:noProof/>
+        </w:rPr>
+        <w:lastRenderedPageBreak/>
+        <w:drawing>
+          <wp:anchor distT="0" distB="0" distL="114300" distR="114300" simplePos="0" relativeHeight="251673600" behindDoc="0" locked="0" layoutInCell="1" allowOverlap="1" wp14:anchorId="0381FC66" wp14:editId="63CE8DB3">
+            <wp:simplePos x="0" y="0"/>
+            <wp:positionH relativeFrom="margin">
+              <wp:posOffset>425302</wp:posOffset>
+            </wp:positionH>
+            <wp:positionV relativeFrom="paragraph">
+              <wp:posOffset>411819</wp:posOffset>
+            </wp:positionV>
+            <wp:extent cx="4124960" cy="2193925"/>
+            <wp:effectExtent l="0" t="0" r="8890" b="0"/>
+            <wp:wrapTopAndBottom/>
+            <wp:docPr id="1560022494" name="Picture 1560022494">
+              <a:extLst xmlns:a="http://schemas.openxmlformats.org/drawingml/2006/main">
+                <a:ext uri="{FF2B5EF4-FFF2-40B4-BE49-F238E27FC236}">
+                  <a16:creationId xmlns:a16="http://schemas.microsoft.com/office/drawing/2014/main" id="{AFEF0269-A00E-4265-BCD2-CE302D6E8C1E}"/>
+                </a:ext>
+              </a:extLst>
+            </wp:docPr>
+            <wp:cNvGraphicFramePr>
+              <a:graphicFrameLocks xmlns:a="http://schemas.openxmlformats.org/drawingml/2006/main" noChangeAspect="1"/>
+            </wp:cNvGraphicFramePr>
+            <a:graphic xmlns:a="http://schemas.openxmlformats.org/drawingml/2006/main">
+              <a:graphicData uri="http://schemas.openxmlformats.org/drawingml/2006/picture">
+                <pic:pic xmlns:pic="http://schemas.openxmlformats.org/drawingml/2006/picture">
+                  <pic:nvPicPr>
+                    <pic:cNvPr id="1560022494" name=""/>
+                    <pic:cNvPicPr/>
+                  </pic:nvPicPr>
+                  <pic:blipFill>
+                    <a:blip r:embed="rId12"/>
+                    <a:stretch>
+                      <a:fillRect/>
+                    </a:stretch>
+                  </pic:blipFill>
+                  <pic:spPr>
+                    <a:xfrm>
+                      <a:off x="0" y="0"/>
+                      <a:ext cx="4124960" cy="2193925"/>
+                    </a:xfrm>
+                    <a:prstGeom prst="rect">
+                      <a:avLst/>
+                    </a:prstGeom>
+                  </pic:spPr>
+                </pic:pic>
+              </a:graphicData>
+            </a:graphic>
+            <wp14:sizeRelH relativeFrom="margin">
+              <wp14:pctWidth>0</wp14:pctWidth>
+            </wp14:sizeRelH>
+            <wp14:sizeRelV relativeFrom="margin">
+              <wp14:pctHeight>0</wp14:pctHeight>
+            </wp14:sizeRelV>
+          </wp:anchor>
+        </w:drawing>
+      </w:r>
+      <w:r>
+        <w:t>When you</w:t>
+      </w:r>
+      <w:r>
+        <w:t xml:space="preserve"> click o</w:t>
+      </w:r>
+      <w:r>
+        <w:t>n th</w:t>
+      </w:r>
+      <w:r>
+        <w:t>e letter</w:t>
+      </w:r>
+      <w:r>
+        <w:t xml:space="preserve"> </w:t>
+      </w:r>
+      <w:r>
+        <w:t>D</w:t>
+      </w:r>
+      <w:r>
+        <w:t xml:space="preserve"> </w:t>
+      </w:r>
+      <w:r>
+        <w:t>it will al</w:t>
+      </w:r>
+      <w:r>
+        <w:t xml:space="preserve">low </w:t>
+      </w:r>
+      <w:r>
+        <w:t>you t</w:t>
+      </w:r>
+      <w:r>
+        <w:t xml:space="preserve">o </w:t>
+      </w:r>
+      <w:r>
+        <w:t xml:space="preserve">delete </w:t>
+      </w:r>
+      <w:r>
+        <w:t>numbers</w:t>
+      </w:r>
+      <w:r>
+        <w:t xml:space="preserve"> </w:t>
+      </w:r>
+      <w:r>
+        <w:br/>
+      </w:r>
+    </w:p>
+    <w:p/>
+    <w:p>
+      <w:r>
+        <w:rPr>
+          <w:noProof/>
+        </w:rPr>
+        <w:drawing>
+          <wp:anchor distT="0" distB="0" distL="114300" distR="114300" simplePos="0" relativeHeight="251675648" behindDoc="0" locked="0" layoutInCell="1" allowOverlap="1" wp14:anchorId="31F91A92" wp14:editId="1B3BF139">
+            <wp:simplePos x="0" y="0"/>
+            <wp:positionH relativeFrom="margin">
+              <wp:posOffset>597032</wp:posOffset>
+            </wp:positionH>
+            <wp:positionV relativeFrom="paragraph">
+              <wp:posOffset>268184</wp:posOffset>
+            </wp:positionV>
+            <wp:extent cx="3503295" cy="2098675"/>
+            <wp:effectExtent l="0" t="0" r="1905" b="0"/>
+            <wp:wrapTopAndBottom/>
+            <wp:docPr id="582973974" name="Picture 582973974">
+              <a:extLst xmlns:a="http://schemas.openxmlformats.org/drawingml/2006/main">
+                <a:ext uri="{FF2B5EF4-FFF2-40B4-BE49-F238E27FC236}">
+                  <a16:creationId xmlns:a16="http://schemas.microsoft.com/office/drawing/2014/main" id="{92671D5A-D2E7-4C19-88C4-60CCAC1B0153}"/>
+                </a:ext>
+              </a:extLst>
+            </wp:docPr>
+            <wp:cNvGraphicFramePr>
+              <a:graphicFrameLocks xmlns:a="http://schemas.openxmlformats.org/drawingml/2006/main" noChangeAspect="1"/>
+            </wp:cNvGraphicFramePr>
+            <a:graphic xmlns:a="http://schemas.openxmlformats.org/drawingml/2006/main">
+              <a:graphicData uri="http://schemas.openxmlformats.org/drawingml/2006/picture">
+                <pic:pic xmlns:pic="http://schemas.openxmlformats.org/drawingml/2006/picture">
+                  <pic:nvPicPr>
+                    <pic:cNvPr id="582973974" name=""/>
+                    <pic:cNvPicPr/>
+                  </pic:nvPicPr>
+                  <pic:blipFill>
+                    <a:blip r:embed="rId13"/>
+                    <a:stretch>
+                      <a:fillRect/>
+                    </a:stretch>
+                  </pic:blipFill>
+                  <pic:spPr>
+                    <a:xfrm>
+                      <a:off x="0" y="0"/>
+                      <a:ext cx="3503295" cy="2098675"/>
+                    </a:xfrm>
+                    <a:prstGeom prst="rect">
+                      <a:avLst/>
+                    </a:prstGeom>
+                  </pic:spPr>
+                </pic:pic>
+              </a:graphicData>
+            </a:graphic>
+            <wp14:sizeRelH relativeFrom="margin">
+              <wp14:pctWidth>0</wp14:pctWidth>
+            </wp14:sizeRelH>
+            <wp14:sizeRelV relativeFrom="margin">
+              <wp14:pctHeight>0</wp14:pctHeight>
+            </wp14:sizeRelV>
+          </wp:anchor>
+        </w:drawing>
+      </w:r>
+      <w:r>
+        <w:t>We w</w:t>
+      </w:r>
+      <w:r>
+        <w:t>ill de</w:t>
+      </w:r>
+      <w:r>
+        <w:t xml:space="preserve">lete </w:t>
+      </w:r>
+      <w:r>
+        <w:t xml:space="preserve">number </w:t>
+      </w:r>
+      <w:r>
+        <w:t xml:space="preserve">5. </w:t>
+      </w:r>
+      <w:r>
+        <w:br/>
+      </w:r>
+    </w:p>
+    <w:p>
+      <w:r>
+        <w:t>If</w:t>
+      </w:r>
+      <w:r>
+        <w:t xml:space="preserve"> you </w:t>
+      </w:r>
+      <w:r>
+        <w:t xml:space="preserve">click </w:t>
+      </w:r>
+      <w:proofErr w:type="gramStart"/>
+      <w:r>
+        <w:t>I</w:t>
+      </w:r>
+      <w:proofErr w:type="gramEnd"/>
+      <w:r>
+        <w:t xml:space="preserve"> </w:t>
+      </w:r>
+      <w:r>
+        <w:t xml:space="preserve">it </w:t>
+      </w:r>
+      <w:r>
+        <w:t>will all</w:t>
+      </w:r>
+      <w:r>
+        <w:t>ow you</w:t>
+      </w:r>
+      <w:r>
+        <w:t xml:space="preserve"> to </w:t>
+      </w:r>
+      <w:r>
+        <w:t xml:space="preserve">insert </w:t>
+      </w:r>
+      <w:r>
+        <w:t>a</w:t>
+      </w:r>
+      <w:r>
+        <w:t xml:space="preserve"> value and depending on the position you tell it to be place it will also insert that value as well. </w:t>
+      </w:r>
+    </w:p>
+    <w:p>
+      <w:pPr>
+        <w:pStyle w:val="Heading2"/>
+      </w:pPr>
+      <w:r>
+        <w:t>Task 2.2</w:t>
+      </w:r>
+    </w:p>
+    <w:p/>
     <w:sectPr>
       <w:pgSz w:w="11906" w:h="16838"/>
       <w:pgMar w:top="1440" w:right="1440" w:bottom="1440" w:left="1440" w:header="708" w:footer="708" w:gutter="0"/>
@@ -605,7 +1456,6 @@
     <w:next w:val="Normal"/>
     <w:link w:val="Heading3Char"/>
     <w:uiPriority w:val="9"/>
-    <w:semiHidden/>
     <w:unhideWhenUsed/>
     <w:qFormat/>
     <w:rsid w:val="0040009B"/>
@@ -832,7 +1682,6 @@
     <w:basedOn w:val="DefaultParagraphFont"/>
     <w:link w:val="Heading3"/>
     <w:uiPriority w:val="9"/>
-    <w:semiHidden/>
     <w:rsid w:val="0040009B"/>
     <w:rPr>
       <w:rFonts w:eastAsiaTheme="majorEastAsia" w:cstheme="majorBidi"/>

--- a/Report.docx
+++ b/Report.docx
@@ -324,13 +324,69 @@
       </w:r>
     </w:p>
     <w:p>
-      <w:proofErr w:type="spellStart"/>
-      <w:r>
-        <w:t>jub</w:t>
-      </w:r>
-      <w:proofErr w:type="spellEnd"/>
-      <w:r>
-        <w:t xml:space="preserve"> </w:t>
+      <w:r>
+        <w:t xml:space="preserve">Task 1.3 Challenge task was to create a stack </w:t>
+      </w:r>
+      <w:r>
+        <w:t>visualiser</w:t>
+      </w:r>
+      <w:r>
+        <w:t xml:space="preserve">, where you can use the space key to stack on values and using the backspace key to get rid of values. This </w:t>
+      </w:r>
+      <w:r>
+        <w:t xml:space="preserve">is using the stacking algorithm. By only adding and taking away elements from the top, so following the last in first </w:t>
+      </w:r>
+      <w:r>
+        <w:lastRenderedPageBreak/>
+        <w:drawing>
+          <wp:anchor distT="0" distB="0" distL="114300" distR="114300" simplePos="0" relativeHeight="251681792" behindDoc="0" locked="0" layoutInCell="1" allowOverlap="1" wp14:anchorId="5AFE2D49" wp14:editId="1AB12B0C">
+            <wp:simplePos x="0" y="0"/>
+            <wp:positionH relativeFrom="margin">
+              <wp:align>right</wp:align>
+            </wp:positionH>
+            <wp:positionV relativeFrom="paragraph">
+              <wp:posOffset>332398</wp:posOffset>
+            </wp:positionV>
+            <wp:extent cx="5731510" cy="4485005"/>
+            <wp:effectExtent l="0" t="0" r="2540" b="0"/>
+            <wp:wrapTopAndBottom/>
+            <wp:docPr id="1280233091" name="Picture 1"/>
+            <wp:cNvGraphicFramePr>
+              <a:graphicFrameLocks xmlns:a="http://schemas.openxmlformats.org/drawingml/2006/main" noChangeAspect="1"/>
+            </wp:cNvGraphicFramePr>
+            <a:graphic xmlns:a="http://schemas.openxmlformats.org/drawingml/2006/main">
+              <a:graphicData uri="http://schemas.openxmlformats.org/drawingml/2006/picture">
+                <pic:pic xmlns:pic="http://schemas.openxmlformats.org/drawingml/2006/picture">
+                  <pic:nvPicPr>
+                    <pic:cNvPr id="1280233091" name=""/>
+                    <pic:cNvPicPr/>
+                  </pic:nvPicPr>
+                  <pic:blipFill>
+                    <a:blip r:embed="rId9"/>
+                    <a:stretch>
+                      <a:fillRect/>
+                    </a:stretch>
+                  </pic:blipFill>
+                  <pic:spPr>
+                    <a:xfrm>
+                      <a:off x="0" y="0"/>
+                      <a:ext cx="5731510" cy="4485005"/>
+                    </a:xfrm>
+                    <a:prstGeom prst="rect">
+                      <a:avLst/>
+                    </a:prstGeom>
+                  </pic:spPr>
+                </pic:pic>
+              </a:graphicData>
+            </a:graphic>
+          </wp:anchor>
+        </w:drawing>
+      </w:r>
+      <w:r>
+        <w:t xml:space="preserve">out principle. Please refer to the image below showcasing the algorithm. </w:t>
+      </w:r>
+      <w:r>
+        <w:br/>
       </w:r>
     </w:p>
     <w:p>
@@ -345,6 +401,53 @@
       </w:r>
       <w:r>
         <w:t>4</w:t>
+      </w:r>
+    </w:p>
+    <w:p>
+      <w:r>
+        <w:drawing>
+          <wp:anchor distT="0" distB="0" distL="114300" distR="114300" simplePos="0" relativeHeight="251683840" behindDoc="0" locked="0" layoutInCell="1" allowOverlap="1" wp14:anchorId="24D33B6B" wp14:editId="78774323">
+            <wp:simplePos x="0" y="0"/>
+            <wp:positionH relativeFrom="margin">
+              <wp:align>left</wp:align>
+            </wp:positionH>
+            <wp:positionV relativeFrom="paragraph">
+              <wp:posOffset>105459</wp:posOffset>
+            </wp:positionV>
+            <wp:extent cx="5715294" cy="1035103"/>
+            <wp:effectExtent l="0" t="0" r="0" b="0"/>
+            <wp:wrapTopAndBottom/>
+            <wp:docPr id="1869701113" name="Picture 1"/>
+            <wp:cNvGraphicFramePr>
+              <a:graphicFrameLocks xmlns:a="http://schemas.openxmlformats.org/drawingml/2006/main" noChangeAspect="1"/>
+            </wp:cNvGraphicFramePr>
+            <a:graphic xmlns:a="http://schemas.openxmlformats.org/drawingml/2006/main">
+              <a:graphicData uri="http://schemas.openxmlformats.org/drawingml/2006/picture">
+                <pic:pic xmlns:pic="http://schemas.openxmlformats.org/drawingml/2006/picture">
+                  <pic:nvPicPr>
+                    <pic:cNvPr id="1869701113" name=""/>
+                    <pic:cNvPicPr/>
+                  </pic:nvPicPr>
+                  <pic:blipFill>
+                    <a:blip r:embed="rId10"/>
+                    <a:stretch>
+                      <a:fillRect/>
+                    </a:stretch>
+                  </pic:blipFill>
+                  <pic:spPr>
+                    <a:xfrm>
+                      <a:off x="0" y="0"/>
+                      <a:ext cx="5715294" cy="1035103"/>
+                    </a:xfrm>
+                    <a:prstGeom prst="rect">
+                      <a:avLst/>
+                    </a:prstGeom>
+                  </pic:spPr>
+                </pic:pic>
+              </a:graphicData>
+            </a:graphic>
+          </wp:anchor>
+        </w:drawing>
       </w:r>
     </w:p>
     <w:p>
@@ -395,7 +498,13 @@
       </w:r>
       <w:proofErr w:type="gramEnd"/>
       <w:r>
-        <w:t xml:space="preserve"> after copying over the folder into the test folder task_1_3_challenge.py was working. </w:t>
+        <w:t xml:space="preserve"> after copying over the folder into the test folder task_1_</w:t>
+      </w:r>
+      <w:r>
+        <w:t>4</w:t>
+      </w:r>
+      <w:r>
+        <w:t xml:space="preserve">_challenge.py was working. </w:t>
       </w:r>
     </w:p>
     <w:p>
@@ -448,7 +557,7 @@
                     <pic:cNvPicPr/>
                   </pic:nvPicPr>
                   <pic:blipFill>
-                    <a:blip r:embed="rId9"/>
+                    <a:blip r:embed="rId11"/>
                     <a:stretch>
                       <a:fillRect/>
                     </a:stretch>
@@ -525,7 +634,7 @@
                     <pic:cNvPicPr/>
                   </pic:nvPicPr>
                   <pic:blipFill>
-                    <a:blip r:embed="rId10"/>
+                    <a:blip r:embed="rId12"/>
                     <a:stretch>
                       <a:fillRect/>
                     </a:stretch>
@@ -591,7 +700,7 @@
                     <pic:cNvPicPr/>
                   </pic:nvPicPr>
                   <pic:blipFill>
-                    <a:blip r:embed="rId11"/>
+                    <a:blip r:embed="rId13"/>
                     <a:stretch>
                       <a:fillRect/>
                     </a:stretch>
@@ -645,7 +754,7 @@
         </w:rPr>
         <w:lastRenderedPageBreak/>
         <w:drawing>
-          <wp:anchor distT="0" distB="0" distL="114300" distR="114300" simplePos="0" relativeHeight="251673600" behindDoc="0" locked="0" layoutInCell="1" allowOverlap="1" wp14:anchorId="0381FC66" wp14:editId="63CE8DB3">
+          <wp:anchor distT="0" distB="0" distL="114300" distR="114300" simplePos="0" relativeHeight="251673600" behindDoc="0" locked="0" layoutInCell="1" allowOverlap="1" wp14:anchorId="0381FC66" wp14:editId="46319C1B">
             <wp:simplePos x="0" y="0"/>
             <wp:positionH relativeFrom="margin">
               <wp:posOffset>425302</wp:posOffset>
@@ -674,7 +783,7 @@
                     <pic:cNvPicPr/>
                   </pic:nvPicPr>
                   <pic:blipFill>
-                    <a:blip r:embed="rId12"/>
+                    <a:blip r:embed="rId14"/>
                     <a:stretch>
                       <a:fillRect/>
                     </a:stretch>
@@ -753,7 +862,7 @@
           <w:noProof/>
         </w:rPr>
         <w:drawing>
-          <wp:anchor distT="0" distB="0" distL="114300" distR="114300" simplePos="0" relativeHeight="251675648" behindDoc="0" locked="0" layoutInCell="1" allowOverlap="1" wp14:anchorId="31F91A92" wp14:editId="1B3BF139">
+          <wp:anchor distT="0" distB="0" distL="114300" distR="114300" simplePos="0" relativeHeight="251675648" behindDoc="0" locked="0" layoutInCell="1" allowOverlap="1" wp14:anchorId="31F91A92" wp14:editId="0CC4F3AF">
             <wp:simplePos x="0" y="0"/>
             <wp:positionH relativeFrom="margin">
               <wp:posOffset>597032</wp:posOffset>
@@ -782,7 +891,7 @@
                     <pic:cNvPicPr/>
                   </pic:nvPicPr>
                   <pic:blipFill>
-                    <a:blip r:embed="rId13"/>
+                    <a:blip r:embed="rId15"/>
                     <a:stretch>
                       <a:fillRect/>
                     </a:stretch>
@@ -872,9 +981,530 @@
         <w:pStyle w:val="Heading2"/>
       </w:pPr>
       <w:r>
+        <w:lastRenderedPageBreak/>
         <w:t>Task 2.2</w:t>
       </w:r>
     </w:p>
+    <w:p>
+      <w:r>
+        <w:drawing>
+          <wp:anchor distT="0" distB="0" distL="114300" distR="114300" simplePos="0" relativeHeight="251685888" behindDoc="0" locked="0" layoutInCell="1" allowOverlap="1" wp14:anchorId="47D031AC" wp14:editId="45D49895">
+            <wp:simplePos x="0" y="0"/>
+            <wp:positionH relativeFrom="column">
+              <wp:posOffset>337234</wp:posOffset>
+            </wp:positionH>
+            <wp:positionV relativeFrom="paragraph">
+              <wp:posOffset>732839</wp:posOffset>
+            </wp:positionV>
+            <wp:extent cx="3987800" cy="2351405"/>
+            <wp:effectExtent l="0" t="0" r="0" b="0"/>
+            <wp:wrapTopAndBottom/>
+            <wp:docPr id="908390864" name="Picture 1"/>
+            <wp:cNvGraphicFramePr>
+              <a:graphicFrameLocks xmlns:a="http://schemas.openxmlformats.org/drawingml/2006/main" noChangeAspect="1"/>
+            </wp:cNvGraphicFramePr>
+            <a:graphic xmlns:a="http://schemas.openxmlformats.org/drawingml/2006/main">
+              <a:graphicData uri="http://schemas.openxmlformats.org/drawingml/2006/picture">
+                <pic:pic xmlns:pic="http://schemas.openxmlformats.org/drawingml/2006/picture">
+                  <pic:nvPicPr>
+                    <pic:cNvPr id="908390864" name=""/>
+                    <pic:cNvPicPr/>
+                  </pic:nvPicPr>
+                  <pic:blipFill>
+                    <a:blip r:embed="rId16"/>
+                    <a:stretch>
+                      <a:fillRect/>
+                    </a:stretch>
+                  </pic:blipFill>
+                  <pic:spPr>
+                    <a:xfrm>
+                      <a:off x="0" y="0"/>
+                      <a:ext cx="3987800" cy="2351405"/>
+                    </a:xfrm>
+                    <a:prstGeom prst="rect">
+                      <a:avLst/>
+                    </a:prstGeom>
+                  </pic:spPr>
+                </pic:pic>
+              </a:graphicData>
+            </a:graphic>
+            <wp14:sizeRelH relativeFrom="margin">
+              <wp14:pctWidth>0</wp14:pctWidth>
+            </wp14:sizeRelH>
+            <wp14:sizeRelV relativeFrom="margin">
+              <wp14:pctHeight>0</wp14:pctHeight>
+            </wp14:sizeRelV>
+          </wp:anchor>
+        </w:drawing>
+      </w:r>
+      <w:r>
+        <w:t xml:space="preserve">In task 2.2 challenge task, we were asked to create a BTS visualiser allowing us to add new elements, delete, search elements. Order them </w:t>
+      </w:r>
+      <w:r>
+        <w:t xml:space="preserve">by preorder and post ordering. Using the letters or numbers described at the top of the </w:t>
+      </w:r>
+      <w:proofErr w:type="gramStart"/>
+      <w:r>
+        <w:t>pop up</w:t>
+      </w:r>
+      <w:proofErr w:type="gramEnd"/>
+      <w:r>
+        <w:t xml:space="preserve"> window. </w:t>
+      </w:r>
+    </w:p>
+    <w:p/>
+    <w:p>
+      <w:pPr>
+        <w:pStyle w:val="Heading2"/>
+      </w:pPr>
+      <w:r>
+        <w:t xml:space="preserve">Task 2.3 </w:t>
+      </w:r>
+    </w:p>
+    <w:p>
+      <w:r>
+        <w:drawing>
+          <wp:anchor distT="0" distB="0" distL="114300" distR="114300" simplePos="0" relativeHeight="251687936" behindDoc="0" locked="0" layoutInCell="1" allowOverlap="1" wp14:anchorId="1B3B8355" wp14:editId="02055F88">
+            <wp:simplePos x="0" y="0"/>
+            <wp:positionH relativeFrom="margin">
+              <wp:posOffset>1167472</wp:posOffset>
+            </wp:positionH>
+            <wp:positionV relativeFrom="paragraph">
+              <wp:posOffset>593236</wp:posOffset>
+            </wp:positionV>
+            <wp:extent cx="2848610" cy="1894840"/>
+            <wp:effectExtent l="0" t="0" r="8890" b="0"/>
+            <wp:wrapTopAndBottom/>
+            <wp:docPr id="436211720" name="Picture 1"/>
+            <wp:cNvGraphicFramePr>
+              <a:graphicFrameLocks xmlns:a="http://schemas.openxmlformats.org/drawingml/2006/main" noChangeAspect="1"/>
+            </wp:cNvGraphicFramePr>
+            <a:graphic xmlns:a="http://schemas.openxmlformats.org/drawingml/2006/main">
+              <a:graphicData uri="http://schemas.openxmlformats.org/drawingml/2006/picture">
+                <pic:pic xmlns:pic="http://schemas.openxmlformats.org/drawingml/2006/picture">
+                  <pic:nvPicPr>
+                    <pic:cNvPr id="436211720" name=""/>
+                    <pic:cNvPicPr/>
+                  </pic:nvPicPr>
+                  <pic:blipFill>
+                    <a:blip r:embed="rId17"/>
+                    <a:stretch>
+                      <a:fillRect/>
+                    </a:stretch>
+                  </pic:blipFill>
+                  <pic:spPr>
+                    <a:xfrm>
+                      <a:off x="0" y="0"/>
+                      <a:ext cx="2848610" cy="1894840"/>
+                    </a:xfrm>
+                    <a:prstGeom prst="rect">
+                      <a:avLst/>
+                    </a:prstGeom>
+                  </pic:spPr>
+                </pic:pic>
+              </a:graphicData>
+            </a:graphic>
+            <wp14:sizeRelH relativeFrom="margin">
+              <wp14:pctWidth>0</wp14:pctWidth>
+            </wp14:sizeRelH>
+            <wp14:sizeRelV relativeFrom="margin">
+              <wp14:pctHeight>0</wp14:pctHeight>
+            </wp14:sizeRelV>
+          </wp:anchor>
+        </w:drawing>
+      </w:r>
+      <w:r>
+        <w:t xml:space="preserve">This challenge task asked </w:t>
+      </w:r>
+      <w:r>
+        <w:t>us to visualise a sorting algorithm. Using the three sorting methods we previously learnt in class (bubble, selection and merge)</w:t>
+      </w:r>
+      <w:r>
+        <w:t xml:space="preserve">. Once you click on one of those buttons it will sort the bars from smallest to largest using the sorting methods. </w:t>
+      </w:r>
+    </w:p>
+    <w:p>
+      <w:r>
+        <w:drawing>
+          <wp:anchor distT="0" distB="0" distL="114300" distR="114300" simplePos="0" relativeHeight="251689984" behindDoc="0" locked="0" layoutInCell="1" allowOverlap="1" wp14:anchorId="7E526085" wp14:editId="30F0D454">
+            <wp:simplePos x="0" y="0"/>
+            <wp:positionH relativeFrom="margin">
+              <wp:posOffset>1125366</wp:posOffset>
+            </wp:positionH>
+            <wp:positionV relativeFrom="paragraph">
+              <wp:posOffset>2402156</wp:posOffset>
+            </wp:positionV>
+            <wp:extent cx="2714625" cy="1788795"/>
+            <wp:effectExtent l="0" t="0" r="9525" b="1905"/>
+            <wp:wrapTopAndBottom/>
+            <wp:docPr id="1215360093" name="Picture 1"/>
+            <wp:cNvGraphicFramePr>
+              <a:graphicFrameLocks xmlns:a="http://schemas.openxmlformats.org/drawingml/2006/main" noChangeAspect="1"/>
+            </wp:cNvGraphicFramePr>
+            <a:graphic xmlns:a="http://schemas.openxmlformats.org/drawingml/2006/main">
+              <a:graphicData uri="http://schemas.openxmlformats.org/drawingml/2006/picture">
+                <pic:pic xmlns:pic="http://schemas.openxmlformats.org/drawingml/2006/picture">
+                  <pic:nvPicPr>
+                    <pic:cNvPr id="1215360093" name=""/>
+                    <pic:cNvPicPr/>
+                  </pic:nvPicPr>
+                  <pic:blipFill>
+                    <a:blip r:embed="rId18"/>
+                    <a:stretch>
+                      <a:fillRect/>
+                    </a:stretch>
+                  </pic:blipFill>
+                  <pic:spPr>
+                    <a:xfrm>
+                      <a:off x="0" y="0"/>
+                      <a:ext cx="2714625" cy="1788795"/>
+                    </a:xfrm>
+                    <a:prstGeom prst="rect">
+                      <a:avLst/>
+                    </a:prstGeom>
+                  </pic:spPr>
+                </pic:pic>
+              </a:graphicData>
+            </a:graphic>
+            <wp14:sizeRelH relativeFrom="margin">
+              <wp14:pctWidth>0</wp14:pctWidth>
+            </wp14:sizeRelH>
+            <wp14:sizeRelV relativeFrom="margin">
+              <wp14:pctHeight>0</wp14:pctHeight>
+            </wp14:sizeRelV>
+          </wp:anchor>
+        </w:drawing>
+      </w:r>
+      <w:r>
+        <w:t xml:space="preserve">Once completed you can click on the reset button to reset the bars to the randomised order as before. </w:t>
+      </w:r>
+      <w:r>
+        <w:br/>
+      </w:r>
+    </w:p>
+    <w:p>
+      <w:pPr>
+        <w:pStyle w:val="Heading2"/>
+      </w:pPr>
+      <w:r>
+        <w:lastRenderedPageBreak/>
+        <w:t xml:space="preserve">Task 3.1 </w:t>
+      </w:r>
+    </w:p>
+    <w:p>
+      <w:r>
+        <w:drawing>
+          <wp:anchor distT="0" distB="0" distL="114300" distR="114300" simplePos="0" relativeHeight="251692032" behindDoc="0" locked="0" layoutInCell="1" allowOverlap="1" wp14:anchorId="2A99DEAF" wp14:editId="3F6B811C">
+            <wp:simplePos x="0" y="0"/>
+            <wp:positionH relativeFrom="margin">
+              <wp:posOffset>499306</wp:posOffset>
+            </wp:positionH>
+            <wp:positionV relativeFrom="paragraph">
+              <wp:posOffset>777778</wp:posOffset>
+            </wp:positionV>
+            <wp:extent cx="4458970" cy="2928620"/>
+            <wp:effectExtent l="0" t="0" r="0" b="5080"/>
+            <wp:wrapTopAndBottom/>
+            <wp:docPr id="159700860" name="Picture 1"/>
+            <wp:cNvGraphicFramePr>
+              <a:graphicFrameLocks xmlns:a="http://schemas.openxmlformats.org/drawingml/2006/main" noChangeAspect="1"/>
+            </wp:cNvGraphicFramePr>
+            <a:graphic xmlns:a="http://schemas.openxmlformats.org/drawingml/2006/main">
+              <a:graphicData uri="http://schemas.openxmlformats.org/drawingml/2006/picture">
+                <pic:pic xmlns:pic="http://schemas.openxmlformats.org/drawingml/2006/picture">
+                  <pic:nvPicPr>
+                    <pic:cNvPr id="159700860" name=""/>
+                    <pic:cNvPicPr/>
+                  </pic:nvPicPr>
+                  <pic:blipFill>
+                    <a:blip r:embed="rId19"/>
+                    <a:stretch>
+                      <a:fillRect/>
+                    </a:stretch>
+                  </pic:blipFill>
+                  <pic:spPr>
+                    <a:xfrm>
+                      <a:off x="0" y="0"/>
+                      <a:ext cx="4458970" cy="2928620"/>
+                    </a:xfrm>
+                    <a:prstGeom prst="rect">
+                      <a:avLst/>
+                    </a:prstGeom>
+                  </pic:spPr>
+                </pic:pic>
+              </a:graphicData>
+            </a:graphic>
+            <wp14:sizeRelH relativeFrom="margin">
+              <wp14:pctWidth>0</wp14:pctWidth>
+            </wp14:sizeRelH>
+            <wp14:sizeRelV relativeFrom="margin">
+              <wp14:pctHeight>0</wp14:pctHeight>
+            </wp14:sizeRelV>
+          </wp:anchor>
+        </w:drawing>
+      </w:r>
+      <w:r>
+        <w:t xml:space="preserve">This challenge task was to </w:t>
+      </w:r>
+      <w:r>
+        <w:t>Visualise</w:t>
+      </w:r>
+      <w:r>
+        <w:t xml:space="preserve"> the DFS and BFS searching methods. The current </w:t>
+      </w:r>
+      <w:r>
+        <w:t xml:space="preserve">file does I </w:t>
+      </w:r>
+      <w:proofErr w:type="gramStart"/>
+      <w:r>
+        <w:t>the both</w:t>
+      </w:r>
+      <w:proofErr w:type="gramEnd"/>
+      <w:r>
+        <w:t xml:space="preserve"> searches one after the other, however in our final DSA explore we have implemented buttons to either do the DFS or the BFS. </w:t>
+      </w:r>
+      <w:r>
+        <w:br/>
+      </w:r>
+      <w:r>
+        <w:br/>
+      </w:r>
+    </w:p>
+    <w:p>
+      <w:pPr>
+        <w:pStyle w:val="Heading2"/>
+      </w:pPr>
+      <w:r>
+        <w:t xml:space="preserve">Task 3.2 </w:t>
+      </w:r>
+    </w:p>
+    <w:p>
+      <w:r>
+        <w:drawing>
+          <wp:anchor distT="0" distB="0" distL="114300" distR="114300" simplePos="0" relativeHeight="251694080" behindDoc="0" locked="0" layoutInCell="1" allowOverlap="1" wp14:anchorId="0093B98F" wp14:editId="5A26E412">
+            <wp:simplePos x="0" y="0"/>
+            <wp:positionH relativeFrom="margin">
+              <wp:posOffset>63842</wp:posOffset>
+            </wp:positionH>
+            <wp:positionV relativeFrom="paragraph">
+              <wp:posOffset>275493</wp:posOffset>
+            </wp:positionV>
+            <wp:extent cx="4852035" cy="3337560"/>
+            <wp:effectExtent l="0" t="0" r="5715" b="0"/>
+            <wp:wrapTopAndBottom/>
+            <wp:docPr id="1418012100" name="Picture 1"/>
+            <wp:cNvGraphicFramePr>
+              <a:graphicFrameLocks xmlns:a="http://schemas.openxmlformats.org/drawingml/2006/main" noChangeAspect="1"/>
+            </wp:cNvGraphicFramePr>
+            <a:graphic xmlns:a="http://schemas.openxmlformats.org/drawingml/2006/main">
+              <a:graphicData uri="http://schemas.openxmlformats.org/drawingml/2006/picture">
+                <pic:pic xmlns:pic="http://schemas.openxmlformats.org/drawingml/2006/picture">
+                  <pic:nvPicPr>
+                    <pic:cNvPr id="1418012100" name=""/>
+                    <pic:cNvPicPr/>
+                  </pic:nvPicPr>
+                  <pic:blipFill>
+                    <a:blip r:embed="rId20"/>
+                    <a:stretch>
+                      <a:fillRect/>
+                    </a:stretch>
+                  </pic:blipFill>
+                  <pic:spPr>
+                    <a:xfrm>
+                      <a:off x="0" y="0"/>
+                      <a:ext cx="4852035" cy="3337560"/>
+                    </a:xfrm>
+                    <a:prstGeom prst="rect">
+                      <a:avLst/>
+                    </a:prstGeom>
+                  </pic:spPr>
+                </pic:pic>
+              </a:graphicData>
+            </a:graphic>
+            <wp14:sizeRelH relativeFrom="margin">
+              <wp14:pctWidth>0</wp14:pctWidth>
+            </wp14:sizeRelH>
+            <wp14:sizeRelV relativeFrom="margin">
+              <wp14:pctHeight>0</wp14:pctHeight>
+            </wp14:sizeRelV>
+          </wp:anchor>
+        </w:drawing>
+      </w:r>
+      <w:r>
+        <w:t xml:space="preserve">This task was a queue simulator </w:t>
+      </w:r>
+    </w:p>
+    <w:p>
+      <w:pPr>
+        <w:tabs>
+          <w:tab w:val="left" w:pos="1772"/>
+        </w:tabs>
+      </w:pPr>
+      <w:r>
+        <w:tab/>
+      </w:r>
+    </w:p>
+    <w:p>
+      <w:pPr>
+        <w:tabs>
+          <w:tab w:val="left" w:pos="1772"/>
+        </w:tabs>
+      </w:pPr>
+    </w:p>
+    <w:p>
+      <w:pPr>
+        <w:pStyle w:val="Heading2"/>
+      </w:pPr>
+      <w:r>
+        <w:lastRenderedPageBreak/>
+        <w:t xml:space="preserve">Task 3.3 </w:t>
+      </w:r>
+    </w:p>
+    <w:p>
+      <w:r>
+        <w:drawing>
+          <wp:anchor distT="0" distB="0" distL="114300" distR="114300" simplePos="0" relativeHeight="251696128" behindDoc="0" locked="0" layoutInCell="1" allowOverlap="1" wp14:anchorId="3CF79E59" wp14:editId="24BD5CF2">
+            <wp:simplePos x="0" y="0"/>
+            <wp:positionH relativeFrom="margin">
+              <wp:posOffset>372794</wp:posOffset>
+            </wp:positionH>
+            <wp:positionV relativeFrom="paragraph">
+              <wp:posOffset>516744</wp:posOffset>
+            </wp:positionV>
+            <wp:extent cx="4641850" cy="3353435"/>
+            <wp:effectExtent l="0" t="0" r="6350" b="0"/>
+            <wp:wrapTopAndBottom/>
+            <wp:docPr id="67796682" name="Picture 1"/>
+            <wp:cNvGraphicFramePr>
+              <a:graphicFrameLocks xmlns:a="http://schemas.openxmlformats.org/drawingml/2006/main" noChangeAspect="1"/>
+            </wp:cNvGraphicFramePr>
+            <a:graphic xmlns:a="http://schemas.openxmlformats.org/drawingml/2006/main">
+              <a:graphicData uri="http://schemas.openxmlformats.org/drawingml/2006/picture">
+                <pic:pic xmlns:pic="http://schemas.openxmlformats.org/drawingml/2006/picture">
+                  <pic:nvPicPr>
+                    <pic:cNvPr id="67796682" name=""/>
+                    <pic:cNvPicPr/>
+                  </pic:nvPicPr>
+                  <pic:blipFill>
+                    <a:blip r:embed="rId21"/>
+                    <a:stretch>
+                      <a:fillRect/>
+                    </a:stretch>
+                  </pic:blipFill>
+                  <pic:spPr>
+                    <a:xfrm>
+                      <a:off x="0" y="0"/>
+                      <a:ext cx="4641850" cy="3353435"/>
+                    </a:xfrm>
+                    <a:prstGeom prst="rect">
+                      <a:avLst/>
+                    </a:prstGeom>
+                  </pic:spPr>
+                </pic:pic>
+              </a:graphicData>
+            </a:graphic>
+            <wp14:sizeRelH relativeFrom="margin">
+              <wp14:pctWidth>0</wp14:pctWidth>
+            </wp14:sizeRelH>
+            <wp14:sizeRelV relativeFrom="margin">
+              <wp14:pctHeight>0</wp14:pctHeight>
+            </wp14:sizeRelV>
+          </wp:anchor>
+        </w:drawing>
+      </w:r>
+      <w:r>
+        <w:t xml:space="preserve">This task is broken up into two games one is called the </w:t>
+      </w:r>
+      <w:r>
+        <w:t xml:space="preserve">Grid path </w:t>
+      </w:r>
+      <w:proofErr w:type="gramStart"/>
+      <w:r>
+        <w:t>game</w:t>
+      </w:r>
+      <w:proofErr w:type="gramEnd"/>
+      <w:r>
+        <w:t xml:space="preserve"> and the other one is called the coin flip game. </w:t>
+      </w:r>
+    </w:p>
+    <w:p>
+      <w:pPr>
+        <w:tabs>
+          <w:tab w:val="left" w:pos="1218"/>
+        </w:tabs>
+      </w:pPr>
+      <w:r>
+        <w:drawing>
+          <wp:anchor distT="0" distB="0" distL="114300" distR="114300" simplePos="0" relativeHeight="251698176" behindDoc="0" locked="0" layoutInCell="1" allowOverlap="1" wp14:anchorId="18030341" wp14:editId="4F24849A">
+            <wp:simplePos x="0" y="0"/>
+            <wp:positionH relativeFrom="margin">
+              <wp:align>center</wp:align>
+            </wp:positionH>
+            <wp:positionV relativeFrom="paragraph">
+              <wp:posOffset>3795834</wp:posOffset>
+            </wp:positionV>
+            <wp:extent cx="4592955" cy="3324225"/>
+            <wp:effectExtent l="0" t="0" r="0" b="9525"/>
+            <wp:wrapTopAndBottom/>
+            <wp:docPr id="157016848" name="Picture 1"/>
+            <wp:cNvGraphicFramePr>
+              <a:graphicFrameLocks xmlns:a="http://schemas.openxmlformats.org/drawingml/2006/main" noChangeAspect="1"/>
+            </wp:cNvGraphicFramePr>
+            <a:graphic xmlns:a="http://schemas.openxmlformats.org/drawingml/2006/main">
+              <a:graphicData uri="http://schemas.openxmlformats.org/drawingml/2006/picture">
+                <pic:pic xmlns:pic="http://schemas.openxmlformats.org/drawingml/2006/picture">
+                  <pic:nvPicPr>
+                    <pic:cNvPr id="157016848" name=""/>
+                    <pic:cNvPicPr/>
+                  </pic:nvPicPr>
+                  <pic:blipFill>
+                    <a:blip r:embed="rId22"/>
+                    <a:stretch>
+                      <a:fillRect/>
+                    </a:stretch>
+                  </pic:blipFill>
+                  <pic:spPr>
+                    <a:xfrm>
+                      <a:off x="0" y="0"/>
+                      <a:ext cx="4592955" cy="3324225"/>
+                    </a:xfrm>
+                    <a:prstGeom prst="rect">
+                      <a:avLst/>
+                    </a:prstGeom>
+                  </pic:spPr>
+                </pic:pic>
+              </a:graphicData>
+            </a:graphic>
+            <wp14:sizeRelH relativeFrom="margin">
+              <wp14:pctWidth>0</wp14:pctWidth>
+            </wp14:sizeRelH>
+            <wp14:sizeRelV relativeFrom="margin">
+              <wp14:pctHeight>0</wp14:pctHeight>
+            </wp14:sizeRelV>
+          </wp:anchor>
+        </w:drawing>
+      </w:r>
+      <w:r>
+        <w:tab/>
+      </w:r>
+    </w:p>
+    <w:p>
+      <w:pPr>
+        <w:tabs>
+          <w:tab w:val="left" w:pos="1218"/>
+        </w:tabs>
+      </w:pPr>
+    </w:p>
+    <w:p/>
+    <w:p/>
+    <w:p/>
+    <w:p/>
+    <w:p/>
+    <w:p/>
+    <w:p/>
+    <w:p/>
+    <w:p/>
+    <w:p/>
     <w:p/>
     <w:sectPr>
       <w:pgSz w:w="11906" w:h="16838"/>

--- a/Report.docx
+++ b/Report.docx
@@ -12,6 +12,9 @@
     </w:p>
     <w:p>
       <w:r>
+        <w:rPr>
+          <w:noProof/>
+        </w:rPr>
         <w:drawing>
           <wp:anchor distT="0" distB="0" distL="114300" distR="114300" simplePos="0" relativeHeight="251677696" behindDoc="0" locked="0" layoutInCell="1" allowOverlap="1" wp14:anchorId="14A4076E" wp14:editId="10859BA5">
             <wp:simplePos x="0" y="0"/>
@@ -60,23 +63,7 @@
         <w:t>The team broke down the steps for this assignment</w:t>
       </w:r>
       <w:r>
-        <w:t xml:space="preserve">. </w:t>
-      </w:r>
-      <w:proofErr w:type="gramStart"/>
-      <w:r>
-        <w:t>First</w:t>
-      </w:r>
-      <w:proofErr w:type="gramEnd"/>
-      <w:r>
-        <w:t xml:space="preserve"> we are to complete all the tutorial tasks. Then going through the </w:t>
-      </w:r>
-      <w:proofErr w:type="gramStart"/>
-      <w:r>
-        <w:t>assignment</w:t>
-      </w:r>
-      <w:proofErr w:type="gramEnd"/>
-      <w:r>
-        <w:t xml:space="preserve"> we then broke down which </w:t>
+        <w:t xml:space="preserve">. First we are to complete all the tutorial tasks. Then going through the assignment we then broke down which </w:t>
       </w:r>
       <w:r>
         <w:t>assessed task was to be assigned for the different components in the D</w:t>
@@ -157,6 +144,9 @@
       <w:r>
         <w:t xml:space="preserve"> 1.1 </w:t>
       </w:r>
+      <w:r>
+        <w:t>Challenge</w:t>
+      </w:r>
     </w:p>
     <w:p/>
     <w:p/>
@@ -167,6 +157,9 @@
       </w:pPr>
       <w:r>
         <w:t xml:space="preserve">Task 1.2  </w:t>
+      </w:r>
+      <w:r>
+        <w:t>Challenge</w:t>
       </w:r>
     </w:p>
     <w:p>
@@ -319,9 +312,20 @@
       <w:pPr>
         <w:pStyle w:val="Heading2"/>
       </w:pPr>
+    </w:p>
+    <w:p>
+      <w:pPr>
+        <w:pStyle w:val="Heading2"/>
+      </w:pPr>
       <w:r>
         <w:t>Task 1.3</w:t>
       </w:r>
+      <w:r>
+        <w:t xml:space="preserve"> </w:t>
+      </w:r>
+      <w:r>
+        <w:t>Challenge</w:t>
+      </w:r>
     </w:p>
     <w:p>
       <w:r>
@@ -337,6 +341,9 @@
         <w:t xml:space="preserve">is using the stacking algorithm. By only adding and taking away elements from the top, so following the last in first </w:t>
       </w:r>
       <w:r>
+        <w:rPr>
+          <w:noProof/>
+        </w:rPr>
         <w:lastRenderedPageBreak/>
         <w:drawing>
           <wp:anchor distT="0" distB="0" distL="114300" distR="114300" simplePos="0" relativeHeight="251681792" behindDoc="0" locked="0" layoutInCell="1" allowOverlap="1" wp14:anchorId="5AFE2D49" wp14:editId="1AB12B0C">
@@ -402,9 +409,18 @@
       <w:r>
         <w:t>4</w:t>
       </w:r>
-    </w:p>
-    <w:p>
-      <w:r>
+      <w:r>
+        <w:t xml:space="preserve"> </w:t>
+      </w:r>
+      <w:r>
+        <w:t>Challenge</w:t>
+      </w:r>
+    </w:p>
+    <w:p>
+      <w:r>
+        <w:rPr>
+          <w:noProof/>
+        </w:rPr>
         <w:drawing>
           <wp:anchor distT="0" distB="0" distL="114300" distR="114300" simplePos="0" relativeHeight="251683840" behindDoc="0" locked="0" layoutInCell="1" allowOverlap="1" wp14:anchorId="24D33B6B" wp14:editId="78774323">
             <wp:simplePos x="0" y="0"/>
@@ -470,15 +486,7 @@
         <w:t>One error I came acro</w:t>
       </w:r>
       <w:r>
-        <w:t xml:space="preserve">ss during this assignment when it came to the week 10 </w:t>
-      </w:r>
-      <w:proofErr w:type="gramStart"/>
-      <w:r>
-        <w:t>tasks</w:t>
-      </w:r>
-      <w:proofErr w:type="gramEnd"/>
-      <w:r>
-        <w:t xml:space="preserve"> </w:t>
+        <w:t xml:space="preserve">ss during this assignment when it came to the week 10 tasks </w:t>
       </w:r>
       <w:r>
         <w:t>I was unable to compete the week 10 task</w:t>
@@ -490,15 +498,7 @@
         <w:t>. The error that originally showed up was that the code couldn’t find the modules folder</w:t>
       </w:r>
       <w:r>
-        <w:t xml:space="preserve"> which had most of the sorting modules stored there. </w:t>
-      </w:r>
-      <w:proofErr w:type="gramStart"/>
-      <w:r>
-        <w:t>However</w:t>
-      </w:r>
-      <w:proofErr w:type="gramEnd"/>
-      <w:r>
-        <w:t xml:space="preserve"> after copying over the folder into the test folder task_1_</w:t>
+        <w:t xml:space="preserve"> which had most of the sorting modules stored there. However after copying over the folder into the test folder task_1_</w:t>
       </w:r>
       <w:r>
         <w:t>4</w:t>
@@ -519,7 +519,10 @@
         <w:t>Task 2.1</w:t>
       </w:r>
       <w:r>
-        <w:tab/>
+        <w:t xml:space="preserve"> </w:t>
+      </w:r>
+      <w:r>
+        <w:t>Challenge</w:t>
       </w:r>
     </w:p>
     <w:p>
@@ -584,15 +587,7 @@
         </w:drawing>
       </w:r>
       <w:r>
-        <w:t xml:space="preserve">When you click </w:t>
-      </w:r>
-      <w:proofErr w:type="gramStart"/>
-      <w:r>
-        <w:t>A</w:t>
-      </w:r>
-      <w:proofErr w:type="gramEnd"/>
-      <w:r>
-        <w:t xml:space="preserve"> you can append something to the queue</w:t>
+        <w:t>When you click A you can append something to the queue</w:t>
       </w:r>
       <w:r>
         <w:t xml:space="preserve">. It will first ask you to enter a value </w:t>
@@ -727,15 +722,7 @@
         </w:drawing>
       </w:r>
       <w:r>
-        <w:t xml:space="preserve">A couple other numbers were </w:t>
-      </w:r>
-      <w:proofErr w:type="gramStart"/>
-      <w:r>
-        <w:t>add</w:t>
-      </w:r>
-      <w:proofErr w:type="gramEnd"/>
-      <w:r>
-        <w:t xml:space="preserve"> to the queue </w:t>
+        <w:t xml:space="preserve">A couple other numbers were add to the queue </w:t>
       </w:r>
       <w:r>
         <w:t xml:space="preserve">from the back. Keeping the first element entered at the first index. </w:t>
@@ -944,15 +931,7 @@
         <w:t xml:space="preserve"> you </w:t>
       </w:r>
       <w:r>
-        <w:t xml:space="preserve">click </w:t>
-      </w:r>
-      <w:proofErr w:type="gramStart"/>
-      <w:r>
-        <w:t>I</w:t>
-      </w:r>
-      <w:proofErr w:type="gramEnd"/>
-      <w:r>
-        <w:t xml:space="preserve"> </w:t>
+        <w:t xml:space="preserve">click I </w:t>
       </w:r>
       <w:r>
         <w:t xml:space="preserve">it </w:t>
@@ -984,9 +963,18 @@
         <w:lastRenderedPageBreak/>
         <w:t>Task 2.2</w:t>
       </w:r>
-    </w:p>
-    <w:p>
-      <w:r>
+      <w:r>
+        <w:t xml:space="preserve"> </w:t>
+      </w:r>
+      <w:r>
+        <w:t>Challenge</w:t>
+      </w:r>
+    </w:p>
+    <w:p>
+      <w:r>
+        <w:rPr>
+          <w:noProof/>
+        </w:rPr>
         <w:drawing>
           <wp:anchor distT="0" distB="0" distL="114300" distR="114300" simplePos="0" relativeHeight="251685888" behindDoc="0" locked="0" layoutInCell="1" allowOverlap="1" wp14:anchorId="47D031AC" wp14:editId="45D49895">
             <wp:simplePos x="0" y="0"/>
@@ -1041,15 +1029,7 @@
         <w:t xml:space="preserve">In task 2.2 challenge task, we were asked to create a BTS visualiser allowing us to add new elements, delete, search elements. Order them </w:t>
       </w:r>
       <w:r>
-        <w:t xml:space="preserve">by preorder and post ordering. Using the letters or numbers described at the top of the </w:t>
-      </w:r>
-      <w:proofErr w:type="gramStart"/>
-      <w:r>
-        <w:t>pop up</w:t>
-      </w:r>
-      <w:proofErr w:type="gramEnd"/>
-      <w:r>
-        <w:t xml:space="preserve"> window. </w:t>
+        <w:t xml:space="preserve">by preorder and post ordering. Using the letters or numbers described at the top of the pop up window. </w:t>
       </w:r>
     </w:p>
     <w:p/>
@@ -1060,9 +1040,15 @@
       <w:r>
         <w:t xml:space="preserve">Task 2.3 </w:t>
       </w:r>
-    </w:p>
-    <w:p>
-      <w:r>
+      <w:r>
+        <w:t>Challenge</w:t>
+      </w:r>
+    </w:p>
+    <w:p>
+      <w:r>
+        <w:rPr>
+          <w:noProof/>
+        </w:rPr>
         <w:drawing>
           <wp:anchor distT="0" distB="0" distL="114300" distR="114300" simplePos="0" relativeHeight="251687936" behindDoc="0" locked="0" layoutInCell="1" allowOverlap="1" wp14:anchorId="1B3B8355" wp14:editId="02055F88">
             <wp:simplePos x="0" y="0"/>
@@ -1125,6 +1111,9 @@
     </w:p>
     <w:p>
       <w:r>
+        <w:rPr>
+          <w:noProof/>
+        </w:rPr>
         <w:drawing>
           <wp:anchor distT="0" distB="0" distL="114300" distR="114300" simplePos="0" relativeHeight="251689984" behindDoc="0" locked="0" layoutInCell="1" allowOverlap="1" wp14:anchorId="7E526085" wp14:editId="30F0D454">
             <wp:simplePos x="0" y="0"/>
@@ -1190,9 +1179,18 @@
         <w:lastRenderedPageBreak/>
         <w:t xml:space="preserve">Task 3.1 </w:t>
       </w:r>
-    </w:p>
-    <w:p>
-      <w:r>
+      <w:r>
+        <w:t xml:space="preserve"> </w:t>
+      </w:r>
+      <w:r>
+        <w:t>Challenge</w:t>
+      </w:r>
+    </w:p>
+    <w:p>
+      <w:r>
+        <w:rPr>
+          <w:noProof/>
+        </w:rPr>
         <w:drawing>
           <wp:anchor distT="0" distB="0" distL="114300" distR="114300" simplePos="0" relativeHeight="251692032" behindDoc="0" locked="0" layoutInCell="1" allowOverlap="1" wp14:anchorId="2A99DEAF" wp14:editId="3F6B811C">
             <wp:simplePos x="0" y="0"/>
@@ -1253,15 +1251,7 @@
         <w:t xml:space="preserve"> the DFS and BFS searching methods. The current </w:t>
       </w:r>
       <w:r>
-        <w:t xml:space="preserve">file does I </w:t>
-      </w:r>
-      <w:proofErr w:type="gramStart"/>
-      <w:r>
-        <w:t>the both</w:t>
-      </w:r>
-      <w:proofErr w:type="gramEnd"/>
-      <w:r>
-        <w:t xml:space="preserve"> searches one after the other, however in our final DSA explore we have implemented buttons to either do the DFS or the BFS. </w:t>
+        <w:t xml:space="preserve">file does I the both searches one after the other, however in our final DSA explore we have implemented buttons to either do the DFS or the BFS. </w:t>
       </w:r>
       <w:r>
         <w:br/>
@@ -1277,9 +1267,15 @@
       <w:r>
         <w:t xml:space="preserve">Task 3.2 </w:t>
       </w:r>
-    </w:p>
-    <w:p>
-      <w:r>
+      <w:r>
+        <w:t>Challenge</w:t>
+      </w:r>
+    </w:p>
+    <w:p>
+      <w:r>
+        <w:rPr>
+          <w:noProof/>
+        </w:rPr>
         <w:drawing>
           <wp:anchor distT="0" distB="0" distL="114300" distR="114300" simplePos="0" relativeHeight="251694080" behindDoc="0" locked="0" layoutInCell="1" allowOverlap="1" wp14:anchorId="0093B98F" wp14:editId="5A26E412">
             <wp:simplePos x="0" y="0"/>
@@ -1359,9 +1355,15 @@
         <w:lastRenderedPageBreak/>
         <w:t xml:space="preserve">Task 3.3 </w:t>
       </w:r>
-    </w:p>
-    <w:p>
-      <w:r>
+      <w:r>
+        <w:t>Challenge</w:t>
+      </w:r>
+    </w:p>
+    <w:p>
+      <w:r>
+        <w:rPr>
+          <w:noProof/>
+        </w:rPr>
         <w:drawing>
           <wp:anchor distT="0" distB="0" distL="114300" distR="114300" simplePos="0" relativeHeight="251696128" behindDoc="0" locked="0" layoutInCell="1" allowOverlap="1" wp14:anchorId="3CF79E59" wp14:editId="24BD5CF2">
             <wp:simplePos x="0" y="0"/>
@@ -1416,15 +1418,7 @@
         <w:t xml:space="preserve">This task is broken up into two games one is called the </w:t>
       </w:r>
       <w:r>
-        <w:t xml:space="preserve">Grid path </w:t>
-      </w:r>
-      <w:proofErr w:type="gramStart"/>
-      <w:r>
-        <w:t>game</w:t>
-      </w:r>
-      <w:proofErr w:type="gramEnd"/>
-      <w:r>
-        <w:t xml:space="preserve"> and the other one is called the coin flip game. </w:t>
+        <w:t xml:space="preserve">Grid path game and the other one is called the coin flip game. </w:t>
       </w:r>
     </w:p>
     <w:p>
@@ -1434,6 +1428,9 @@
         </w:tabs>
       </w:pPr>
       <w:r>
+        <w:rPr>
+          <w:noProof/>
+        </w:rPr>
         <w:drawing>
           <wp:anchor distT="0" distB="0" distL="114300" distR="114300" simplePos="0" relativeHeight="251698176" behindDoc="0" locked="0" layoutInCell="1" allowOverlap="1" wp14:anchorId="18030341" wp14:editId="4F24849A">
             <wp:simplePos x="0" y="0"/>

--- a/Report.docx
+++ b/Report.docx
@@ -27,7 +27,13 @@
             <wp:extent cx="5524500" cy="3873500"/>
             <wp:effectExtent l="0" t="0" r="0" b="0"/>
             <wp:wrapTopAndBottom/>
-            <wp:docPr id="937523147" name="Picture 1"/>
+            <wp:docPr id="937523147" name="Picture 1">
+              <a:extLst xmlns:a="http://schemas.openxmlformats.org/drawingml/2006/main">
+                <a:ext uri="{FF2B5EF4-FFF2-40B4-BE49-F238E27FC236}">
+                  <a16:creationId xmlns:a16="http://schemas.microsoft.com/office/drawing/2014/main" id="{92A80016-F116-4488-9D45-0064B99681DD}"/>
+                </a:ext>
+              </a:extLst>
+            </wp:docPr>
             <wp:cNvGraphicFramePr>
               <a:graphicFrameLocks xmlns:a="http://schemas.openxmlformats.org/drawingml/2006/main" noChangeAspect="1"/>
             </wp:cNvGraphicFramePr>
@@ -103,7 +109,7 @@
             <wp:docPr id="1883112243" name="Picture 1">
               <a:extLst xmlns:a="http://schemas.openxmlformats.org/drawingml/2006/main">
                 <a:ext uri="{FF2B5EF4-FFF2-40B4-BE49-F238E27FC236}">
-                  <a16:creationId xmlns:a16="http://schemas.microsoft.com/office/drawing/2014/main" id="{D6E75595-5711-46D9-8F90-41F8CC2CEA76}"/>
+                  <a16:creationId xmlns:a16="http://schemas.microsoft.com/office/drawing/2014/main" id="{3329CD0D-92AF-4FF9-943D-D8313E7F4D52}"/>
                 </a:ext>
               </a:extLst>
             </wp:docPr>
@@ -148,6 +154,26 @@
         <w:t>Challenge</w:t>
       </w:r>
     </w:p>
+    <w:p>
+      <w:hyperlink r:id="rId7" w:anchor="L1-L107">
+        <w:r>
+          <w:rPr>
+            <w:rStyle w:val="Hyperlink"/>
+          </w:rPr>
+          <w:t>https://github.com/agneschett/Software-Tech-2-Assessment-2/blob/be7bf85cfc05e0402d6f01b0c62afcfa035781ea/Assessed%20tasks/task_1_1%20challenge.py#L1-L107</w:t>
+        </w:r>
+      </w:hyperlink>
+    </w:p>
+    <w:p/>
+    <w:p/>
+    <w:p>
+      <w:r>
+        <w:t xml:space="preserve">This challenge allows us to </w:t>
+      </w:r>
+      <w:r>
+        <w:t xml:space="preserve">search for numbers in the list and displays </w:t>
+      </w:r>
+    </w:p>
     <w:p/>
     <w:p/>
     <w:p/>
@@ -182,7 +208,7 @@
             <wp:docPr id="912817332" name="Picture 1">
               <a:extLst xmlns:a="http://schemas.openxmlformats.org/drawingml/2006/main">
                 <a:ext uri="{FF2B5EF4-FFF2-40B4-BE49-F238E27FC236}">
-                  <a16:creationId xmlns:a16="http://schemas.microsoft.com/office/drawing/2014/main" id="{3A7F082B-4D25-45AE-BB03-C48A7072EC8D}"/>
+                  <a16:creationId xmlns:a16="http://schemas.microsoft.com/office/drawing/2014/main" id="{FB249112-665E-4263-9DAD-F16B508AFA1B}"/>
                 </a:ext>
               </a:extLst>
             </wp:docPr>
@@ -197,7 +223,7 @@
                     <pic:cNvPicPr/>
                   </pic:nvPicPr>
                   <pic:blipFill>
-                    <a:blip r:embed="rId7"/>
+                    <a:blip r:embed="rId8"/>
                     <a:stretch>
                       <a:fillRect/>
                     </a:stretch>
@@ -257,7 +283,7 @@
             <wp:docPr id="1670022679" name="Picture 1">
               <a:extLst xmlns:a="http://schemas.openxmlformats.org/drawingml/2006/main">
                 <a:ext uri="{FF2B5EF4-FFF2-40B4-BE49-F238E27FC236}">
-                  <a16:creationId xmlns:a16="http://schemas.microsoft.com/office/drawing/2014/main" id="{BEA1CF3F-1539-4864-AB3E-FF48EAC17FE6}"/>
+                  <a16:creationId xmlns:a16="http://schemas.microsoft.com/office/drawing/2014/main" id="{B8B3B4A5-E179-4694-A7D5-7CDB07B61656}"/>
                 </a:ext>
               </a:extLst>
             </wp:docPr>
@@ -272,7 +298,7 @@
                     <pic:cNvPicPr/>
                   </pic:nvPicPr>
                   <pic:blipFill>
-                    <a:blip r:embed="rId8"/>
+                    <a:blip r:embed="rId9"/>
                     <a:stretch>
                       <a:fillRect/>
                     </a:stretch>
@@ -344,7 +370,6 @@
         <w:rPr>
           <w:noProof/>
         </w:rPr>
-        <w:lastRenderedPageBreak/>
         <w:drawing>
           <wp:anchor distT="0" distB="0" distL="114300" distR="114300" simplePos="0" relativeHeight="251681792" behindDoc="0" locked="0" layoutInCell="1" allowOverlap="1" wp14:anchorId="5AFE2D49" wp14:editId="1AB12B0C">
             <wp:simplePos x="0" y="0"/>
@@ -357,7 +382,13 @@
             <wp:extent cx="5731510" cy="4485005"/>
             <wp:effectExtent l="0" t="0" r="2540" b="0"/>
             <wp:wrapTopAndBottom/>
-            <wp:docPr id="1280233091" name="Picture 1"/>
+            <wp:docPr id="1280233091" name="Picture 1">
+              <a:extLst xmlns:a="http://schemas.openxmlformats.org/drawingml/2006/main">
+                <a:ext uri="{FF2B5EF4-FFF2-40B4-BE49-F238E27FC236}">
+                  <a16:creationId xmlns:a16="http://schemas.microsoft.com/office/drawing/2014/main" id="{6AD6DB66-E2C1-4208-99D5-51C0067782A9}"/>
+                </a:ext>
+              </a:extLst>
+            </wp:docPr>
             <wp:cNvGraphicFramePr>
               <a:graphicFrameLocks xmlns:a="http://schemas.openxmlformats.org/drawingml/2006/main" noChangeAspect="1"/>
             </wp:cNvGraphicFramePr>
@@ -369,7 +400,7 @@
                     <pic:cNvPicPr/>
                   </pic:nvPicPr>
                   <pic:blipFill>
-                    <a:blip r:embed="rId9"/>
+                    <a:blip r:embed="rId10"/>
                     <a:stretch>
                       <a:fillRect/>
                     </a:stretch>
@@ -433,7 +464,13 @@
             <wp:extent cx="5715294" cy="1035103"/>
             <wp:effectExtent l="0" t="0" r="0" b="0"/>
             <wp:wrapTopAndBottom/>
-            <wp:docPr id="1869701113" name="Picture 1"/>
+            <wp:docPr id="1869701113" name="Picture 1">
+              <a:extLst xmlns:a="http://schemas.openxmlformats.org/drawingml/2006/main">
+                <a:ext uri="{FF2B5EF4-FFF2-40B4-BE49-F238E27FC236}">
+                  <a16:creationId xmlns:a16="http://schemas.microsoft.com/office/drawing/2014/main" id="{46FBA3B0-3DAA-403D-8436-7C65C69476D5}"/>
+                </a:ext>
+              </a:extLst>
+            </wp:docPr>
             <wp:cNvGraphicFramePr>
               <a:graphicFrameLocks xmlns:a="http://schemas.openxmlformats.org/drawingml/2006/main" noChangeAspect="1"/>
             </wp:cNvGraphicFramePr>
@@ -445,7 +482,7 @@
                     <pic:cNvPicPr/>
                   </pic:nvPicPr>
                   <pic:blipFill>
-                    <a:blip r:embed="rId10"/>
+                    <a:blip r:embed="rId11"/>
                     <a:stretch>
                       <a:fillRect/>
                     </a:stretch>
@@ -495,7 +532,11 @@
         <w:t xml:space="preserve"> 1.3 challenge task</w:t>
       </w:r>
       <w:r>
-        <w:t>. The error that originally showed up was that the code couldn’t find the modules folder</w:t>
+        <w:t xml:space="preserve">. The error that originally showed </w:t>
+      </w:r>
+      <w:r>
+        <w:lastRenderedPageBreak/>
+        <w:t>up was that the code couldn’t find the modules folder</w:t>
       </w:r>
       <w:r>
         <w:t xml:space="preserve"> which had most of the sorting modules stored there. However after copying over the folder into the test folder task_1_</w:t>
@@ -515,14 +556,10 @@
         </w:tabs>
       </w:pPr>
       <w:r>
-        <w:lastRenderedPageBreak/>
         <w:t>Task 2.1</w:t>
       </w:r>
       <w:r>
-        <w:t xml:space="preserve"> </w:t>
-      </w:r>
-      <w:r>
-        <w:t>Challenge</w:t>
+        <w:t xml:space="preserve"> Challenge</w:t>
       </w:r>
     </w:p>
     <w:p>
@@ -545,7 +582,7 @@
             <wp:docPr id="935142393" name="Picture 1">
               <a:extLst xmlns:a="http://schemas.openxmlformats.org/drawingml/2006/main">
                 <a:ext uri="{FF2B5EF4-FFF2-40B4-BE49-F238E27FC236}">
-                  <a16:creationId xmlns:a16="http://schemas.microsoft.com/office/drawing/2014/main" id="{0856597B-6814-48F5-B198-2772D43B840B}"/>
+                  <a16:creationId xmlns:a16="http://schemas.microsoft.com/office/drawing/2014/main" id="{E6CE9919-90E5-4FEA-89F2-479059D6EA90}"/>
                 </a:ext>
               </a:extLst>
             </wp:docPr>
@@ -560,7 +597,7 @@
                     <pic:cNvPicPr/>
                   </pic:nvPicPr>
                   <pic:blipFill>
-                    <a:blip r:embed="rId11"/>
+                    <a:blip r:embed="rId12"/>
                     <a:stretch>
                       <a:fillRect/>
                     </a:stretch>
@@ -614,7 +651,7 @@
             <wp:docPr id="1360561426" name="Picture 1">
               <a:extLst xmlns:a="http://schemas.openxmlformats.org/drawingml/2006/main">
                 <a:ext uri="{FF2B5EF4-FFF2-40B4-BE49-F238E27FC236}">
-                  <a16:creationId xmlns:a16="http://schemas.microsoft.com/office/drawing/2014/main" id="{2A109F08-FEB2-4E7F-99EB-357E5CD13799}"/>
+                  <a16:creationId xmlns:a16="http://schemas.microsoft.com/office/drawing/2014/main" id="{6469E150-729E-4922-9D14-A5511D3E22B4}"/>
                 </a:ext>
               </a:extLst>
             </wp:docPr>
@@ -629,7 +666,7 @@
                     <pic:cNvPicPr/>
                   </pic:nvPicPr>
                   <pic:blipFill>
-                    <a:blip r:embed="rId12"/>
+                    <a:blip r:embed="rId13"/>
                     <a:stretch>
                       <a:fillRect/>
                     </a:stretch>
@@ -680,7 +717,7 @@
             <wp:docPr id="858275111" name="Picture 1">
               <a:extLst xmlns:a="http://schemas.openxmlformats.org/drawingml/2006/main">
                 <a:ext uri="{FF2B5EF4-FFF2-40B4-BE49-F238E27FC236}">
-                  <a16:creationId xmlns:a16="http://schemas.microsoft.com/office/drawing/2014/main" id="{88DCEC19-DA1A-40CD-8F4D-7C09FBDC1198}"/>
+                  <a16:creationId xmlns:a16="http://schemas.microsoft.com/office/drawing/2014/main" id="{84FAAB02-C7CD-4418-9BFB-4F0DF4BD9F47}"/>
                 </a:ext>
               </a:extLst>
             </wp:docPr>
@@ -695,7 +732,7 @@
                     <pic:cNvPicPr/>
                   </pic:nvPicPr>
                   <pic:blipFill>
-                    <a:blip r:embed="rId13"/>
+                    <a:blip r:embed="rId14"/>
                     <a:stretch>
                       <a:fillRect/>
                     </a:stretch>
@@ -755,7 +792,7 @@
             <wp:docPr id="1560022494" name="Picture 1560022494">
               <a:extLst xmlns:a="http://schemas.openxmlformats.org/drawingml/2006/main">
                 <a:ext uri="{FF2B5EF4-FFF2-40B4-BE49-F238E27FC236}">
-                  <a16:creationId xmlns:a16="http://schemas.microsoft.com/office/drawing/2014/main" id="{AFEF0269-A00E-4265-BCD2-CE302D6E8C1E}"/>
+                  <a16:creationId xmlns:a16="http://schemas.microsoft.com/office/drawing/2014/main" id="{61924249-6FCC-42C7-B477-FA6E2296DD25}"/>
                 </a:ext>
               </a:extLst>
             </wp:docPr>
@@ -770,7 +807,7 @@
                     <pic:cNvPicPr/>
                   </pic:nvPicPr>
                   <pic:blipFill>
-                    <a:blip r:embed="rId14"/>
+                    <a:blip r:embed="rId15"/>
                     <a:stretch>
                       <a:fillRect/>
                     </a:stretch>
@@ -863,7 +900,7 @@
             <wp:docPr id="582973974" name="Picture 582973974">
               <a:extLst xmlns:a="http://schemas.openxmlformats.org/drawingml/2006/main">
                 <a:ext uri="{FF2B5EF4-FFF2-40B4-BE49-F238E27FC236}">
-                  <a16:creationId xmlns:a16="http://schemas.microsoft.com/office/drawing/2014/main" id="{92671D5A-D2E7-4C19-88C4-60CCAC1B0153}"/>
+                  <a16:creationId xmlns:a16="http://schemas.microsoft.com/office/drawing/2014/main" id="{04CB9A88-9A5F-4E85-9D97-5551AC62DE86}"/>
                 </a:ext>
               </a:extLst>
             </wp:docPr>
@@ -878,7 +915,7 @@
                     <pic:cNvPicPr/>
                   </pic:nvPicPr>
                   <pic:blipFill>
-                    <a:blip r:embed="rId15"/>
+                    <a:blip r:embed="rId16"/>
                     <a:stretch>
                       <a:fillRect/>
                     </a:stretch>
@@ -964,10 +1001,7 @@
         <w:t>Task 2.2</w:t>
       </w:r>
       <w:r>
-        <w:t xml:space="preserve"> </w:t>
-      </w:r>
-      <w:r>
-        <w:t>Challenge</w:t>
+        <w:t xml:space="preserve"> Challenge</w:t>
       </w:r>
     </w:p>
     <w:p>
@@ -987,7 +1021,13 @@
             <wp:extent cx="3987800" cy="2351405"/>
             <wp:effectExtent l="0" t="0" r="0" b="0"/>
             <wp:wrapTopAndBottom/>
-            <wp:docPr id="908390864" name="Picture 1"/>
+            <wp:docPr id="908390864" name="Picture 1">
+              <a:extLst xmlns:a="http://schemas.openxmlformats.org/drawingml/2006/main">
+                <a:ext uri="{FF2B5EF4-FFF2-40B4-BE49-F238E27FC236}">
+                  <a16:creationId xmlns:a16="http://schemas.microsoft.com/office/drawing/2014/main" id="{B495F310-BC9B-4A36-95CF-B586D83C561B}"/>
+                </a:ext>
+              </a:extLst>
+            </wp:docPr>
             <wp:cNvGraphicFramePr>
               <a:graphicFrameLocks xmlns:a="http://schemas.openxmlformats.org/drawingml/2006/main" noChangeAspect="1"/>
             </wp:cNvGraphicFramePr>
@@ -999,7 +1039,7 @@
                     <pic:cNvPicPr/>
                   </pic:nvPicPr>
                   <pic:blipFill>
-                    <a:blip r:embed="rId16"/>
+                    <a:blip r:embed="rId17"/>
                     <a:stretch>
                       <a:fillRect/>
                     </a:stretch>
@@ -1061,7 +1101,13 @@
             <wp:extent cx="2848610" cy="1894840"/>
             <wp:effectExtent l="0" t="0" r="8890" b="0"/>
             <wp:wrapTopAndBottom/>
-            <wp:docPr id="436211720" name="Picture 1"/>
+            <wp:docPr id="436211720" name="Picture 1">
+              <a:extLst xmlns:a="http://schemas.openxmlformats.org/drawingml/2006/main">
+                <a:ext uri="{FF2B5EF4-FFF2-40B4-BE49-F238E27FC236}">
+                  <a16:creationId xmlns:a16="http://schemas.microsoft.com/office/drawing/2014/main" id="{E5C386B0-C8AF-428E-8C02-28F57BA0FDAB}"/>
+                </a:ext>
+              </a:extLst>
+            </wp:docPr>
             <wp:cNvGraphicFramePr>
               <a:graphicFrameLocks xmlns:a="http://schemas.openxmlformats.org/drawingml/2006/main" noChangeAspect="1"/>
             </wp:cNvGraphicFramePr>
@@ -1073,7 +1119,7 @@
                     <pic:cNvPicPr/>
                   </pic:nvPicPr>
                   <pic:blipFill>
-                    <a:blip r:embed="rId17"/>
+                    <a:blip r:embed="rId18"/>
                     <a:stretch>
                       <a:fillRect/>
                     </a:stretch>
@@ -1126,7 +1172,13 @@
             <wp:extent cx="2714625" cy="1788795"/>
             <wp:effectExtent l="0" t="0" r="9525" b="1905"/>
             <wp:wrapTopAndBottom/>
-            <wp:docPr id="1215360093" name="Picture 1"/>
+            <wp:docPr id="1215360093" name="Picture 1">
+              <a:extLst xmlns:a="http://schemas.openxmlformats.org/drawingml/2006/main">
+                <a:ext uri="{FF2B5EF4-FFF2-40B4-BE49-F238E27FC236}">
+                  <a16:creationId xmlns:a16="http://schemas.microsoft.com/office/drawing/2014/main" id="{7355FC09-B3E3-4F34-8320-FCD43E0C7F8C}"/>
+                </a:ext>
+              </a:extLst>
+            </wp:docPr>
             <wp:cNvGraphicFramePr>
               <a:graphicFrameLocks xmlns:a="http://schemas.openxmlformats.org/drawingml/2006/main" noChangeAspect="1"/>
             </wp:cNvGraphicFramePr>
@@ -1138,7 +1190,7 @@
                     <pic:cNvPicPr/>
                   </pic:nvPicPr>
                   <pic:blipFill>
-                    <a:blip r:embed="rId18"/>
+                    <a:blip r:embed="rId19"/>
                     <a:stretch>
                       <a:fillRect/>
                     </a:stretch>
@@ -1180,10 +1232,7 @@
         <w:t xml:space="preserve">Task 3.1 </w:t>
       </w:r>
       <w:r>
-        <w:t xml:space="preserve"> </w:t>
-      </w:r>
-      <w:r>
-        <w:t>Challenge</w:t>
+        <w:t xml:space="preserve"> Challenge</w:t>
       </w:r>
     </w:p>
     <w:p>
@@ -1203,7 +1252,13 @@
             <wp:extent cx="4458970" cy="2928620"/>
             <wp:effectExtent l="0" t="0" r="0" b="5080"/>
             <wp:wrapTopAndBottom/>
-            <wp:docPr id="159700860" name="Picture 1"/>
+            <wp:docPr id="159700860" name="Picture 1">
+              <a:extLst xmlns:a="http://schemas.openxmlformats.org/drawingml/2006/main">
+                <a:ext uri="{FF2B5EF4-FFF2-40B4-BE49-F238E27FC236}">
+                  <a16:creationId xmlns:a16="http://schemas.microsoft.com/office/drawing/2014/main" id="{39F523DF-8EC7-4688-A57C-E8006489CBE3}"/>
+                </a:ext>
+              </a:extLst>
+            </wp:docPr>
             <wp:cNvGraphicFramePr>
               <a:graphicFrameLocks xmlns:a="http://schemas.openxmlformats.org/drawingml/2006/main" noChangeAspect="1"/>
             </wp:cNvGraphicFramePr>
@@ -1215,7 +1270,7 @@
                     <pic:cNvPicPr/>
                   </pic:nvPicPr>
                   <pic:blipFill>
-                    <a:blip r:embed="rId19"/>
+                    <a:blip r:embed="rId20"/>
                     <a:stretch>
                       <a:fillRect/>
                     </a:stretch>
@@ -1288,7 +1343,13 @@
             <wp:extent cx="4852035" cy="3337560"/>
             <wp:effectExtent l="0" t="0" r="5715" b="0"/>
             <wp:wrapTopAndBottom/>
-            <wp:docPr id="1418012100" name="Picture 1"/>
+            <wp:docPr id="1418012100" name="Picture 1">
+              <a:extLst xmlns:a="http://schemas.openxmlformats.org/drawingml/2006/main">
+                <a:ext uri="{FF2B5EF4-FFF2-40B4-BE49-F238E27FC236}">
+                  <a16:creationId xmlns:a16="http://schemas.microsoft.com/office/drawing/2014/main" id="{10C2F6C7-5123-4A2A-8874-8C6310BE92B5}"/>
+                </a:ext>
+              </a:extLst>
+            </wp:docPr>
             <wp:cNvGraphicFramePr>
               <a:graphicFrameLocks xmlns:a="http://schemas.openxmlformats.org/drawingml/2006/main" noChangeAspect="1"/>
             </wp:cNvGraphicFramePr>
@@ -1300,7 +1361,7 @@
                     <pic:cNvPicPr/>
                   </pic:nvPicPr>
                   <pic:blipFill>
-                    <a:blip r:embed="rId20"/>
+                    <a:blip r:embed="rId21"/>
                     <a:stretch>
                       <a:fillRect/>
                     </a:stretch>
@@ -1376,7 +1437,13 @@
             <wp:extent cx="4641850" cy="3353435"/>
             <wp:effectExtent l="0" t="0" r="6350" b="0"/>
             <wp:wrapTopAndBottom/>
-            <wp:docPr id="67796682" name="Picture 1"/>
+            <wp:docPr id="67796682" name="Picture 1">
+              <a:extLst xmlns:a="http://schemas.openxmlformats.org/drawingml/2006/main">
+                <a:ext uri="{FF2B5EF4-FFF2-40B4-BE49-F238E27FC236}">
+                  <a16:creationId xmlns:a16="http://schemas.microsoft.com/office/drawing/2014/main" id="{1A2A0DB0-896F-4D27-B771-BBD27FCB2508}"/>
+                </a:ext>
+              </a:extLst>
+            </wp:docPr>
             <wp:cNvGraphicFramePr>
               <a:graphicFrameLocks xmlns:a="http://schemas.openxmlformats.org/drawingml/2006/main" noChangeAspect="1"/>
             </wp:cNvGraphicFramePr>
@@ -1388,7 +1455,7 @@
                     <pic:cNvPicPr/>
                   </pic:nvPicPr>
                   <pic:blipFill>
-                    <a:blip r:embed="rId21"/>
+                    <a:blip r:embed="rId22"/>
                     <a:stretch>
                       <a:fillRect/>
                     </a:stretch>
@@ -1443,7 +1510,13 @@
             <wp:extent cx="4592955" cy="3324225"/>
             <wp:effectExtent l="0" t="0" r="0" b="9525"/>
             <wp:wrapTopAndBottom/>
-            <wp:docPr id="157016848" name="Picture 1"/>
+            <wp:docPr id="157016848" name="Picture 1">
+              <a:extLst xmlns:a="http://schemas.openxmlformats.org/drawingml/2006/main">
+                <a:ext uri="{FF2B5EF4-FFF2-40B4-BE49-F238E27FC236}">
+                  <a16:creationId xmlns:a16="http://schemas.microsoft.com/office/drawing/2014/main" id="{7DE940C8-94AC-4D69-A24E-7DB1E55631C6}"/>
+                </a:ext>
+              </a:extLst>
+            </wp:docPr>
             <wp:cNvGraphicFramePr>
               <a:graphicFrameLocks xmlns:a="http://schemas.openxmlformats.org/drawingml/2006/main" noChangeAspect="1"/>
             </wp:cNvGraphicFramePr>
@@ -1455,7 +1528,7 @@
                     <pic:cNvPicPr/>
                   </pic:nvPicPr>
                   <pic:blipFill>
-                    <a:blip r:embed="rId22"/>
+                    <a:blip r:embed="rId23"/>
                     <a:stretch>
                       <a:fillRect/>
                     </a:stretch>
@@ -2566,6 +2639,17 @@
       <w:spacing w:val="5"/>
     </w:rPr>
   </w:style>
+  <w:style w:type="character" w:styleId="Hyperlink">
+    <w:name w:val="Hyperlink"/>
+    <w:basedOn w:val="DefaultParagraphFont"/>
+    <w:uiPriority w:val="99"/>
+    <w:unhideWhenUsed/>
+    <w:rsid w:val="009E57FF"/>
+    <w:rPr>
+      <w:color w:val="467886"/>
+      <w:u w:val="single"/>
+    </w:rPr>
+  </w:style>
 </w:styles>
 </file>
 

--- a/Report.docx
+++ b/Report.docx
@@ -5,32 +5,75 @@
     <w:p>
       <w:pPr>
         <w:pStyle w:val="Heading2"/>
-      </w:pPr>
-      <w:r>
+        <w:jc w:val="both"/>
+        <w:rPr>
+          <w:rFonts w:ascii="Times New Roman" w:hAnsi="Times New Roman" w:cs="Times New Roman"/>
+          <w:b/>
+          <w:bCs/>
+          <w:color w:val="auto"/>
+        </w:rPr>
+      </w:pPr>
+      <w:r>
+        <w:rPr>
+          <w:rFonts w:ascii="Times New Roman" w:hAnsi="Times New Roman" w:cs="Times New Roman"/>
+          <w:b/>
+          <w:bCs/>
+          <w:color w:val="auto"/>
+        </w:rPr>
         <w:t xml:space="preserve">Planning </w:t>
       </w:r>
     </w:p>
     <w:p>
-      <w:r>
-        <w:rPr>
+      <w:pPr>
+        <w:rPr>
+          <w:rFonts w:ascii="Times New Roman" w:hAnsi="Times New Roman" w:cs="Times New Roman"/>
           <w:noProof/>
+          <w:sz w:val="20"/>
+          <w:szCs w:val="20"/>
+        </w:rPr>
+      </w:pPr>
+      <w:r>
+        <w:rPr>
+          <w:rFonts w:ascii="Times New Roman" w:hAnsi="Times New Roman" w:cs="Times New Roman"/>
+          <w:noProof/>
+          <w:sz w:val="20"/>
+          <w:szCs w:val="20"/>
+        </w:rPr>
+        <w:t>The team broke down the steps for this assignment. First, we are to complete all the tutorial tasks. Then, as we went through the assignment, we broke down which assessed task was to be assigned to the different components in the DSA explorer. We created a navigation map (see below).</w:t>
+      </w:r>
+    </w:p>
+    <w:p>
+      <w:pPr>
+        <w:jc w:val="center"/>
+        <w:rPr>
+          <w:rFonts w:ascii="Times New Roman" w:hAnsi="Times New Roman" w:cs="Times New Roman"/>
+          <w:sz w:val="20"/>
+          <w:szCs w:val="20"/>
+        </w:rPr>
+      </w:pPr>
+      <w:r>
+        <w:rPr>
+          <w:rFonts w:ascii="Times New Roman" w:hAnsi="Times New Roman" w:cs="Times New Roman"/>
+          <w:sz w:val="20"/>
+          <w:szCs w:val="20"/>
+        </w:rPr>
+        <w:br/>
+      </w:r>
+      <w:r>
+        <w:rPr>
+          <w:rFonts w:ascii="Times New Roman" w:hAnsi="Times New Roman" w:cs="Times New Roman"/>
+          <w:noProof/>
+          <w:sz w:val="20"/>
+          <w:szCs w:val="20"/>
         </w:rPr>
         <w:drawing>
-          <wp:anchor distT="0" distB="0" distL="114300" distR="114300" simplePos="0" relativeHeight="251677696" behindDoc="0" locked="0" layoutInCell="1" allowOverlap="1" wp14:anchorId="14A4076E" wp14:editId="10859BA5">
-            <wp:simplePos x="0" y="0"/>
-            <wp:positionH relativeFrom="column">
-              <wp:posOffset>105507</wp:posOffset>
-            </wp:positionH>
-            <wp:positionV relativeFrom="paragraph">
-              <wp:posOffset>810114</wp:posOffset>
-            </wp:positionV>
-            <wp:extent cx="5524500" cy="3873500"/>
-            <wp:effectExtent l="0" t="0" r="0" b="0"/>
-            <wp:wrapTopAndBottom/>
+          <wp:inline distT="0" distB="0" distL="0" distR="0" wp14:anchorId="453B5801" wp14:editId="727B9D25">
+            <wp:extent cx="4620938" cy="3240000"/>
+            <wp:effectExtent l="0" t="0" r="1905" b="0"/>
             <wp:docPr id="937523147" name="Picture 1">
               <a:extLst xmlns:a="http://schemas.openxmlformats.org/drawingml/2006/main">
                 <a:ext uri="{FF2B5EF4-FFF2-40B4-BE49-F238E27FC236}">
-                  <a16:creationId xmlns:a16="http://schemas.microsoft.com/office/drawing/2014/main" id="{92A80016-F116-4488-9D45-0064B99681DD}"/>
+                  <a16:creationId xmlns:a16="http://schemas.microsoft.com/office/drawing/2014/main" id="{F4DD9740-980E-4A13-918E-008A3343D329}"/>
                 </a:ext>
               </a:extLst>
             </wp:docPr>
@@ -45,7 +88,13 @@
                     <pic:cNvPicPr/>
                   </pic:nvPicPr>
                   <pic:blipFill>
-                    <a:blip r:embed="rId5"/>
+                    <a:blip r:embed="rId7">
+                      <a:extLst>
+                        <a:ext uri="{28A0092B-C50C-407E-A947-70E740481C1C}">
+                          <a14:useLocalDpi xmlns:a14="http://schemas.microsoft.com/office/drawing/2010/main" val="0"/>
+                        </a:ext>
+                      </a:extLst>
+                    </a:blip>
                     <a:stretch>
                       <a:fillRect/>
                     </a:stretch>
@@ -53,7 +102,7 @@
                   <pic:spPr>
                     <a:xfrm>
                       <a:off x="0" y="0"/>
-                      <a:ext cx="5524500" cy="3873500"/>
+                      <a:ext cx="4620938" cy="3240000"/>
                     </a:xfrm>
                     <a:prstGeom prst="rect">
                       <a:avLst/>
@@ -62,54 +111,132 @@
                 </pic:pic>
               </a:graphicData>
             </a:graphic>
-          </wp:anchor>
+          </wp:inline>
         </w:drawing>
       </w:r>
-      <w:r>
-        <w:t>The team broke down the steps for this assignment</w:t>
-      </w:r>
-      <w:r>
-        <w:t xml:space="preserve">. First we are to complete all the tutorial tasks. Then going through the assignment we then broke down which </w:t>
-      </w:r>
-      <w:r>
-        <w:t>assessed task was to be assigned for the different components in the D</w:t>
-      </w:r>
-      <w:r>
-        <w:t>SA explorer. We created a navigation map (see below)</w:t>
-      </w:r>
-      <w:r>
-        <w:br/>
-      </w:r>
-    </w:p>
-    <w:p>
-      <w:r>
-        <w:t xml:space="preserve">By breaking up all the tasks into smaller ones it was easier to see which task would be better suited to which category of the DSA Explorer. </w:t>
+    </w:p>
+    <w:p>
+      <w:pPr>
+        <w:rPr>
+          <w:rFonts w:ascii="Times New Roman" w:hAnsi="Times New Roman" w:cs="Times New Roman"/>
+          <w:sz w:val="20"/>
+          <w:szCs w:val="20"/>
+        </w:rPr>
+      </w:pPr>
+      <w:r>
+        <w:rPr>
+          <w:rFonts w:ascii="Times New Roman" w:hAnsi="Times New Roman" w:cs="Times New Roman"/>
+          <w:sz w:val="20"/>
+          <w:szCs w:val="20"/>
+        </w:rPr>
+        <w:t>Breaking all the tasks into smaller ones made it easier to see which task would be best suited to which category in</w:t>
+      </w:r>
+      <w:r>
+        <w:rPr>
+          <w:rFonts w:ascii="Times New Roman" w:hAnsi="Times New Roman" w:cs="Times New Roman"/>
+          <w:sz w:val="20"/>
+          <w:szCs w:val="20"/>
+        </w:rPr>
+        <w:t xml:space="preserve"> the DSA Explorer. </w:t>
       </w:r>
     </w:p>
     <w:p>
       <w:pPr>
         <w:pStyle w:val="Heading2"/>
-      </w:pPr>
-      <w:r>
-        <w:rPr>
+        <w:jc w:val="both"/>
+        <w:rPr>
+          <w:rFonts w:ascii="Times New Roman" w:hAnsi="Times New Roman" w:cs="Times New Roman"/>
+          <w:b/>
+          <w:bCs/>
+          <w:color w:val="auto"/>
+        </w:rPr>
+      </w:pPr>
+      <w:r>
+        <w:rPr>
+          <w:rFonts w:ascii="Times New Roman" w:hAnsi="Times New Roman" w:cs="Times New Roman"/>
+          <w:b/>
+          <w:bCs/>
+          <w:color w:val="auto"/>
+        </w:rPr>
+        <w:t>Task</w:t>
+      </w:r>
+      <w:r>
+        <w:rPr>
+          <w:rFonts w:ascii="Times New Roman" w:hAnsi="Times New Roman" w:cs="Times New Roman"/>
+          <w:b/>
+          <w:bCs/>
+          <w:color w:val="auto"/>
+        </w:rPr>
+        <w:t xml:space="preserve"> 1.1 </w:t>
+      </w:r>
+      <w:r>
+        <w:rPr>
+          <w:rFonts w:ascii="Times New Roman" w:hAnsi="Times New Roman" w:cs="Times New Roman"/>
+          <w:b/>
+          <w:bCs/>
+          <w:color w:val="auto"/>
+        </w:rPr>
+        <w:t>Challenge</w:t>
+      </w:r>
+    </w:p>
+    <w:p>
+      <w:pPr>
+        <w:spacing w:after="0"/>
+        <w:jc w:val="both"/>
+        <w:rPr>
+          <w:rFonts w:ascii="Times New Roman" w:hAnsi="Times New Roman" w:cs="Times New Roman"/>
+          <w:sz w:val="20"/>
+          <w:szCs w:val="20"/>
+        </w:rPr>
+      </w:pPr>
+      <w:hyperlink r:id="rId8" w:anchor="L1-L107" w:history="1">
+        <w:r>
+          <w:rPr>
+            <w:rStyle w:val="Hyperlink"/>
+            <w:rFonts w:ascii="Times New Roman" w:hAnsi="Times New Roman" w:cs="Times New Roman"/>
+            <w:color w:val="auto"/>
+            <w:sz w:val="20"/>
+            <w:szCs w:val="20"/>
+          </w:rPr>
+          <w:t>Click here for link to code</w:t>
+        </w:r>
+      </w:hyperlink>
+    </w:p>
+    <w:p>
+      <w:pPr>
+        <w:spacing w:after="0"/>
+        <w:jc w:val="both"/>
+        <w:rPr>
+          <w:rFonts w:ascii="Times New Roman" w:hAnsi="Times New Roman" w:cs="Times New Roman"/>
+          <w:sz w:val="20"/>
+          <w:szCs w:val="20"/>
+        </w:rPr>
+      </w:pPr>
+    </w:p>
+    <w:p>
+      <w:pPr>
+        <w:jc w:val="center"/>
+        <w:rPr>
+          <w:rFonts w:ascii="Times New Roman" w:hAnsi="Times New Roman" w:cs="Times New Roman"/>
+          <w:sz w:val="20"/>
+          <w:szCs w:val="20"/>
+        </w:rPr>
+      </w:pPr>
+      <w:r>
+        <w:rPr>
+          <w:rFonts w:ascii="Times New Roman" w:hAnsi="Times New Roman" w:cs="Times New Roman"/>
           <w:noProof/>
+          <w:sz w:val="20"/>
+          <w:szCs w:val="20"/>
         </w:rPr>
         <w:drawing>
-          <wp:anchor distT="0" distB="0" distL="114300" distR="114300" simplePos="0" relativeHeight="251679744" behindDoc="0" locked="0" layoutInCell="1" allowOverlap="1" wp14:anchorId="62F2749D" wp14:editId="4F33F98C">
-            <wp:simplePos x="0" y="0"/>
-            <wp:positionH relativeFrom="margin">
-              <wp:posOffset>133448</wp:posOffset>
-            </wp:positionH>
-            <wp:positionV relativeFrom="paragraph">
-              <wp:posOffset>379779</wp:posOffset>
-            </wp:positionV>
-            <wp:extent cx="5731510" cy="2015490"/>
-            <wp:effectExtent l="0" t="0" r="2540" b="3810"/>
-            <wp:wrapTopAndBottom/>
+          <wp:inline distT="0" distB="0" distL="0" distR="0" wp14:anchorId="4CEC6BB2" wp14:editId="395AFB4A">
+            <wp:extent cx="5117143" cy="1800000"/>
+            <wp:effectExtent l="0" t="0" r="1270" b="3810"/>
             <wp:docPr id="1883112243" name="Picture 1">
               <a:extLst xmlns:a="http://schemas.openxmlformats.org/drawingml/2006/main">
                 <a:ext uri="{FF2B5EF4-FFF2-40B4-BE49-F238E27FC236}">
-                  <a16:creationId xmlns:a16="http://schemas.microsoft.com/office/drawing/2014/main" id="{3329CD0D-92AF-4FF9-943D-D8313E7F4D52}"/>
+                  <a16:creationId xmlns:a16="http://schemas.microsoft.com/office/drawing/2014/main" id="{E3F218D7-8E73-4DB9-A49E-06316DB99FF7}"/>
                 </a:ext>
               </a:extLst>
             </wp:docPr>
@@ -124,7 +251,13 @@
                     <pic:cNvPicPr/>
                   </pic:nvPicPr>
                   <pic:blipFill>
-                    <a:blip r:embed="rId6"/>
+                    <a:blip r:embed="rId9">
+                      <a:extLst>
+                        <a:ext uri="{28A0092B-C50C-407E-A947-70E740481C1C}">
+                          <a14:useLocalDpi xmlns:a14="http://schemas.microsoft.com/office/drawing/2010/main" val="0"/>
+                        </a:ext>
+                      </a:extLst>
+                    </a:blip>
                     <a:stretch>
                       <a:fillRect/>
                     </a:stretch>
@@ -132,7 +265,7 @@
                   <pic:spPr>
                     <a:xfrm>
                       <a:off x="0" y="0"/>
-                      <a:ext cx="5731510" cy="2015490"/>
+                      <a:ext cx="5117143" cy="1800000"/>
                     </a:xfrm>
                     <a:prstGeom prst="rect">
                       <a:avLst/>
@@ -141,74 +274,174 @@
                 </pic:pic>
               </a:graphicData>
             </a:graphic>
-          </wp:anchor>
+          </wp:inline>
         </w:drawing>
       </w:r>
-      <w:r>
-        <w:t>Task</w:t>
-      </w:r>
-      <w:r>
-        <w:t xml:space="preserve"> 1.1 </w:t>
-      </w:r>
-      <w:r>
-        <w:t>Challenge</w:t>
-      </w:r>
-    </w:p>
-    <w:p>
-      <w:hyperlink r:id="rId7" w:anchor="L1-L107">
+    </w:p>
+    <w:p>
+      <w:pPr>
+        <w:pStyle w:val="Heading2"/>
+        <w:jc w:val="both"/>
+        <w:rPr>
+          <w:rFonts w:ascii="Times New Roman" w:eastAsiaTheme="minorHAnsi" w:hAnsi="Times New Roman" w:cs="Times New Roman"/>
+          <w:color w:val="auto"/>
+          <w:sz w:val="20"/>
+          <w:szCs w:val="20"/>
+        </w:rPr>
+      </w:pPr>
+      <w:r>
+        <w:rPr>
+          <w:rFonts w:ascii="Times New Roman" w:eastAsiaTheme="minorHAnsi" w:hAnsi="Times New Roman" w:cs="Times New Roman"/>
+          <w:color w:val="auto"/>
+          <w:sz w:val="20"/>
+          <w:szCs w:val="20"/>
+        </w:rPr>
+        <w:t xml:space="preserve">This challenge enables us to locate numbers in the list and shows the index where each number is found. It uses a linear search approach, checking the numbers one by one in the list.  </w:t>
+      </w:r>
+    </w:p>
+    <w:p>
+      <w:pPr>
+        <w:pStyle w:val="Heading2"/>
+        <w:jc w:val="both"/>
+        <w:rPr>
+          <w:rFonts w:ascii="Times New Roman" w:hAnsi="Times New Roman" w:cs="Times New Roman"/>
+          <w:b/>
+          <w:bCs/>
+          <w:color w:val="auto"/>
+        </w:rPr>
+      </w:pPr>
+      <w:r>
+        <w:rPr>
+          <w:rFonts w:ascii="Times New Roman" w:hAnsi="Times New Roman" w:cs="Times New Roman"/>
+          <w:b/>
+          <w:bCs/>
+          <w:color w:val="auto"/>
+        </w:rPr>
+        <w:t xml:space="preserve">Task </w:t>
+      </w:r>
+      <w:r>
+        <w:rPr>
+          <w:rFonts w:ascii="Times New Roman" w:hAnsi="Times New Roman" w:cs="Times New Roman"/>
+          <w:b/>
+          <w:bCs/>
+          <w:color w:val="auto"/>
+        </w:rPr>
+        <w:t>1.2 Challenge</w:t>
+      </w:r>
+    </w:p>
+    <w:p>
+      <w:pPr>
+        <w:spacing w:after="0"/>
+        <w:jc w:val="both"/>
+        <w:rPr>
+          <w:rFonts w:ascii="Times New Roman" w:hAnsi="Times New Roman" w:cs="Times New Roman"/>
+          <w:sz w:val="20"/>
+          <w:szCs w:val="20"/>
+        </w:rPr>
+      </w:pPr>
+      <w:hyperlink r:id="rId10" w:anchor="L1-L160" w:history="1">
         <w:r>
           <w:rPr>
             <w:rStyle w:val="Hyperlink"/>
+            <w:rFonts w:ascii="Times New Roman" w:hAnsi="Times New Roman" w:cs="Times New Roman"/>
+            <w:color w:val="auto"/>
+            <w:sz w:val="20"/>
+            <w:szCs w:val="20"/>
           </w:rPr>
-          <w:t>https://github.com/agneschett/Software-Tech-2-Assessment-2/blob/be7bf85cfc05e0402d6f01b0c62afcfa035781ea/Assessed%20tasks/task_1_1%20challenge.py#L1-L107</w:t>
+          <w:t>Click he</w:t>
+        </w:r>
+        <w:bookmarkStart w:id="0" w:name="_Hlt229665264"/>
+        <w:bookmarkStart w:id="1" w:name="_Hlt229665263"/>
+        <w:r>
+          <w:rPr>
+            <w:rStyle w:val="Hyperlink"/>
+            <w:rFonts w:ascii="Times New Roman" w:hAnsi="Times New Roman" w:cs="Times New Roman"/>
+            <w:color w:val="auto"/>
+            <w:sz w:val="20"/>
+            <w:szCs w:val="20"/>
+          </w:rPr>
+          <w:t>r</w:t>
+        </w:r>
+        <w:bookmarkEnd w:id="0"/>
+        <w:bookmarkEnd w:id="1"/>
+        <w:r>
+          <w:rPr>
+            <w:rStyle w:val="Hyperlink"/>
+            <w:rFonts w:ascii="Times New Roman" w:hAnsi="Times New Roman" w:cs="Times New Roman"/>
+            <w:color w:val="auto"/>
+            <w:sz w:val="20"/>
+            <w:szCs w:val="20"/>
+          </w:rPr>
+          <w:t>e for link to code</w:t>
         </w:r>
       </w:hyperlink>
     </w:p>
-    <w:p/>
-    <w:p/>
-    <w:p>
-      <w:r>
-        <w:t xml:space="preserve">This challenge allows us to </w:t>
-      </w:r>
-      <w:r>
-        <w:t xml:space="preserve">search for numbers in the list and displays </w:t>
-      </w:r>
-    </w:p>
-    <w:p/>
-    <w:p/>
-    <w:p/>
-    <w:p>
-      <w:pPr>
-        <w:pStyle w:val="Heading2"/>
-      </w:pPr>
-      <w:r>
-        <w:t xml:space="preserve">Task 1.2  </w:t>
-      </w:r>
-      <w:r>
-        <w:t>Challenge</w:t>
-      </w:r>
-    </w:p>
-    <w:p>
-      <w:r>
-        <w:rPr>
+    <w:p>
+      <w:pPr>
+        <w:rPr>
+          <w:rFonts w:ascii="Times New Roman" w:hAnsi="Times New Roman" w:cs="Times New Roman"/>
+          <w:sz w:val="20"/>
+          <w:szCs w:val="20"/>
+        </w:rPr>
+      </w:pPr>
+      <w:r>
+        <w:rPr>
+          <w:rFonts w:ascii="Times New Roman" w:hAnsi="Times New Roman" w:cs="Times New Roman"/>
+          <w:sz w:val="20"/>
+          <w:szCs w:val="20"/>
+        </w:rPr>
+        <w:t xml:space="preserve">When you click </w:t>
+      </w:r>
+      <w:r>
+        <w:rPr>
+          <w:rFonts w:ascii="Times New Roman" w:hAnsi="Times New Roman" w:cs="Times New Roman"/>
+          <w:sz w:val="20"/>
+          <w:szCs w:val="20"/>
+        </w:rPr>
+        <w:t xml:space="preserve">on the </w:t>
+      </w:r>
+      <w:r>
+        <w:rPr>
+          <w:rFonts w:ascii="Times New Roman" w:hAnsi="Times New Roman" w:cs="Times New Roman"/>
+          <w:sz w:val="20"/>
+          <w:szCs w:val="20"/>
+        </w:rPr>
+        <w:t xml:space="preserve">enqueue button the </w:t>
+      </w:r>
+      <w:r>
+        <w:rPr>
+          <w:rFonts w:ascii="Times New Roman" w:hAnsi="Times New Roman" w:cs="Times New Roman"/>
+          <w:sz w:val="20"/>
+          <w:szCs w:val="20"/>
+        </w:rPr>
+        <w:t>numbers all appear in ascending numerical order.</w:t>
+      </w:r>
+    </w:p>
+    <w:p>
+      <w:pPr>
+        <w:jc w:val="center"/>
+        <w:rPr>
+          <w:rFonts w:ascii="Times New Roman" w:hAnsi="Times New Roman" w:cs="Times New Roman"/>
+          <w:sz w:val="20"/>
+          <w:szCs w:val="20"/>
+        </w:rPr>
+      </w:pPr>
+      <w:r>
+        <w:rPr>
+          <w:rFonts w:ascii="Times New Roman" w:hAnsi="Times New Roman" w:cs="Times New Roman"/>
           <w:noProof/>
-        </w:rPr>
+          <w:sz w:val="20"/>
+          <w:szCs w:val="20"/>
+        </w:rPr>
+        <w:lastRenderedPageBreak/>
         <w:drawing>
-          <wp:anchor distT="0" distB="0" distL="114300" distR="114300" simplePos="0" relativeHeight="251661312" behindDoc="0" locked="0" layoutInCell="1" allowOverlap="1" wp14:anchorId="5EFF8935" wp14:editId="19C1909A">
-            <wp:simplePos x="0" y="0"/>
-            <wp:positionH relativeFrom="margin">
-              <wp:posOffset>265238</wp:posOffset>
-            </wp:positionH>
-            <wp:positionV relativeFrom="paragraph">
-              <wp:posOffset>241920</wp:posOffset>
-            </wp:positionV>
-            <wp:extent cx="4720590" cy="2325370"/>
-            <wp:effectExtent l="0" t="0" r="3810" b="0"/>
-            <wp:wrapTopAndBottom/>
+          <wp:inline distT="0" distB="0" distL="0" distR="0" wp14:anchorId="519AA682" wp14:editId="2CC0D45A">
+            <wp:extent cx="4384882" cy="2160000"/>
+            <wp:effectExtent l="0" t="0" r="0" b="0"/>
             <wp:docPr id="912817332" name="Picture 1">
               <a:extLst xmlns:a="http://schemas.openxmlformats.org/drawingml/2006/main">
                 <a:ext uri="{FF2B5EF4-FFF2-40B4-BE49-F238E27FC236}">
-                  <a16:creationId xmlns:a16="http://schemas.microsoft.com/office/drawing/2014/main" id="{FB249112-665E-4263-9DAD-F16B508AFA1B}"/>
+                  <a16:creationId xmlns:a16="http://schemas.microsoft.com/office/drawing/2014/main" id="{811FDDCC-897A-42E9-A96F-D2D5F7320590}"/>
                 </a:ext>
               </a:extLst>
             </wp:docPr>
@@ -223,7 +456,13 @@
                     <pic:cNvPicPr/>
                   </pic:nvPicPr>
                   <pic:blipFill>
-                    <a:blip r:embed="rId8"/>
+                    <a:blip r:embed="rId11" cstate="print">
+                      <a:extLst>
+                        <a:ext uri="{28A0092B-C50C-407E-A947-70E740481C1C}">
+                          <a14:useLocalDpi xmlns:a14="http://schemas.microsoft.com/office/drawing/2010/main" val="0"/>
+                        </a:ext>
+                      </a:extLst>
+                    </a:blip>
                     <a:stretch>
                       <a:fillRect/>
                     </a:stretch>
@@ -231,7 +470,7 @@
                   <pic:spPr>
                     <a:xfrm>
                       <a:off x="0" y="0"/>
-                      <a:ext cx="4720590" cy="2325370"/>
+                      <a:ext cx="4384882" cy="2160000"/>
                     </a:xfrm>
                     <a:prstGeom prst="rect">
                       <a:avLst/>
@@ -240,50 +479,92 @@
                 </pic:pic>
               </a:graphicData>
             </a:graphic>
-            <wp14:sizeRelH relativeFrom="margin">
-              <wp14:pctWidth>0</wp14:pctWidth>
-            </wp14:sizeRelH>
-            <wp14:sizeRelV relativeFrom="margin">
-              <wp14:pctHeight>0</wp14:pctHeight>
-            </wp14:sizeRelV>
-          </wp:anchor>
+          </wp:inline>
         </w:drawing>
       </w:r>
-      <w:r>
-        <w:t xml:space="preserve">When you click </w:t>
-      </w:r>
-      <w:r>
-        <w:t xml:space="preserve">on the </w:t>
-      </w:r>
-      <w:r>
-        <w:t xml:space="preserve">enqueue button the </w:t>
-      </w:r>
-      <w:r>
-        <w:t xml:space="preserve">numbers all appear in ascending numerical order. </w:t>
-      </w:r>
-    </w:p>
-    <w:p/>
-    <w:p>
-      <w:r>
-        <w:rPr>
+    </w:p>
+    <w:p>
+      <w:pPr>
+        <w:jc w:val="both"/>
+        <w:rPr>
+          <w:rFonts w:ascii="Times New Roman" w:hAnsi="Times New Roman" w:cs="Times New Roman"/>
+          <w:sz w:val="20"/>
+          <w:szCs w:val="20"/>
+        </w:rPr>
+      </w:pPr>
+      <w:r>
+        <w:rPr>
+          <w:rFonts w:ascii="Times New Roman" w:hAnsi="Times New Roman" w:cs="Times New Roman"/>
+          <w:sz w:val="20"/>
+          <w:szCs w:val="20"/>
+        </w:rPr>
+        <w:t>When you click the dequeue button</w:t>
+      </w:r>
+      <w:r>
+        <w:rPr>
+          <w:rFonts w:ascii="Times New Roman" w:hAnsi="Times New Roman" w:cs="Times New Roman"/>
+          <w:sz w:val="20"/>
+          <w:szCs w:val="20"/>
+        </w:rPr>
+        <w:t>,</w:t>
+      </w:r>
+      <w:r>
+        <w:rPr>
+          <w:rFonts w:ascii="Times New Roman" w:hAnsi="Times New Roman" w:cs="Times New Roman"/>
+          <w:sz w:val="20"/>
+          <w:szCs w:val="20"/>
+        </w:rPr>
+        <w:t xml:space="preserve"> it </w:t>
+      </w:r>
+      <w:r>
+        <w:rPr>
+          <w:rFonts w:ascii="Times New Roman" w:hAnsi="Times New Roman" w:cs="Times New Roman"/>
+          <w:sz w:val="20"/>
+          <w:szCs w:val="20"/>
+        </w:rPr>
+        <w:t>removes</w:t>
+      </w:r>
+      <w:r>
+        <w:rPr>
+          <w:rFonts w:ascii="Times New Roman" w:hAnsi="Times New Roman" w:cs="Times New Roman"/>
+          <w:sz w:val="20"/>
+          <w:szCs w:val="20"/>
+        </w:rPr>
+        <w:t xml:space="preserve"> the numbers from the front. </w:t>
+      </w:r>
+      <w:r>
+        <w:rPr>
+          <w:rFonts w:ascii="Times New Roman" w:hAnsi="Times New Roman" w:cs="Times New Roman"/>
+          <w:sz w:val="20"/>
+          <w:szCs w:val="20"/>
+        </w:rPr>
+        <w:t xml:space="preserve">Number one is removed from the queue. </w:t>
+      </w:r>
+    </w:p>
+    <w:p>
+      <w:pPr>
+        <w:jc w:val="center"/>
+        <w:rPr>
+          <w:rFonts w:ascii="Times New Roman" w:hAnsi="Times New Roman" w:cs="Times New Roman"/>
+          <w:sz w:val="20"/>
+          <w:szCs w:val="20"/>
+        </w:rPr>
+      </w:pPr>
+      <w:r>
+        <w:rPr>
+          <w:rFonts w:ascii="Times New Roman" w:hAnsi="Times New Roman" w:cs="Times New Roman"/>
           <w:noProof/>
+          <w:sz w:val="20"/>
+          <w:szCs w:val="20"/>
         </w:rPr>
         <w:drawing>
-          <wp:anchor distT="0" distB="0" distL="114300" distR="114300" simplePos="0" relativeHeight="251663360" behindDoc="0" locked="0" layoutInCell="1" allowOverlap="1" wp14:anchorId="6E9C98DA" wp14:editId="20C704E7">
-            <wp:simplePos x="0" y="0"/>
-            <wp:positionH relativeFrom="margin">
-              <wp:posOffset>382668</wp:posOffset>
-            </wp:positionH>
-            <wp:positionV relativeFrom="paragraph">
-              <wp:posOffset>611431</wp:posOffset>
-            </wp:positionV>
-            <wp:extent cx="4754880" cy="2338705"/>
-            <wp:effectExtent l="0" t="0" r="7620" b="4445"/>
-            <wp:wrapTopAndBottom/>
+          <wp:inline distT="0" distB="0" distL="0" distR="0" wp14:anchorId="3A6288D3" wp14:editId="0A885F68">
+            <wp:extent cx="4391550" cy="2160000"/>
+            <wp:effectExtent l="0" t="0" r="3175" b="0"/>
             <wp:docPr id="1670022679" name="Picture 1">
               <a:extLst xmlns:a="http://schemas.openxmlformats.org/drawingml/2006/main">
                 <a:ext uri="{FF2B5EF4-FFF2-40B4-BE49-F238E27FC236}">
-                  <a16:creationId xmlns:a16="http://schemas.microsoft.com/office/drawing/2014/main" id="{B8B3B4A5-E179-4694-A7D5-7CDB07B61656}"/>
+                  <a16:creationId xmlns:a16="http://schemas.microsoft.com/office/drawing/2014/main" id="{395C0452-8744-4302-8C15-856C177D4D3A}"/>
                 </a:ext>
               </a:extLst>
             </wp:docPr>
@@ -298,7 +579,13 @@
                     <pic:cNvPicPr/>
                   </pic:nvPicPr>
                   <pic:blipFill>
-                    <a:blip r:embed="rId9"/>
+                    <a:blip r:embed="rId12" cstate="print">
+                      <a:extLst>
+                        <a:ext uri="{28A0092B-C50C-407E-A947-70E740481C1C}">
+                          <a14:useLocalDpi xmlns:a14="http://schemas.microsoft.com/office/drawing/2010/main" val="0"/>
+                        </a:ext>
+                      </a:extLst>
+                    </a:blip>
                     <a:stretch>
                       <a:fillRect/>
                     </a:stretch>
@@ -306,7 +593,7 @@
                   <pic:spPr>
                     <a:xfrm>
                       <a:off x="0" y="0"/>
-                      <a:ext cx="4754880" cy="2338705"/>
+                      <a:ext cx="4391550" cy="2160000"/>
                     </a:xfrm>
                     <a:prstGeom prst="rect">
                       <a:avLst/>
@@ -315,77 +602,140 @@
                 </pic:pic>
               </a:graphicData>
             </a:graphic>
-            <wp14:sizeRelH relativeFrom="margin">
-              <wp14:pctWidth>0</wp14:pctWidth>
-            </wp14:sizeRelH>
-            <wp14:sizeRelV relativeFrom="margin">
-              <wp14:pctHeight>0</wp14:pctHeight>
-            </wp14:sizeRelV>
-          </wp:anchor>
+          </wp:inline>
         </w:drawing>
       </w:r>
-      <w:r>
-        <w:t xml:space="preserve">When you click on the dequeue button it will remove the numbers from the front. </w:t>
-      </w:r>
-      <w:r>
-        <w:t xml:space="preserve">Number one is removed from the queue. </w:t>
-      </w:r>
-      <w:r>
+    </w:p>
+    <w:p>
+      <w:pPr>
+        <w:jc w:val="both"/>
+        <w:rPr>
+          <w:rFonts w:ascii="Times New Roman" w:hAnsi="Times New Roman" w:cs="Times New Roman"/>
+          <w:sz w:val="20"/>
+          <w:szCs w:val="20"/>
+        </w:rPr>
+      </w:pPr>
+      <w:r>
+        <w:rPr>
+          <w:rFonts w:ascii="Times New Roman" w:hAnsi="Times New Roman" w:cs="Times New Roman"/>
+          <w:sz w:val="20"/>
+          <w:szCs w:val="20"/>
+        </w:rPr>
+        <w:t>This challenge allows you to visualise queuing, where the first element that comes in will be the first element that comes out of the queue when you dequeue.</w:t>
+      </w:r>
+    </w:p>
+    <w:p>
+      <w:pPr>
+        <w:pStyle w:val="Heading2"/>
+        <w:jc w:val="both"/>
+        <w:rPr>
+          <w:rFonts w:ascii="Times New Roman" w:hAnsi="Times New Roman" w:cs="Times New Roman"/>
+          <w:b/>
+          <w:bCs/>
+          <w:color w:val="auto"/>
+        </w:rPr>
+      </w:pPr>
+      <w:r>
+        <w:rPr>
+          <w:rFonts w:ascii="Times New Roman" w:hAnsi="Times New Roman" w:cs="Times New Roman"/>
+          <w:b/>
+          <w:bCs/>
+          <w:color w:val="auto"/>
+        </w:rPr>
+        <w:t>Task 1.3</w:t>
+      </w:r>
+      <w:r>
+        <w:rPr>
+          <w:rFonts w:ascii="Times New Roman" w:hAnsi="Times New Roman" w:cs="Times New Roman"/>
+          <w:b/>
+          <w:bCs/>
+          <w:color w:val="auto"/>
+        </w:rPr>
+        <w:t xml:space="preserve"> Challenge</w:t>
+      </w:r>
+    </w:p>
+    <w:p>
+      <w:pPr>
+        <w:spacing w:after="0"/>
+        <w:jc w:val="both"/>
+        <w:rPr>
+          <w:rFonts w:ascii="Times New Roman" w:hAnsi="Times New Roman" w:cs="Times New Roman"/>
+          <w:sz w:val="20"/>
+          <w:szCs w:val="20"/>
+        </w:rPr>
+      </w:pPr>
+      <w:hyperlink r:id="rId13" w:anchor="L1-L25" w:history="1">
+        <w:r>
+          <w:rPr>
+            <w:rStyle w:val="Hyperlink"/>
+            <w:rFonts w:ascii="Times New Roman" w:hAnsi="Times New Roman" w:cs="Times New Roman"/>
+            <w:color w:val="auto"/>
+            <w:sz w:val="20"/>
+            <w:szCs w:val="20"/>
+          </w:rPr>
+          <w:t>Click here for link to code</w:t>
+        </w:r>
+      </w:hyperlink>
+    </w:p>
+    <w:p>
+      <w:pPr>
+        <w:jc w:val="both"/>
+        <w:rPr>
+          <w:rFonts w:ascii="Times New Roman" w:hAnsi="Times New Roman" w:cs="Times New Roman"/>
+          <w:sz w:val="20"/>
+          <w:szCs w:val="20"/>
+        </w:rPr>
+      </w:pPr>
+      <w:r>
+        <w:rPr>
+          <w:rFonts w:ascii="Times New Roman" w:hAnsi="Times New Roman" w:cs="Times New Roman"/>
+          <w:sz w:val="20"/>
+          <w:szCs w:val="20"/>
+        </w:rPr>
+        <w:t>Task 1.3 was a challenge task to create a stack visualiser, where you can use the space key to push values onto the stack and the backspace key to remove values. This uses the stack algorithm, adding and removing elements only from the top, following the last-in, first-out principle. Please refer to the image below, which showcases the algorithm.</w:t>
+      </w:r>
+    </w:p>
+    <w:p>
+      <w:pPr>
+        <w:jc w:val="center"/>
+        <w:rPr>
+          <w:rFonts w:ascii="Times New Roman" w:hAnsi="Times New Roman" w:cs="Times New Roman"/>
+          <w:sz w:val="20"/>
+          <w:szCs w:val="20"/>
+        </w:rPr>
+      </w:pPr>
+      <w:r>
+        <w:rPr>
+          <w:rFonts w:ascii="Times New Roman" w:hAnsi="Times New Roman" w:cs="Times New Roman"/>
+          <w:sz w:val="20"/>
+          <w:szCs w:val="20"/>
+        </w:rPr>
+        <w:lastRenderedPageBreak/>
         <w:br/>
       </w:r>
-    </w:p>
-    <w:p>
-      <w:pPr>
-        <w:pStyle w:val="Heading2"/>
-      </w:pPr>
-    </w:p>
-    <w:p>
-      <w:pPr>
-        <w:pStyle w:val="Heading2"/>
-      </w:pPr>
-      <w:r>
-        <w:t>Task 1.3</w:t>
-      </w:r>
-      <w:r>
-        <w:t xml:space="preserve"> </w:t>
-      </w:r>
-      <w:r>
-        <w:t>Challenge</w:t>
-      </w:r>
-    </w:p>
-    <w:p>
-      <w:r>
-        <w:t xml:space="preserve">Task 1.3 Challenge task was to create a stack </w:t>
-      </w:r>
-      <w:r>
-        <w:t>visualiser</w:t>
-      </w:r>
-      <w:r>
-        <w:t xml:space="preserve">, where you can use the space key to stack on values and using the backspace key to get rid of values. This </w:t>
-      </w:r>
-      <w:r>
-        <w:t xml:space="preserve">is using the stacking algorithm. By only adding and taking away elements from the top, so following the last in first </w:t>
-      </w:r>
-      <w:r>
-        <w:rPr>
+      <w:r>
+        <w:rPr>
+          <w:rFonts w:ascii="Times New Roman" w:hAnsi="Times New Roman" w:cs="Times New Roman"/>
+          <w:sz w:val="20"/>
+          <w:szCs w:val="20"/>
+        </w:rPr>
+        <w:br/>
+      </w:r>
+      <w:r>
+        <w:rPr>
+          <w:rFonts w:ascii="Times New Roman" w:hAnsi="Times New Roman" w:cs="Times New Roman"/>
           <w:noProof/>
+          <w:sz w:val="20"/>
+          <w:szCs w:val="20"/>
         </w:rPr>
         <w:drawing>
-          <wp:anchor distT="0" distB="0" distL="114300" distR="114300" simplePos="0" relativeHeight="251681792" behindDoc="0" locked="0" layoutInCell="1" allowOverlap="1" wp14:anchorId="5AFE2D49" wp14:editId="1AB12B0C">
-            <wp:simplePos x="0" y="0"/>
-            <wp:positionH relativeFrom="margin">
-              <wp:align>right</wp:align>
-            </wp:positionH>
-            <wp:positionV relativeFrom="paragraph">
-              <wp:posOffset>332398</wp:posOffset>
-            </wp:positionV>
-            <wp:extent cx="5731510" cy="4485005"/>
-            <wp:effectExtent l="0" t="0" r="2540" b="0"/>
-            <wp:wrapTopAndBottom/>
+          <wp:inline distT="0" distB="0" distL="0" distR="0" wp14:anchorId="26A12FD0" wp14:editId="35A15D63">
+            <wp:extent cx="4140484" cy="3240000"/>
+            <wp:effectExtent l="0" t="0" r="0" b="0"/>
             <wp:docPr id="1280233091" name="Picture 1">
               <a:extLst xmlns:a="http://schemas.openxmlformats.org/drawingml/2006/main">
                 <a:ext uri="{FF2B5EF4-FFF2-40B4-BE49-F238E27FC236}">
-                  <a16:creationId xmlns:a16="http://schemas.microsoft.com/office/drawing/2014/main" id="{6AD6DB66-E2C1-4208-99D5-51C0067782A9}"/>
+                  <a16:creationId xmlns:a16="http://schemas.microsoft.com/office/drawing/2014/main" id="{F711CEB4-0452-40D6-BDCB-EB2BF52DB3AA}"/>
                 </a:ext>
               </a:extLst>
             </wp:docPr>
@@ -400,7 +750,13 @@
                     <pic:cNvPicPr/>
                   </pic:nvPicPr>
                   <pic:blipFill>
-                    <a:blip r:embed="rId10"/>
+                    <a:blip r:embed="rId14" cstate="print">
+                      <a:extLst>
+                        <a:ext uri="{28A0092B-C50C-407E-A947-70E740481C1C}">
+                          <a14:useLocalDpi xmlns:a14="http://schemas.microsoft.com/office/drawing/2010/main" val="0"/>
+                        </a:ext>
+                      </a:extLst>
+                    </a:blip>
                     <a:stretch>
                       <a:fillRect/>
                     </a:stretch>
@@ -408,7 +764,7 @@
                   <pic:spPr>
                     <a:xfrm>
                       <a:off x="0" y="0"/>
-                      <a:ext cx="5731510" cy="4485005"/>
+                      <a:ext cx="4140484" cy="3240000"/>
                     </a:xfrm>
                     <a:prstGeom prst="rect">
                       <a:avLst/>
@@ -417,57 +773,123 @@
                 </pic:pic>
               </a:graphicData>
             </a:graphic>
-          </wp:anchor>
+          </wp:inline>
         </w:drawing>
       </w:r>
-      <w:r>
-        <w:t xml:space="preserve">out principle. Please refer to the image below showcasing the algorithm. </w:t>
-      </w:r>
-      <w:r>
-        <w:br/>
-      </w:r>
     </w:p>
     <w:p>
       <w:pPr>
         <w:pStyle w:val="Heading2"/>
-      </w:pPr>
-      <w:r>
+        <w:jc w:val="both"/>
+        <w:rPr>
+          <w:rFonts w:ascii="Times New Roman" w:hAnsi="Times New Roman" w:cs="Times New Roman"/>
+          <w:b/>
+          <w:bCs/>
+          <w:color w:val="auto"/>
+        </w:rPr>
+      </w:pPr>
+      <w:r>
+        <w:rPr>
+          <w:rFonts w:ascii="Times New Roman" w:hAnsi="Times New Roman" w:cs="Times New Roman"/>
+          <w:b/>
+          <w:bCs/>
+          <w:color w:val="auto"/>
+        </w:rPr>
         <w:t xml:space="preserve">Task </w:t>
       </w:r>
       <w:r>
+        <w:rPr>
+          <w:rFonts w:ascii="Times New Roman" w:hAnsi="Times New Roman" w:cs="Times New Roman"/>
+          <w:b/>
+          <w:bCs/>
+          <w:color w:val="auto"/>
+        </w:rPr>
         <w:t xml:space="preserve">1. </w:t>
       </w:r>
       <w:r>
+        <w:rPr>
+          <w:rFonts w:ascii="Times New Roman" w:hAnsi="Times New Roman" w:cs="Times New Roman"/>
+          <w:b/>
+          <w:bCs/>
+          <w:color w:val="auto"/>
+        </w:rPr>
         <w:t>4</w:t>
       </w:r>
       <w:r>
-        <w:t xml:space="preserve"> </w:t>
-      </w:r>
-      <w:r>
-        <w:t>Challenge</w:t>
-      </w:r>
-    </w:p>
-    <w:p>
-      <w:r>
-        <w:rPr>
+        <w:rPr>
+          <w:rFonts w:ascii="Times New Roman" w:hAnsi="Times New Roman" w:cs="Times New Roman"/>
+          <w:b/>
+          <w:bCs/>
+          <w:color w:val="auto"/>
+        </w:rPr>
+        <w:t xml:space="preserve"> Challenge</w:t>
+      </w:r>
+    </w:p>
+    <w:p>
+      <w:pPr>
+        <w:spacing w:after="0"/>
+        <w:jc w:val="both"/>
+        <w:rPr>
+          <w:rFonts w:ascii="Times New Roman" w:hAnsi="Times New Roman" w:cs="Times New Roman"/>
+          <w:sz w:val="20"/>
+          <w:szCs w:val="20"/>
+        </w:rPr>
+      </w:pPr>
+      <w:hyperlink r:id="rId15" w:anchor="L1-L106" w:history="1">
+        <w:r>
+          <w:rPr>
+            <w:rStyle w:val="Hyperlink"/>
+            <w:rFonts w:ascii="Times New Roman" w:hAnsi="Times New Roman" w:cs="Times New Roman"/>
+            <w:color w:val="auto"/>
+            <w:sz w:val="20"/>
+            <w:szCs w:val="20"/>
+          </w:rPr>
+          <w:t>Click here for link to code</w:t>
+        </w:r>
+      </w:hyperlink>
+    </w:p>
+    <w:p>
+      <w:pPr>
+        <w:jc w:val="both"/>
+        <w:rPr>
+          <w:rFonts w:ascii="Times New Roman" w:hAnsi="Times New Roman" w:cs="Times New Roman"/>
+          <w:sz w:val="20"/>
+          <w:szCs w:val="20"/>
+        </w:rPr>
+      </w:pPr>
+      <w:r>
+        <w:rPr>
+          <w:rFonts w:ascii="Times New Roman" w:hAnsi="Times New Roman" w:cs="Times New Roman"/>
+          <w:sz w:val="20"/>
+          <w:szCs w:val="20"/>
+        </w:rPr>
+        <w:t xml:space="preserve">This was to run a benchmark to test how long it would take to run the enqueue and dequeue functions with 1000000 elements in the array. </w:t>
+      </w:r>
+    </w:p>
+    <w:p>
+      <w:pPr>
+        <w:jc w:val="center"/>
+        <w:rPr>
+          <w:rFonts w:ascii="Times New Roman" w:hAnsi="Times New Roman" w:cs="Times New Roman"/>
+          <w:sz w:val="20"/>
+          <w:szCs w:val="20"/>
+        </w:rPr>
+      </w:pPr>
+      <w:r>
+        <w:rPr>
+          <w:rFonts w:ascii="Times New Roman" w:hAnsi="Times New Roman" w:cs="Times New Roman"/>
           <w:noProof/>
+          <w:sz w:val="20"/>
+          <w:szCs w:val="20"/>
         </w:rPr>
         <w:drawing>
-          <wp:anchor distT="0" distB="0" distL="114300" distR="114300" simplePos="0" relativeHeight="251683840" behindDoc="0" locked="0" layoutInCell="1" allowOverlap="1" wp14:anchorId="24D33B6B" wp14:editId="78774323">
-            <wp:simplePos x="0" y="0"/>
-            <wp:positionH relativeFrom="margin">
-              <wp:align>left</wp:align>
-            </wp:positionH>
-            <wp:positionV relativeFrom="paragraph">
-              <wp:posOffset>105459</wp:posOffset>
-            </wp:positionV>
-            <wp:extent cx="5715294" cy="1035103"/>
-            <wp:effectExtent l="0" t="0" r="0" b="0"/>
-            <wp:wrapTopAndBottom/>
+          <wp:inline distT="0" distB="0" distL="0" distR="0" wp14:anchorId="24D33B6B" wp14:editId="11B10E1F">
+            <wp:extent cx="3975460" cy="720000"/>
+            <wp:effectExtent l="0" t="0" r="0" b="4445"/>
             <wp:docPr id="1869701113" name="Picture 1">
               <a:extLst xmlns:a="http://schemas.openxmlformats.org/drawingml/2006/main">
                 <a:ext uri="{FF2B5EF4-FFF2-40B4-BE49-F238E27FC236}">
-                  <a16:creationId xmlns:a16="http://schemas.microsoft.com/office/drawing/2014/main" id="{46FBA3B0-3DAA-403D-8436-7C65C69476D5}"/>
+                  <a16:creationId xmlns:a16="http://schemas.microsoft.com/office/drawing/2014/main" id="{38CA5E34-4B5C-4103-8FFA-505D0D25CD0B}"/>
                 </a:ext>
               </a:extLst>
             </wp:docPr>
@@ -482,7 +904,13 @@
                     <pic:cNvPicPr/>
                   </pic:nvPicPr>
                   <pic:blipFill>
-                    <a:blip r:embed="rId11"/>
+                    <a:blip r:embed="rId16">
+                      <a:extLst>
+                        <a:ext uri="{28A0092B-C50C-407E-A947-70E740481C1C}">
+                          <a14:useLocalDpi xmlns:a14="http://schemas.microsoft.com/office/drawing/2010/main" val="0"/>
+                        </a:ext>
+                      </a:extLst>
+                    </a:blip>
                     <a:stretch>
                       <a:fillRect/>
                     </a:stretch>
@@ -490,7 +918,7 @@
                   <pic:spPr>
                     <a:xfrm>
                       <a:off x="0" y="0"/>
-                      <a:ext cx="5715294" cy="1035103"/>
+                      <a:ext cx="3975460" cy="720000"/>
                     </a:xfrm>
                     <a:prstGeom prst="rect">
                       <a:avLst/>
@@ -499,53 +927,33 @@
                 </pic:pic>
               </a:graphicData>
             </a:graphic>
-          </wp:anchor>
+          </wp:inline>
         </w:drawing>
       </w:r>
     </w:p>
     <w:p>
       <w:pPr>
         <w:pStyle w:val="Heading3"/>
-      </w:pPr>
-      <w:r>
+        <w:jc w:val="both"/>
+        <w:rPr>
+          <w:rFonts w:ascii="Times New Roman" w:hAnsi="Times New Roman" w:cs="Times New Roman"/>
+          <w:b/>
+          <w:bCs/>
+          <w:color w:val="auto"/>
+          <w:sz w:val="20"/>
+          <w:szCs w:val="20"/>
+        </w:rPr>
+      </w:pPr>
+      <w:r>
+        <w:rPr>
+          <w:rFonts w:ascii="Times New Roman" w:hAnsi="Times New Roman" w:cs="Times New Roman"/>
+          <w:b/>
+          <w:bCs/>
+          <w:color w:val="auto"/>
+          <w:sz w:val="20"/>
+          <w:szCs w:val="20"/>
+        </w:rPr>
         <w:t xml:space="preserve">Errors and issues </w:t>
-      </w:r>
-    </w:p>
-    <w:p>
-      <w:pPr>
-        <w:pStyle w:val="ListParagraph"/>
-        <w:numPr>
-          <w:ilvl w:val="0"/>
-          <w:numId w:val="1"/>
-        </w:numPr>
-      </w:pPr>
-      <w:r>
-        <w:t>One error I came acro</w:t>
-      </w:r>
-      <w:r>
-        <w:t xml:space="preserve">ss during this assignment when it came to the week 10 tasks </w:t>
-      </w:r>
-      <w:r>
-        <w:t>I was unable to compete the week 10 task</w:t>
-      </w:r>
-      <w:r>
-        <w:t xml:space="preserve"> 1.3 challenge task</w:t>
-      </w:r>
-      <w:r>
-        <w:t xml:space="preserve">. The error that originally showed </w:t>
-      </w:r>
-      <w:r>
-        <w:lastRenderedPageBreak/>
-        <w:t>up was that the code couldn’t find the modules folder</w:t>
-      </w:r>
-      <w:r>
-        <w:t xml:space="preserve"> which had most of the sorting modules stored there. However after copying over the folder into the test folder task_1_</w:t>
-      </w:r>
-      <w:r>
-        <w:t>4</w:t>
-      </w:r>
-      <w:r>
-        <w:t xml:space="preserve">_challenge.py was working. </w:t>
       </w:r>
     </w:p>
     <w:p>
@@ -554,35 +962,186 @@
         <w:tabs>
           <w:tab w:val="left" w:pos="1859"/>
         </w:tabs>
-      </w:pPr>
-      <w:r>
+        <w:jc w:val="both"/>
+        <w:rPr>
+          <w:rFonts w:ascii="Times New Roman" w:eastAsiaTheme="minorHAnsi" w:hAnsi="Times New Roman" w:cs="Times New Roman"/>
+          <w:color w:val="auto"/>
+          <w:sz w:val="20"/>
+          <w:szCs w:val="20"/>
+        </w:rPr>
+      </w:pPr>
+      <w:r>
+        <w:rPr>
+          <w:rFonts w:ascii="Times New Roman" w:eastAsiaTheme="minorHAnsi" w:hAnsi="Times New Roman" w:cs="Times New Roman"/>
+          <w:color w:val="auto"/>
+          <w:sz w:val="20"/>
+          <w:szCs w:val="20"/>
+        </w:rPr>
+        <w:t xml:space="preserve">One error I encountered during this assignment was that I was unable to complete the Week 10 Task 1.3 challenge. The error that initially appeared was that the code couldn’t find the modules folder, which contained most of the sorting modules. However, after copying the folder into the test folder, task_1_4_challenge.py worked. </w:t>
+      </w:r>
+    </w:p>
+    <w:p>
+      <w:pPr>
+        <w:pStyle w:val="Heading2"/>
+        <w:tabs>
+          <w:tab w:val="left" w:pos="1859"/>
+        </w:tabs>
+        <w:jc w:val="both"/>
+        <w:rPr>
+          <w:rFonts w:ascii="Times New Roman" w:hAnsi="Times New Roman" w:cs="Times New Roman"/>
+          <w:b/>
+          <w:bCs/>
+          <w:color w:val="auto"/>
+        </w:rPr>
+      </w:pPr>
+      <w:r>
+        <w:rPr>
+          <w:rFonts w:ascii="Times New Roman" w:hAnsi="Times New Roman" w:cs="Times New Roman"/>
+          <w:b/>
+          <w:bCs/>
+          <w:color w:val="auto"/>
+        </w:rPr>
         <w:t>Task 2.1</w:t>
       </w:r>
       <w:r>
+        <w:rPr>
+          <w:rFonts w:ascii="Times New Roman" w:hAnsi="Times New Roman" w:cs="Times New Roman"/>
+          <w:b/>
+          <w:bCs/>
+          <w:color w:val="auto"/>
+        </w:rPr>
         <w:t xml:space="preserve"> Challenge</w:t>
       </w:r>
     </w:p>
     <w:p>
-      <w:r>
-        <w:rPr>
+      <w:pPr>
+        <w:spacing w:after="0"/>
+        <w:jc w:val="both"/>
+        <w:rPr>
+          <w:rStyle w:val="Hyperlink"/>
+          <w:rFonts w:ascii="Times New Roman" w:hAnsi="Times New Roman" w:cs="Times New Roman"/>
+          <w:color w:val="auto"/>
+          <w:sz w:val="20"/>
+          <w:szCs w:val="20"/>
+        </w:rPr>
+      </w:pPr>
+      <w:r>
+        <w:rPr>
+          <w:rFonts w:ascii="Times New Roman" w:hAnsi="Times New Roman" w:cs="Times New Roman"/>
+          <w:sz w:val="20"/>
+          <w:szCs w:val="20"/>
+        </w:rPr>
+        <w:fldChar w:fldCharType="begin"/>
+      </w:r>
+      <w:r>
+        <w:rPr>
+          <w:rFonts w:ascii="Times New Roman" w:hAnsi="Times New Roman" w:cs="Times New Roman"/>
+          <w:sz w:val="20"/>
+          <w:szCs w:val="20"/>
+        </w:rPr>
+        <w:instrText>HYPERLINK "https://github.com/agneschett/Software-Tech-2-Assessment-2/blob/be7bf85cfc05e0402d6f01b0c62afcfa035781ea/Assessed%20tasks/Task_2_1_challenge.py" \l "L1-L231"</w:instrText>
+      </w:r>
+      <w:r>
+        <w:rPr>
+          <w:rFonts w:ascii="Times New Roman" w:hAnsi="Times New Roman" w:cs="Times New Roman"/>
+          <w:sz w:val="20"/>
+          <w:szCs w:val="20"/>
+        </w:rPr>
+      </w:r>
+      <w:r>
+        <w:rPr>
+          <w:rFonts w:ascii="Times New Roman" w:hAnsi="Times New Roman" w:cs="Times New Roman"/>
+          <w:sz w:val="20"/>
+          <w:szCs w:val="20"/>
+        </w:rPr>
+        <w:fldChar w:fldCharType="separate"/>
+      </w:r>
+      <w:r>
+        <w:rPr>
+          <w:rStyle w:val="Hyperlink"/>
+          <w:rFonts w:ascii="Times New Roman" w:hAnsi="Times New Roman" w:cs="Times New Roman"/>
+          <w:color w:val="auto"/>
+          <w:sz w:val="20"/>
+          <w:szCs w:val="20"/>
+        </w:rPr>
+        <w:t>Click here for link to code</w:t>
+      </w:r>
+    </w:p>
+    <w:p>
+      <w:pPr>
+        <w:spacing w:after="0"/>
+        <w:jc w:val="both"/>
+        <w:rPr>
+          <w:rFonts w:ascii="Times New Roman" w:hAnsi="Times New Roman" w:cs="Times New Roman"/>
+          <w:sz w:val="20"/>
+          <w:szCs w:val="20"/>
+        </w:rPr>
+      </w:pPr>
+      <w:r>
+        <w:rPr>
+          <w:rFonts w:ascii="Times New Roman" w:hAnsi="Times New Roman" w:cs="Times New Roman"/>
+          <w:sz w:val="20"/>
+          <w:szCs w:val="20"/>
+        </w:rPr>
+        <w:fldChar w:fldCharType="end"/>
+      </w:r>
+      <w:r>
+        <w:rPr>
+          <w:rFonts w:ascii="Times New Roman" w:hAnsi="Times New Roman" w:cs="Times New Roman"/>
+          <w:sz w:val="20"/>
+          <w:szCs w:val="20"/>
+        </w:rPr>
+        <w:t>When you click A</w:t>
+      </w:r>
+      <w:r>
+        <w:rPr>
+          <w:rFonts w:ascii="Times New Roman" w:hAnsi="Times New Roman" w:cs="Times New Roman"/>
+          <w:sz w:val="20"/>
+          <w:szCs w:val="20"/>
+        </w:rPr>
+        <w:t>,</w:t>
+      </w:r>
+      <w:r>
+        <w:rPr>
+          <w:rFonts w:ascii="Times New Roman" w:hAnsi="Times New Roman" w:cs="Times New Roman"/>
+          <w:sz w:val="20"/>
+          <w:szCs w:val="20"/>
+        </w:rPr>
+        <w:t xml:space="preserve"> you can append something to the queue</w:t>
+      </w:r>
+      <w:r>
+        <w:rPr>
+          <w:rFonts w:ascii="Times New Roman" w:hAnsi="Times New Roman" w:cs="Times New Roman"/>
+          <w:sz w:val="20"/>
+          <w:szCs w:val="20"/>
+        </w:rPr>
+        <w:t xml:space="preserve">. It will first ask you to enter a value </w:t>
+      </w:r>
+    </w:p>
+    <w:p>
+      <w:pPr>
+        <w:jc w:val="center"/>
+        <w:rPr>
+          <w:rFonts w:ascii="Times New Roman" w:hAnsi="Times New Roman" w:cs="Times New Roman"/>
+          <w:sz w:val="20"/>
+          <w:szCs w:val="20"/>
+        </w:rPr>
+      </w:pPr>
+      <w:r>
+        <w:rPr>
+          <w:rFonts w:ascii="Times New Roman" w:hAnsi="Times New Roman" w:cs="Times New Roman"/>
           <w:noProof/>
+          <w:sz w:val="20"/>
+          <w:szCs w:val="20"/>
         </w:rPr>
         <w:drawing>
-          <wp:anchor distT="0" distB="0" distL="114300" distR="114300" simplePos="0" relativeHeight="251667456" behindDoc="0" locked="0" layoutInCell="1" allowOverlap="1" wp14:anchorId="302FBD3B" wp14:editId="298CA336">
-            <wp:simplePos x="0" y="0"/>
-            <wp:positionH relativeFrom="margin">
-              <wp:posOffset>138224</wp:posOffset>
-            </wp:positionH>
-            <wp:positionV relativeFrom="paragraph">
-              <wp:posOffset>240621</wp:posOffset>
-            </wp:positionV>
-            <wp:extent cx="4220845" cy="1433830"/>
-            <wp:effectExtent l="0" t="0" r="8255" b="0"/>
-            <wp:wrapTopAndBottom/>
+          <wp:inline distT="0" distB="0" distL="0" distR="0" wp14:anchorId="586FF5F1" wp14:editId="3D0A4DD2">
+            <wp:extent cx="3179255" cy="1080000"/>
+            <wp:effectExtent l="0" t="0" r="0" b="0"/>
             <wp:docPr id="935142393" name="Picture 1">
               <a:extLst xmlns:a="http://schemas.openxmlformats.org/drawingml/2006/main">
                 <a:ext uri="{FF2B5EF4-FFF2-40B4-BE49-F238E27FC236}">
-                  <a16:creationId xmlns:a16="http://schemas.microsoft.com/office/drawing/2014/main" id="{E6CE9919-90E5-4FEA-89F2-479059D6EA90}"/>
+                  <a16:creationId xmlns:a16="http://schemas.microsoft.com/office/drawing/2014/main" id="{15476FA8-05DB-4B02-8112-646770D67C1E}"/>
                 </a:ext>
               </a:extLst>
             </wp:docPr>
@@ -597,7 +1156,13 @@
                     <pic:cNvPicPr/>
                   </pic:nvPicPr>
                   <pic:blipFill>
-                    <a:blip r:embed="rId12"/>
+                    <a:blip r:embed="rId17" cstate="print">
+                      <a:extLst>
+                        <a:ext uri="{28A0092B-C50C-407E-A947-70E740481C1C}">
+                          <a14:useLocalDpi xmlns:a14="http://schemas.microsoft.com/office/drawing/2010/main" val="0"/>
+                        </a:ext>
+                      </a:extLst>
+                    </a:blip>
                     <a:stretch>
                       <a:fillRect/>
                     </a:stretch>
@@ -605,7 +1170,7 @@
                   <pic:spPr>
                     <a:xfrm>
                       <a:off x="0" y="0"/>
-                      <a:ext cx="4220845" cy="1433830"/>
+                      <a:ext cx="3179255" cy="1080000"/>
                     </a:xfrm>
                     <a:prstGeom prst="rect">
                       <a:avLst/>
@@ -614,44 +1179,53 @@
                 </pic:pic>
               </a:graphicData>
             </a:graphic>
-            <wp14:sizeRelH relativeFrom="margin">
-              <wp14:pctWidth>0</wp14:pctWidth>
-            </wp14:sizeRelH>
-            <wp14:sizeRelV relativeFrom="margin">
-              <wp14:pctHeight>0</wp14:pctHeight>
-            </wp14:sizeRelV>
-          </wp:anchor>
+          </wp:inline>
         </w:drawing>
       </w:r>
-      <w:r>
-        <w:t>When you click A you can append something to the queue</w:t>
-      </w:r>
-      <w:r>
-        <w:t xml:space="preserve">. It will first ask you to enter a value </w:t>
-      </w:r>
-    </w:p>
-    <w:p/>
-    <w:p>
-      <w:r>
-        <w:rPr>
+    </w:p>
+    <w:p>
+      <w:pPr>
+        <w:jc w:val="both"/>
+        <w:rPr>
+          <w:rFonts w:ascii="Times New Roman" w:hAnsi="Times New Roman" w:cs="Times New Roman"/>
+          <w:sz w:val="20"/>
+          <w:szCs w:val="20"/>
+        </w:rPr>
+      </w:pPr>
+      <w:r>
+        <w:rPr>
+          <w:rFonts w:ascii="Times New Roman" w:hAnsi="Times New Roman" w:cs="Times New Roman"/>
+          <w:sz w:val="20"/>
+          <w:szCs w:val="20"/>
+        </w:rPr>
+        <w:t xml:space="preserve">5 was entered into the queue as the first variable </w:t>
+      </w:r>
+    </w:p>
+    <w:p>
+      <w:pPr>
+        <w:jc w:val="center"/>
+        <w:rPr>
+          <w:rFonts w:ascii="Times New Roman" w:hAnsi="Times New Roman" w:cs="Times New Roman"/>
+          <w:sz w:val="20"/>
+          <w:szCs w:val="20"/>
+        </w:rPr>
+      </w:pPr>
+      <w:r>
+        <w:rPr>
+          <w:rFonts w:ascii="Times New Roman" w:hAnsi="Times New Roman" w:cs="Times New Roman"/>
           <w:noProof/>
-        </w:rPr>
+          <w:sz w:val="20"/>
+          <w:szCs w:val="20"/>
+        </w:rPr>
+        <w:lastRenderedPageBreak/>
         <w:drawing>
-          <wp:anchor distT="0" distB="0" distL="114300" distR="114300" simplePos="0" relativeHeight="251669504" behindDoc="0" locked="0" layoutInCell="1" allowOverlap="1" wp14:anchorId="0705F1F6" wp14:editId="5FFF2AB8">
-            <wp:simplePos x="0" y="0"/>
-            <wp:positionH relativeFrom="margin">
-              <wp:posOffset>329565</wp:posOffset>
-            </wp:positionH>
-            <wp:positionV relativeFrom="paragraph">
-              <wp:posOffset>269240</wp:posOffset>
-            </wp:positionV>
-            <wp:extent cx="3625215" cy="2035810"/>
-            <wp:effectExtent l="0" t="0" r="0" b="2540"/>
-            <wp:wrapTopAndBottom/>
+          <wp:inline distT="0" distB="0" distL="0" distR="0" wp14:anchorId="3A1E6D3F" wp14:editId="0D277042">
+            <wp:extent cx="2564242" cy="1440000"/>
+            <wp:effectExtent l="0" t="0" r="1270" b="0"/>
             <wp:docPr id="1360561426" name="Picture 1">
               <a:extLst xmlns:a="http://schemas.openxmlformats.org/drawingml/2006/main">
                 <a:ext uri="{FF2B5EF4-FFF2-40B4-BE49-F238E27FC236}">
-                  <a16:creationId xmlns:a16="http://schemas.microsoft.com/office/drawing/2014/main" id="{6469E150-729E-4922-9D14-A5511D3E22B4}"/>
+                  <a16:creationId xmlns:a16="http://schemas.microsoft.com/office/drawing/2014/main" id="{E116D878-DB48-4C7D-9D08-E3310476753D}"/>
                 </a:ext>
               </a:extLst>
             </wp:docPr>
@@ -666,7 +1240,13 @@
                     <pic:cNvPicPr/>
                   </pic:nvPicPr>
                   <pic:blipFill>
-                    <a:blip r:embed="rId13"/>
+                    <a:blip r:embed="rId18" cstate="print">
+                      <a:extLst>
+                        <a:ext uri="{28A0092B-C50C-407E-A947-70E740481C1C}">
+                          <a14:useLocalDpi xmlns:a14="http://schemas.microsoft.com/office/drawing/2010/main" val="0"/>
+                        </a:ext>
+                      </a:extLst>
+                    </a:blip>
                     <a:stretch>
                       <a:fillRect/>
                     </a:stretch>
@@ -674,7 +1254,7 @@
                   <pic:spPr>
                     <a:xfrm>
                       <a:off x="0" y="0"/>
-                      <a:ext cx="3625215" cy="2035810"/>
+                      <a:ext cx="2564242" cy="1440000"/>
                     </a:xfrm>
                     <a:prstGeom prst="rect">
                       <a:avLst/>
@@ -683,41 +1263,86 @@
                 </pic:pic>
               </a:graphicData>
             </a:graphic>
-            <wp14:sizeRelH relativeFrom="margin">
-              <wp14:pctWidth>0</wp14:pctWidth>
-            </wp14:sizeRelH>
-            <wp14:sizeRelV relativeFrom="margin">
-              <wp14:pctHeight>0</wp14:pctHeight>
-            </wp14:sizeRelV>
-          </wp:anchor>
+          </wp:inline>
         </w:drawing>
       </w:r>
-      <w:r>
-        <w:t xml:space="preserve">5 was entered into the queue as the first variable </w:t>
-      </w:r>
-    </w:p>
-    <w:p/>
-    <w:p>
-      <w:r>
-        <w:rPr>
+    </w:p>
+    <w:p>
+      <w:pPr>
+        <w:jc w:val="both"/>
+        <w:rPr>
+          <w:rFonts w:ascii="Times New Roman" w:hAnsi="Times New Roman" w:cs="Times New Roman"/>
+          <w:sz w:val="20"/>
+          <w:szCs w:val="20"/>
+        </w:rPr>
+      </w:pPr>
+      <w:r>
+        <w:rPr>
+          <w:rFonts w:ascii="Times New Roman" w:hAnsi="Times New Roman" w:cs="Times New Roman"/>
+          <w:sz w:val="20"/>
+          <w:szCs w:val="20"/>
+        </w:rPr>
+        <w:t xml:space="preserve">A couple other numbers were </w:t>
+      </w:r>
+      <w:proofErr w:type="gramStart"/>
+      <w:r>
+        <w:rPr>
+          <w:rFonts w:ascii="Times New Roman" w:hAnsi="Times New Roman" w:cs="Times New Roman"/>
+          <w:sz w:val="20"/>
+          <w:szCs w:val="20"/>
+        </w:rPr>
+        <w:t>add</w:t>
+      </w:r>
+      <w:proofErr w:type="gramEnd"/>
+      <w:r>
+        <w:rPr>
+          <w:rFonts w:ascii="Times New Roman" w:hAnsi="Times New Roman" w:cs="Times New Roman"/>
+          <w:sz w:val="20"/>
+          <w:szCs w:val="20"/>
+        </w:rPr>
+        <w:t xml:space="preserve"> to the queue </w:t>
+      </w:r>
+      <w:r>
+        <w:rPr>
+          <w:rFonts w:ascii="Times New Roman" w:hAnsi="Times New Roman" w:cs="Times New Roman"/>
+          <w:sz w:val="20"/>
+          <w:szCs w:val="20"/>
+        </w:rPr>
+        <w:t xml:space="preserve">from the back. Keeping the first element entered at the first index. </w:t>
+      </w:r>
+      <w:r>
+        <w:rPr>
+          <w:rFonts w:ascii="Times New Roman" w:hAnsi="Times New Roman" w:cs="Times New Roman"/>
+          <w:sz w:val="20"/>
+          <w:szCs w:val="20"/>
+        </w:rPr>
+        <w:t>Values entered include 5, 5, 7, 2, 3</w:t>
+      </w:r>
+    </w:p>
+    <w:p>
+      <w:pPr>
+        <w:jc w:val="center"/>
+        <w:rPr>
+          <w:rFonts w:ascii="Times New Roman" w:hAnsi="Times New Roman" w:cs="Times New Roman"/>
+          <w:sz w:val="20"/>
+          <w:szCs w:val="20"/>
+        </w:rPr>
+      </w:pPr>
+      <w:r>
+        <w:rPr>
+          <w:rFonts w:ascii="Times New Roman" w:hAnsi="Times New Roman" w:cs="Times New Roman"/>
           <w:noProof/>
+          <w:sz w:val="20"/>
+          <w:szCs w:val="20"/>
         </w:rPr>
         <w:drawing>
-          <wp:anchor distT="0" distB="0" distL="114300" distR="114300" simplePos="0" relativeHeight="251671552" behindDoc="0" locked="0" layoutInCell="1" allowOverlap="1" wp14:anchorId="650D45BA" wp14:editId="14BEF31F">
-            <wp:simplePos x="0" y="0"/>
-            <wp:positionH relativeFrom="margin">
-              <wp:posOffset>350875</wp:posOffset>
-            </wp:positionH>
-            <wp:positionV relativeFrom="paragraph">
-              <wp:posOffset>488847</wp:posOffset>
-            </wp:positionV>
-            <wp:extent cx="4072255" cy="2195195"/>
-            <wp:effectExtent l="0" t="0" r="4445" b="0"/>
-            <wp:wrapTopAndBottom/>
+          <wp:inline distT="0" distB="0" distL="0" distR="0" wp14:anchorId="0D5EA8AB" wp14:editId="100F4A48">
+            <wp:extent cx="2671311" cy="1440000"/>
+            <wp:effectExtent l="0" t="0" r="0" b="0"/>
             <wp:docPr id="858275111" name="Picture 1">
               <a:extLst xmlns:a="http://schemas.openxmlformats.org/drawingml/2006/main">
                 <a:ext uri="{FF2B5EF4-FFF2-40B4-BE49-F238E27FC236}">
-                  <a16:creationId xmlns:a16="http://schemas.microsoft.com/office/drawing/2014/main" id="{84FAAB02-C7CD-4418-9BFB-4F0DF4BD9F47}"/>
+                  <a16:creationId xmlns:a16="http://schemas.microsoft.com/office/drawing/2014/main" id="{3491685D-F8B8-49AF-88E2-8D59009BEC78}"/>
                 </a:ext>
               </a:extLst>
             </wp:docPr>
@@ -732,7 +1357,13 @@
                     <pic:cNvPicPr/>
                   </pic:nvPicPr>
                   <pic:blipFill>
-                    <a:blip r:embed="rId14"/>
+                    <a:blip r:embed="rId19" cstate="print">
+                      <a:extLst>
+                        <a:ext uri="{28A0092B-C50C-407E-A947-70E740481C1C}">
+                          <a14:useLocalDpi xmlns:a14="http://schemas.microsoft.com/office/drawing/2010/main" val="0"/>
+                        </a:ext>
+                      </a:extLst>
+                    </a:blip>
                     <a:stretch>
                       <a:fillRect/>
                     </a:stretch>
@@ -740,7 +1371,7 @@
                   <pic:spPr>
                     <a:xfrm>
                       <a:off x="0" y="0"/>
-                      <a:ext cx="4072255" cy="2195195"/>
+                      <a:ext cx="2671311" cy="1440000"/>
                     </a:xfrm>
                     <a:prstGeom prst="rect">
                       <a:avLst/>
@@ -749,50 +1380,156 @@
                 </pic:pic>
               </a:graphicData>
             </a:graphic>
-            <wp14:sizeRelH relativeFrom="margin">
-              <wp14:pctWidth>0</wp14:pctWidth>
-            </wp14:sizeRelH>
-            <wp14:sizeRelV relativeFrom="margin">
-              <wp14:pctHeight>0</wp14:pctHeight>
-            </wp14:sizeRelV>
-          </wp:anchor>
+          </wp:inline>
         </w:drawing>
       </w:r>
       <w:r>
-        <w:t xml:space="preserve">A couple other numbers were add to the queue </w:t>
-      </w:r>
-      <w:r>
-        <w:t xml:space="preserve">from the back. Keeping the first element entered at the first index. </w:t>
-      </w:r>
-      <w:r>
-        <w:t>Values entered include 5, 5, 7, 2, 3</w:t>
-      </w:r>
-      <w:r>
+        <w:rPr>
+          <w:rFonts w:ascii="Times New Roman" w:hAnsi="Times New Roman" w:cs="Times New Roman"/>
+          <w:sz w:val="20"/>
+          <w:szCs w:val="20"/>
+        </w:rPr>
         <w:br/>
       </w:r>
     </w:p>
     <w:p>
-      <w:r>
-        <w:rPr>
+      <w:pPr>
+        <w:jc w:val="both"/>
+        <w:rPr>
+          <w:rFonts w:ascii="Times New Roman" w:hAnsi="Times New Roman" w:cs="Times New Roman"/>
+          <w:sz w:val="20"/>
+          <w:szCs w:val="20"/>
+        </w:rPr>
+      </w:pPr>
+      <w:r>
+        <w:rPr>
+          <w:rFonts w:ascii="Times New Roman" w:hAnsi="Times New Roman" w:cs="Times New Roman"/>
+          <w:sz w:val="20"/>
+          <w:szCs w:val="20"/>
+        </w:rPr>
+        <w:t>When you</w:t>
+      </w:r>
+      <w:r>
+        <w:rPr>
+          <w:rFonts w:ascii="Times New Roman" w:hAnsi="Times New Roman" w:cs="Times New Roman"/>
+          <w:sz w:val="20"/>
+          <w:szCs w:val="20"/>
+        </w:rPr>
+        <w:t xml:space="preserve"> click o</w:t>
+      </w:r>
+      <w:r>
+        <w:rPr>
+          <w:rFonts w:ascii="Times New Roman" w:hAnsi="Times New Roman" w:cs="Times New Roman"/>
+          <w:sz w:val="20"/>
+          <w:szCs w:val="20"/>
+        </w:rPr>
+        <w:t>n th</w:t>
+      </w:r>
+      <w:r>
+        <w:rPr>
+          <w:rFonts w:ascii="Times New Roman" w:hAnsi="Times New Roman" w:cs="Times New Roman"/>
+          <w:sz w:val="20"/>
+          <w:szCs w:val="20"/>
+        </w:rPr>
+        <w:t>e letter</w:t>
+      </w:r>
+      <w:r>
+        <w:rPr>
+          <w:rFonts w:ascii="Times New Roman" w:hAnsi="Times New Roman" w:cs="Times New Roman"/>
+          <w:sz w:val="20"/>
+          <w:szCs w:val="20"/>
+        </w:rPr>
+        <w:t xml:space="preserve"> </w:t>
+      </w:r>
+      <w:r>
+        <w:rPr>
+          <w:rFonts w:ascii="Times New Roman" w:hAnsi="Times New Roman" w:cs="Times New Roman"/>
+          <w:sz w:val="20"/>
+          <w:szCs w:val="20"/>
+        </w:rPr>
+        <w:t>D</w:t>
+      </w:r>
+      <w:r>
+        <w:rPr>
+          <w:rFonts w:ascii="Times New Roman" w:hAnsi="Times New Roman" w:cs="Times New Roman"/>
+          <w:sz w:val="20"/>
+          <w:szCs w:val="20"/>
+        </w:rPr>
+        <w:t xml:space="preserve"> </w:t>
+      </w:r>
+      <w:r>
+        <w:rPr>
+          <w:rFonts w:ascii="Times New Roman" w:hAnsi="Times New Roman" w:cs="Times New Roman"/>
+          <w:sz w:val="20"/>
+          <w:szCs w:val="20"/>
+        </w:rPr>
+        <w:t>it will al</w:t>
+      </w:r>
+      <w:r>
+        <w:rPr>
+          <w:rFonts w:ascii="Times New Roman" w:hAnsi="Times New Roman" w:cs="Times New Roman"/>
+          <w:sz w:val="20"/>
+          <w:szCs w:val="20"/>
+        </w:rPr>
+        <w:t xml:space="preserve">low </w:t>
+      </w:r>
+      <w:r>
+        <w:rPr>
+          <w:rFonts w:ascii="Times New Roman" w:hAnsi="Times New Roman" w:cs="Times New Roman"/>
+          <w:sz w:val="20"/>
+          <w:szCs w:val="20"/>
+        </w:rPr>
+        <w:t>you t</w:t>
+      </w:r>
+      <w:r>
+        <w:rPr>
+          <w:rFonts w:ascii="Times New Roman" w:hAnsi="Times New Roman" w:cs="Times New Roman"/>
+          <w:sz w:val="20"/>
+          <w:szCs w:val="20"/>
+        </w:rPr>
+        <w:t xml:space="preserve">o </w:t>
+      </w:r>
+      <w:r>
+        <w:rPr>
+          <w:rFonts w:ascii="Times New Roman" w:hAnsi="Times New Roman" w:cs="Times New Roman"/>
+          <w:sz w:val="20"/>
+          <w:szCs w:val="20"/>
+        </w:rPr>
+        <w:t xml:space="preserve">delete </w:t>
+      </w:r>
+      <w:r>
+        <w:rPr>
+          <w:rFonts w:ascii="Times New Roman" w:hAnsi="Times New Roman" w:cs="Times New Roman"/>
+          <w:sz w:val="20"/>
+          <w:szCs w:val="20"/>
+        </w:rPr>
+        <w:t>numbers</w:t>
+      </w:r>
+    </w:p>
+    <w:p>
+      <w:pPr>
+        <w:jc w:val="center"/>
+        <w:rPr>
+          <w:rFonts w:ascii="Times New Roman" w:hAnsi="Times New Roman" w:cs="Times New Roman"/>
+          <w:sz w:val="20"/>
+          <w:szCs w:val="20"/>
+        </w:rPr>
+      </w:pPr>
+      <w:r>
+        <w:rPr>
+          <w:rFonts w:ascii="Times New Roman" w:hAnsi="Times New Roman" w:cs="Times New Roman"/>
           <w:noProof/>
-        </w:rPr>
-        <w:lastRenderedPageBreak/>
+          <w:sz w:val="20"/>
+          <w:szCs w:val="20"/>
+        </w:rPr>
         <w:drawing>
-          <wp:anchor distT="0" distB="0" distL="114300" distR="114300" simplePos="0" relativeHeight="251673600" behindDoc="0" locked="0" layoutInCell="1" allowOverlap="1" wp14:anchorId="0381FC66" wp14:editId="46319C1B">
-            <wp:simplePos x="0" y="0"/>
-            <wp:positionH relativeFrom="margin">
-              <wp:posOffset>425302</wp:posOffset>
-            </wp:positionH>
-            <wp:positionV relativeFrom="paragraph">
-              <wp:posOffset>411819</wp:posOffset>
-            </wp:positionV>
-            <wp:extent cx="4124960" cy="2193925"/>
-            <wp:effectExtent l="0" t="0" r="8890" b="0"/>
-            <wp:wrapTopAndBottom/>
+          <wp:inline distT="0" distB="0" distL="0" distR="0" wp14:anchorId="6A04648F" wp14:editId="12C7A4F0">
+            <wp:extent cx="2707450" cy="1440000"/>
+            <wp:effectExtent l="0" t="0" r="0" b="0"/>
             <wp:docPr id="1560022494" name="Picture 1560022494">
               <a:extLst xmlns:a="http://schemas.openxmlformats.org/drawingml/2006/main">
                 <a:ext uri="{FF2B5EF4-FFF2-40B4-BE49-F238E27FC236}">
-                  <a16:creationId xmlns:a16="http://schemas.microsoft.com/office/drawing/2014/main" id="{61924249-6FCC-42C7-B477-FA6E2296DD25}"/>
+                  <a16:creationId xmlns:a16="http://schemas.microsoft.com/office/drawing/2014/main" id="{95067F90-4CEC-4A05-8D9F-61994D759D73}"/>
                 </a:ext>
               </a:extLst>
             </wp:docPr>
@@ -807,7 +1544,13 @@
                     <pic:cNvPicPr/>
                   </pic:nvPicPr>
                   <pic:blipFill>
-                    <a:blip r:embed="rId15"/>
+                    <a:blip r:embed="rId20" cstate="print">
+                      <a:extLst>
+                        <a:ext uri="{28A0092B-C50C-407E-A947-70E740481C1C}">
+                          <a14:useLocalDpi xmlns:a14="http://schemas.microsoft.com/office/drawing/2010/main" val="0"/>
+                        </a:ext>
+                      </a:extLst>
+                    </a:blip>
                     <a:stretch>
                       <a:fillRect/>
                     </a:stretch>
@@ -815,7 +1558,7 @@
                   <pic:spPr>
                     <a:xfrm>
                       <a:off x="0" y="0"/>
-                      <a:ext cx="4124960" cy="2193925"/>
+                      <a:ext cx="2707450" cy="1440000"/>
                     </a:xfrm>
                     <a:prstGeom prst="rect">
                       <a:avLst/>
@@ -824,83 +1567,84 @@
                 </pic:pic>
               </a:graphicData>
             </a:graphic>
-            <wp14:sizeRelH relativeFrom="margin">
-              <wp14:pctWidth>0</wp14:pctWidth>
-            </wp14:sizeRelH>
-            <wp14:sizeRelV relativeFrom="margin">
-              <wp14:pctHeight>0</wp14:pctHeight>
-            </wp14:sizeRelV>
-          </wp:anchor>
+          </wp:inline>
         </w:drawing>
       </w:r>
-      <w:r>
-        <w:t>When you</w:t>
-      </w:r>
-      <w:r>
-        <w:t xml:space="preserve"> click o</w:t>
-      </w:r>
-      <w:r>
-        <w:t>n th</w:t>
-      </w:r>
-      <w:r>
-        <w:t>e letter</w:t>
-      </w:r>
-      <w:r>
-        <w:t xml:space="preserve"> </w:t>
-      </w:r>
-      <w:r>
-        <w:t>D</w:t>
-      </w:r>
-      <w:r>
-        <w:t xml:space="preserve"> </w:t>
-      </w:r>
-      <w:r>
-        <w:t>it will al</w:t>
-      </w:r>
-      <w:r>
-        <w:t xml:space="preserve">low </w:t>
-      </w:r>
-      <w:r>
-        <w:t>you t</w:t>
-      </w:r>
-      <w:r>
-        <w:t xml:space="preserve">o </w:t>
-      </w:r>
-      <w:r>
-        <w:t xml:space="preserve">delete </w:t>
-      </w:r>
-      <w:r>
-        <w:t>numbers</w:t>
-      </w:r>
-      <w:r>
-        <w:t xml:space="preserve"> </w:t>
-      </w:r>
-      <w:r>
-        <w:br/>
-      </w:r>
-    </w:p>
-    <w:p/>
-    <w:p>
-      <w:r>
-        <w:rPr>
+    </w:p>
+    <w:p>
+      <w:pPr>
+        <w:jc w:val="both"/>
+        <w:rPr>
+          <w:rFonts w:ascii="Times New Roman" w:hAnsi="Times New Roman" w:cs="Times New Roman"/>
+          <w:sz w:val="20"/>
+          <w:szCs w:val="20"/>
+        </w:rPr>
+      </w:pPr>
+      <w:r>
+        <w:rPr>
+          <w:rFonts w:ascii="Times New Roman" w:hAnsi="Times New Roman" w:cs="Times New Roman"/>
+          <w:sz w:val="20"/>
+          <w:szCs w:val="20"/>
+        </w:rPr>
+        <w:t>We w</w:t>
+      </w:r>
+      <w:r>
+        <w:rPr>
+          <w:rFonts w:ascii="Times New Roman" w:hAnsi="Times New Roman" w:cs="Times New Roman"/>
+          <w:sz w:val="20"/>
+          <w:szCs w:val="20"/>
+        </w:rPr>
+        <w:t>ill de</w:t>
+      </w:r>
+      <w:r>
+        <w:rPr>
+          <w:rFonts w:ascii="Times New Roman" w:hAnsi="Times New Roman" w:cs="Times New Roman"/>
+          <w:sz w:val="20"/>
+          <w:szCs w:val="20"/>
+        </w:rPr>
+        <w:t xml:space="preserve">lete </w:t>
+      </w:r>
+      <w:r>
+        <w:rPr>
+          <w:rFonts w:ascii="Times New Roman" w:hAnsi="Times New Roman" w:cs="Times New Roman"/>
+          <w:sz w:val="20"/>
+          <w:szCs w:val="20"/>
+        </w:rPr>
+        <w:t xml:space="preserve">number </w:t>
+      </w:r>
+      <w:r>
+        <w:rPr>
+          <w:rFonts w:ascii="Times New Roman" w:hAnsi="Times New Roman" w:cs="Times New Roman"/>
+          <w:sz w:val="20"/>
+          <w:szCs w:val="20"/>
+        </w:rPr>
+        <w:t>5</w:t>
+      </w:r>
+    </w:p>
+    <w:p>
+      <w:pPr>
+        <w:jc w:val="center"/>
+        <w:rPr>
+          <w:rFonts w:ascii="Times New Roman" w:hAnsi="Times New Roman" w:cs="Times New Roman"/>
+          <w:sz w:val="20"/>
+          <w:szCs w:val="20"/>
+        </w:rPr>
+      </w:pPr>
+      <w:r>
+        <w:rPr>
+          <w:rFonts w:ascii="Times New Roman" w:hAnsi="Times New Roman" w:cs="Times New Roman"/>
           <w:noProof/>
+          <w:sz w:val="20"/>
+          <w:szCs w:val="20"/>
         </w:rPr>
         <w:drawing>
-          <wp:anchor distT="0" distB="0" distL="114300" distR="114300" simplePos="0" relativeHeight="251675648" behindDoc="0" locked="0" layoutInCell="1" allowOverlap="1" wp14:anchorId="31F91A92" wp14:editId="0CC4F3AF">
-            <wp:simplePos x="0" y="0"/>
-            <wp:positionH relativeFrom="margin">
-              <wp:posOffset>597032</wp:posOffset>
-            </wp:positionH>
-            <wp:positionV relativeFrom="paragraph">
-              <wp:posOffset>268184</wp:posOffset>
-            </wp:positionV>
-            <wp:extent cx="3503295" cy="2098675"/>
-            <wp:effectExtent l="0" t="0" r="1905" b="0"/>
-            <wp:wrapTopAndBottom/>
+          <wp:inline distT="0" distB="0" distL="0" distR="0" wp14:anchorId="03CBEC57" wp14:editId="62708C6A">
+            <wp:extent cx="2403776" cy="1440000"/>
+            <wp:effectExtent l="0" t="0" r="0" b="0"/>
             <wp:docPr id="582973974" name="Picture 582973974">
               <a:extLst xmlns:a="http://schemas.openxmlformats.org/drawingml/2006/main">
                 <a:ext uri="{FF2B5EF4-FFF2-40B4-BE49-F238E27FC236}">
-                  <a16:creationId xmlns:a16="http://schemas.microsoft.com/office/drawing/2014/main" id="{04CB9A88-9A5F-4E85-9D97-5551AC62DE86}"/>
+                  <a16:creationId xmlns:a16="http://schemas.microsoft.com/office/drawing/2014/main" id="{74FC90CC-D5BE-4E01-80B7-AB86170FF996}"/>
                 </a:ext>
               </a:extLst>
             </wp:docPr>
@@ -915,7 +1659,13 @@
                     <pic:cNvPicPr/>
                   </pic:nvPicPr>
                   <pic:blipFill>
-                    <a:blip r:embed="rId16"/>
+                    <a:blip r:embed="rId21" cstate="print">
+                      <a:extLst>
+                        <a:ext uri="{28A0092B-C50C-407E-A947-70E740481C1C}">
+                          <a14:useLocalDpi xmlns:a14="http://schemas.microsoft.com/office/drawing/2010/main" val="0"/>
+                        </a:ext>
+                      </a:extLst>
+                    </a:blip>
                     <a:stretch>
                       <a:fillRect/>
                     </a:stretch>
@@ -923,7 +1673,7 @@
                   <pic:spPr>
                     <a:xfrm>
                       <a:off x="0" y="0"/>
-                      <a:ext cx="3503295" cy="2098675"/>
+                      <a:ext cx="2403776" cy="1440000"/>
                     </a:xfrm>
                     <a:prstGeom prst="rect">
                       <a:avLst/>
@@ -932,99 +1682,261 @@
                 </pic:pic>
               </a:graphicData>
             </a:graphic>
-            <wp14:sizeRelH relativeFrom="margin">
-              <wp14:pctWidth>0</wp14:pctWidth>
-            </wp14:sizeRelH>
-            <wp14:sizeRelV relativeFrom="margin">
-              <wp14:pctHeight>0</wp14:pctHeight>
-            </wp14:sizeRelV>
-          </wp:anchor>
+          </wp:inline>
         </w:drawing>
       </w:r>
-      <w:r>
-        <w:t>We w</w:t>
-      </w:r>
-      <w:r>
-        <w:t>ill de</w:t>
-      </w:r>
-      <w:r>
-        <w:t xml:space="preserve">lete </w:t>
-      </w:r>
-      <w:r>
-        <w:t xml:space="preserve">number </w:t>
-      </w:r>
-      <w:r>
-        <w:t xml:space="preserve">5. </w:t>
-      </w:r>
-      <w:r>
-        <w:br/>
-      </w:r>
-    </w:p>
-    <w:p>
-      <w:r>
+    </w:p>
+    <w:p>
+      <w:pPr>
+        <w:jc w:val="both"/>
+        <w:rPr>
+          <w:rFonts w:ascii="Times New Roman" w:hAnsi="Times New Roman" w:cs="Times New Roman"/>
+          <w:sz w:val="20"/>
+          <w:szCs w:val="20"/>
+        </w:rPr>
+      </w:pPr>
+      <w:r>
+        <w:rPr>
+          <w:rFonts w:ascii="Times New Roman" w:hAnsi="Times New Roman" w:cs="Times New Roman"/>
+          <w:sz w:val="20"/>
+          <w:szCs w:val="20"/>
+        </w:rPr>
         <w:t>If</w:t>
       </w:r>
       <w:r>
+        <w:rPr>
+          <w:rFonts w:ascii="Times New Roman" w:hAnsi="Times New Roman" w:cs="Times New Roman"/>
+          <w:sz w:val="20"/>
+          <w:szCs w:val="20"/>
+        </w:rPr>
         <w:t xml:space="preserve"> you </w:t>
       </w:r>
       <w:r>
-        <w:t xml:space="preserve">click I </w:t>
-      </w:r>
-      <w:r>
+        <w:rPr>
+          <w:rFonts w:ascii="Times New Roman" w:hAnsi="Times New Roman" w:cs="Times New Roman"/>
+          <w:sz w:val="20"/>
+          <w:szCs w:val="20"/>
+        </w:rPr>
+        <w:t xml:space="preserve">click </w:t>
+      </w:r>
+      <w:proofErr w:type="gramStart"/>
+      <w:r>
+        <w:rPr>
+          <w:rFonts w:ascii="Times New Roman" w:hAnsi="Times New Roman" w:cs="Times New Roman"/>
+          <w:sz w:val="20"/>
+          <w:szCs w:val="20"/>
+        </w:rPr>
+        <w:t>I</w:t>
+      </w:r>
+      <w:proofErr w:type="gramEnd"/>
+      <w:r>
+        <w:rPr>
+          <w:rFonts w:ascii="Times New Roman" w:hAnsi="Times New Roman" w:cs="Times New Roman"/>
+          <w:sz w:val="20"/>
+          <w:szCs w:val="20"/>
+        </w:rPr>
+        <w:t xml:space="preserve"> </w:t>
+      </w:r>
+      <w:r>
+        <w:rPr>
+          <w:rFonts w:ascii="Times New Roman" w:hAnsi="Times New Roman" w:cs="Times New Roman"/>
+          <w:sz w:val="20"/>
+          <w:szCs w:val="20"/>
+        </w:rPr>
         <w:t xml:space="preserve">it </w:t>
       </w:r>
       <w:r>
+        <w:rPr>
+          <w:rFonts w:ascii="Times New Roman" w:hAnsi="Times New Roman" w:cs="Times New Roman"/>
+          <w:sz w:val="20"/>
+          <w:szCs w:val="20"/>
+        </w:rPr>
         <w:t>will all</w:t>
       </w:r>
       <w:r>
+        <w:rPr>
+          <w:rFonts w:ascii="Times New Roman" w:hAnsi="Times New Roman" w:cs="Times New Roman"/>
+          <w:sz w:val="20"/>
+          <w:szCs w:val="20"/>
+        </w:rPr>
         <w:t>ow you</w:t>
       </w:r>
       <w:r>
+        <w:rPr>
+          <w:rFonts w:ascii="Times New Roman" w:hAnsi="Times New Roman" w:cs="Times New Roman"/>
+          <w:sz w:val="20"/>
+          <w:szCs w:val="20"/>
+        </w:rPr>
         <w:t xml:space="preserve"> to </w:t>
       </w:r>
       <w:r>
+        <w:rPr>
+          <w:rFonts w:ascii="Times New Roman" w:hAnsi="Times New Roman" w:cs="Times New Roman"/>
+          <w:sz w:val="20"/>
+          <w:szCs w:val="20"/>
+        </w:rPr>
         <w:t xml:space="preserve">insert </w:t>
       </w:r>
       <w:r>
+        <w:rPr>
+          <w:rFonts w:ascii="Times New Roman" w:hAnsi="Times New Roman" w:cs="Times New Roman"/>
+          <w:sz w:val="20"/>
+          <w:szCs w:val="20"/>
+        </w:rPr>
         <w:t>a</w:t>
       </w:r>
       <w:r>
+        <w:rPr>
+          <w:rFonts w:ascii="Times New Roman" w:hAnsi="Times New Roman" w:cs="Times New Roman"/>
+          <w:sz w:val="20"/>
+          <w:szCs w:val="20"/>
+        </w:rPr>
         <w:t xml:space="preserve"> value and depending on the position you tell it to be place it will also insert that value as well. </w:t>
       </w:r>
     </w:p>
     <w:p>
       <w:pPr>
         <w:pStyle w:val="Heading2"/>
-      </w:pPr>
-      <w:r>
+        <w:jc w:val="both"/>
+        <w:rPr>
+          <w:rFonts w:ascii="Times New Roman" w:hAnsi="Times New Roman" w:cs="Times New Roman"/>
+          <w:b/>
+          <w:bCs/>
+          <w:color w:val="auto"/>
+        </w:rPr>
+      </w:pPr>
+      <w:r>
+        <w:rPr>
+          <w:rFonts w:ascii="Times New Roman" w:hAnsi="Times New Roman" w:cs="Times New Roman"/>
+          <w:b/>
+          <w:bCs/>
+          <w:color w:val="auto"/>
+        </w:rPr>
+        <w:t>Task 2.2</w:t>
+      </w:r>
+      <w:r>
+        <w:rPr>
+          <w:rFonts w:ascii="Times New Roman" w:hAnsi="Times New Roman" w:cs="Times New Roman"/>
+          <w:b/>
+          <w:bCs/>
+          <w:color w:val="auto"/>
+        </w:rPr>
+        <w:t xml:space="preserve"> Challenge</w:t>
+      </w:r>
+    </w:p>
+    <w:p>
+      <w:pPr>
+        <w:spacing w:after="0"/>
+        <w:jc w:val="both"/>
+        <w:rPr>
+          <w:rStyle w:val="Hyperlink"/>
+          <w:rFonts w:ascii="Times New Roman" w:hAnsi="Times New Roman" w:cs="Times New Roman"/>
+          <w:color w:val="auto"/>
+          <w:sz w:val="20"/>
+          <w:szCs w:val="20"/>
+        </w:rPr>
+      </w:pPr>
+      <w:r>
+        <w:rPr>
+          <w:rFonts w:ascii="Times New Roman" w:hAnsi="Times New Roman" w:cs="Times New Roman"/>
+          <w:sz w:val="20"/>
+          <w:szCs w:val="20"/>
+        </w:rPr>
+        <w:fldChar w:fldCharType="begin"/>
+      </w:r>
+      <w:r>
+        <w:rPr>
+          <w:rFonts w:ascii="Times New Roman" w:hAnsi="Times New Roman" w:cs="Times New Roman"/>
+          <w:sz w:val="20"/>
+          <w:szCs w:val="20"/>
+        </w:rPr>
+        <w:instrText>HYPERLINK "https://github.com/agneschett/Software-Tech-2-Assessment-2/blob/be7bf85cfc05e0402d6f01b0c62afcfa035781ea/Assessed%20tasks/Task_2_2_challenge.py" \l "L1-L270"</w:instrText>
+      </w:r>
+      <w:r>
+        <w:rPr>
+          <w:rFonts w:ascii="Times New Roman" w:hAnsi="Times New Roman" w:cs="Times New Roman"/>
+          <w:sz w:val="20"/>
+          <w:szCs w:val="20"/>
+        </w:rPr>
+      </w:r>
+      <w:r>
+        <w:rPr>
+          <w:rFonts w:ascii="Times New Roman" w:hAnsi="Times New Roman" w:cs="Times New Roman"/>
+          <w:sz w:val="20"/>
+          <w:szCs w:val="20"/>
+        </w:rPr>
+        <w:fldChar w:fldCharType="separate"/>
+      </w:r>
+      <w:r>
+        <w:rPr>
+          <w:rStyle w:val="Hyperlink"/>
+          <w:rFonts w:ascii="Times New Roman" w:hAnsi="Times New Roman" w:cs="Times New Roman"/>
+          <w:color w:val="auto"/>
+          <w:sz w:val="20"/>
+          <w:szCs w:val="20"/>
+        </w:rPr>
+        <w:t>Click here for link to code</w:t>
+      </w:r>
+    </w:p>
+    <w:p>
+      <w:pPr>
+        <w:spacing w:after="0"/>
+        <w:jc w:val="both"/>
+        <w:rPr>
+          <w:rFonts w:ascii="Times New Roman" w:hAnsi="Times New Roman" w:cs="Times New Roman"/>
+          <w:sz w:val="20"/>
+          <w:szCs w:val="20"/>
+        </w:rPr>
+      </w:pPr>
+      <w:r>
+        <w:rPr>
+          <w:rFonts w:ascii="Times New Roman" w:hAnsi="Times New Roman" w:cs="Times New Roman"/>
+          <w:sz w:val="20"/>
+          <w:szCs w:val="20"/>
+        </w:rPr>
+        <w:fldChar w:fldCharType="end"/>
+      </w:r>
+      <w:r>
+        <w:t xml:space="preserve"> </w:t>
+      </w:r>
+      <w:r>
+        <w:rPr>
+          <w:rFonts w:ascii="Times New Roman" w:hAnsi="Times New Roman" w:cs="Times New Roman"/>
+          <w:noProof/>
+          <w:sz w:val="20"/>
+          <w:szCs w:val="20"/>
+        </w:rPr>
+        <w:t>In the task 2.2 challenge, we were asked to develop a BTS visualizer that allows adding new elements, deleting, searching, and ordering them by preorder and postorder using the letters or numbers specified at the top of the popup window.</w:t>
+      </w:r>
+    </w:p>
+    <w:p>
+      <w:pPr>
+        <w:pStyle w:val="Heading2"/>
+        <w:jc w:val="center"/>
+        <w:rPr>
+          <w:rFonts w:ascii="Times New Roman" w:hAnsi="Times New Roman" w:cs="Times New Roman"/>
+          <w:color w:val="auto"/>
+          <w:sz w:val="20"/>
+          <w:szCs w:val="20"/>
+        </w:rPr>
+      </w:pPr>
+      <w:r>
+        <w:rPr>
+          <w:rFonts w:ascii="Times New Roman" w:hAnsi="Times New Roman" w:cs="Times New Roman"/>
+          <w:noProof/>
+          <w:color w:val="auto"/>
+          <w:sz w:val="20"/>
+          <w:szCs w:val="20"/>
+        </w:rPr>
         <w:lastRenderedPageBreak/>
-        <w:t>Task 2.2</w:t>
-      </w:r>
-      <w:r>
-        <w:t xml:space="preserve"> Challenge</w:t>
-      </w:r>
-    </w:p>
-    <w:p>
-      <w:r>
-        <w:rPr>
-          <w:noProof/>
-        </w:rPr>
         <w:drawing>
-          <wp:anchor distT="0" distB="0" distL="114300" distR="114300" simplePos="0" relativeHeight="251685888" behindDoc="0" locked="0" layoutInCell="1" allowOverlap="1" wp14:anchorId="47D031AC" wp14:editId="45D49895">
-            <wp:simplePos x="0" y="0"/>
-            <wp:positionH relativeFrom="column">
-              <wp:posOffset>337234</wp:posOffset>
-            </wp:positionH>
-            <wp:positionV relativeFrom="paragraph">
-              <wp:posOffset>732839</wp:posOffset>
-            </wp:positionV>
+          <wp:inline distT="0" distB="0" distL="0" distR="0" wp14:anchorId="03C2137A" wp14:editId="0C278045">
             <wp:extent cx="3987800" cy="2351405"/>
             <wp:effectExtent l="0" t="0" r="0" b="0"/>
-            <wp:wrapTopAndBottom/>
             <wp:docPr id="908390864" name="Picture 1">
               <a:extLst xmlns:a="http://schemas.openxmlformats.org/drawingml/2006/main">
                 <a:ext uri="{FF2B5EF4-FFF2-40B4-BE49-F238E27FC236}">
-                  <a16:creationId xmlns:a16="http://schemas.microsoft.com/office/drawing/2014/main" id="{B495F310-BC9B-4A36-95CF-B586D83C561B}"/>
+                  <a16:creationId xmlns:a16="http://schemas.microsoft.com/office/drawing/2014/main" id="{1296685F-751D-4672-8058-CBA3FCDBA1F4}"/>
                 </a:ext>
               </a:extLst>
             </wp:docPr>
@@ -1039,7 +1951,13 @@
                     <pic:cNvPicPr/>
                   </pic:nvPicPr>
                   <pic:blipFill>
-                    <a:blip r:embed="rId17"/>
+                    <a:blip r:embed="rId22" cstate="print">
+                      <a:extLst>
+                        <a:ext uri="{28A0092B-C50C-407E-A947-70E740481C1C}">
+                          <a14:useLocalDpi xmlns:a14="http://schemas.microsoft.com/office/drawing/2010/main" val="0"/>
+                        </a:ext>
+                      </a:extLst>
+                    </a:blip>
                     <a:stretch>
                       <a:fillRect/>
                     </a:stretch>
@@ -1056,55 +1974,232 @@
                 </pic:pic>
               </a:graphicData>
             </a:graphic>
-            <wp14:sizeRelH relativeFrom="margin">
-              <wp14:pctWidth>0</wp14:pctWidth>
-            </wp14:sizeRelH>
-            <wp14:sizeRelV relativeFrom="margin">
-              <wp14:pctHeight>0</wp14:pctHeight>
-            </wp14:sizeRelV>
-          </wp:anchor>
+          </wp:inline>
         </w:drawing>
       </w:r>
-      <w:r>
-        <w:t xml:space="preserve">In task 2.2 challenge task, we were asked to create a BTS visualiser allowing us to add new elements, delete, search elements. Order them </w:t>
-      </w:r>
-      <w:r>
-        <w:t xml:space="preserve">by preorder and post ordering. Using the letters or numbers described at the top of the pop up window. </w:t>
-      </w:r>
-    </w:p>
-    <w:p/>
+    </w:p>
     <w:p>
       <w:pPr>
         <w:pStyle w:val="Heading2"/>
-      </w:pPr>
-      <w:r>
+        <w:rPr>
+          <w:rFonts w:ascii="Times New Roman" w:hAnsi="Times New Roman" w:cs="Times New Roman"/>
+          <w:b/>
+          <w:color w:val="auto"/>
+        </w:rPr>
+      </w:pPr>
+      <w:r>
+        <w:rPr>
+          <w:rFonts w:ascii="Times New Roman" w:hAnsi="Times New Roman" w:cs="Times New Roman"/>
+          <w:color w:val="auto"/>
+          <w:sz w:val="20"/>
+          <w:szCs w:val="20"/>
+        </w:rPr>
+        <w:br/>
+      </w:r>
+      <w:r>
+        <w:rPr>
+          <w:rFonts w:ascii="Times New Roman" w:hAnsi="Times New Roman" w:cs="Times New Roman"/>
+          <w:b/>
+          <w:color w:val="auto"/>
+        </w:rPr>
         <w:t xml:space="preserve">Task 2.3 </w:t>
       </w:r>
       <w:r>
+        <w:rPr>
+          <w:rFonts w:ascii="Times New Roman" w:hAnsi="Times New Roman" w:cs="Times New Roman"/>
+          <w:b/>
+          <w:color w:val="auto"/>
+        </w:rPr>
         <w:t>Challenge</w:t>
       </w:r>
     </w:p>
     <w:p>
-      <w:r>
-        <w:rPr>
+      <w:pPr>
+        <w:spacing w:after="0"/>
+        <w:jc w:val="both"/>
+        <w:rPr>
+          <w:rStyle w:val="Hyperlink"/>
+          <w:rFonts w:ascii="Times New Roman" w:hAnsi="Times New Roman" w:cs="Times New Roman"/>
+          <w:color w:val="auto"/>
+          <w:sz w:val="20"/>
+          <w:szCs w:val="20"/>
+        </w:rPr>
+      </w:pPr>
+      <w:r>
+        <w:rPr>
+          <w:rFonts w:ascii="Times New Roman" w:hAnsi="Times New Roman" w:cs="Times New Roman"/>
+          <w:sz w:val="20"/>
+          <w:szCs w:val="20"/>
+        </w:rPr>
+        <w:fldChar w:fldCharType="begin"/>
+      </w:r>
+      <w:r>
+        <w:rPr>
+          <w:rFonts w:ascii="Times New Roman" w:hAnsi="Times New Roman" w:cs="Times New Roman"/>
+          <w:sz w:val="20"/>
+          <w:szCs w:val="20"/>
+        </w:rPr>
+        <w:instrText>HYPERLINK "https://github.com/agneschett/Software-Tech-2-Assessment-2/blob/be7bf85cfc05e0402d6f01b0c62afcfa035781ea/Assessed%20tasks/Task_2_3_challenge.py" \l "L1-L211"</w:instrText>
+      </w:r>
+      <w:r>
+        <w:rPr>
+          <w:rFonts w:ascii="Times New Roman" w:hAnsi="Times New Roman" w:cs="Times New Roman"/>
+          <w:sz w:val="20"/>
+          <w:szCs w:val="20"/>
+        </w:rPr>
+      </w:r>
+      <w:r>
+        <w:rPr>
+          <w:rFonts w:ascii="Times New Roman" w:hAnsi="Times New Roman" w:cs="Times New Roman"/>
+          <w:sz w:val="20"/>
+          <w:szCs w:val="20"/>
+        </w:rPr>
+        <w:fldChar w:fldCharType="separate"/>
+      </w:r>
+      <w:r>
+        <w:rPr>
+          <w:rStyle w:val="Hyperlink"/>
+          <w:rFonts w:ascii="Times New Roman" w:hAnsi="Times New Roman" w:cs="Times New Roman"/>
+          <w:color w:val="auto"/>
+          <w:sz w:val="20"/>
+          <w:szCs w:val="20"/>
+        </w:rPr>
+        <w:t>Click here f</w:t>
+      </w:r>
+      <w:bookmarkStart w:id="2" w:name="_Hlt229665338"/>
+      <w:bookmarkStart w:id="3" w:name="_Hlt229665339"/>
+      <w:r>
+        <w:rPr>
+          <w:rStyle w:val="Hyperlink"/>
+          <w:rFonts w:ascii="Times New Roman" w:hAnsi="Times New Roman" w:cs="Times New Roman"/>
+          <w:color w:val="auto"/>
+          <w:sz w:val="20"/>
+          <w:szCs w:val="20"/>
+        </w:rPr>
+        <w:t>o</w:t>
+      </w:r>
+      <w:bookmarkEnd w:id="2"/>
+      <w:bookmarkEnd w:id="3"/>
+      <w:r>
+        <w:rPr>
+          <w:rStyle w:val="Hyperlink"/>
+          <w:rFonts w:ascii="Times New Roman" w:hAnsi="Times New Roman" w:cs="Times New Roman"/>
+          <w:color w:val="auto"/>
+          <w:sz w:val="20"/>
+          <w:szCs w:val="20"/>
+        </w:rPr>
+        <w:t>r link to code</w:t>
+      </w:r>
+    </w:p>
+    <w:p>
+      <w:pPr>
+        <w:spacing w:after="0"/>
+        <w:jc w:val="both"/>
+        <w:rPr>
+          <w:rFonts w:ascii="Times New Roman" w:hAnsi="Times New Roman" w:cs="Times New Roman"/>
+          <w:sz w:val="20"/>
+          <w:szCs w:val="20"/>
+        </w:rPr>
+      </w:pPr>
+      <w:r>
+        <w:rPr>
+          <w:rFonts w:ascii="Times New Roman" w:hAnsi="Times New Roman" w:cs="Times New Roman"/>
+          <w:sz w:val="20"/>
+          <w:szCs w:val="20"/>
+        </w:rPr>
+        <w:fldChar w:fldCharType="end"/>
+      </w:r>
+    </w:p>
+    <w:p>
+      <w:pPr>
+        <w:jc w:val="both"/>
+        <w:rPr>
+          <w:rFonts w:ascii="Times New Roman" w:hAnsi="Times New Roman" w:cs="Times New Roman"/>
+          <w:sz w:val="20"/>
+          <w:szCs w:val="20"/>
+        </w:rPr>
+      </w:pPr>
+      <w:r>
+        <w:rPr>
+          <w:rFonts w:ascii="Times New Roman" w:hAnsi="Times New Roman" w:cs="Times New Roman"/>
+          <w:sz w:val="20"/>
+          <w:szCs w:val="20"/>
+        </w:rPr>
+        <w:t xml:space="preserve">This challenge task asked </w:t>
+      </w:r>
+      <w:r>
+        <w:rPr>
+          <w:rFonts w:ascii="Times New Roman" w:hAnsi="Times New Roman" w:cs="Times New Roman"/>
+          <w:sz w:val="20"/>
+          <w:szCs w:val="20"/>
+        </w:rPr>
+        <w:t>us to visualise a sorting algorithm. Using the three sorting methods we previously learnt in class (bubble, selection and merge)</w:t>
+      </w:r>
+      <w:r>
+        <w:rPr>
+          <w:rFonts w:ascii="Times New Roman" w:hAnsi="Times New Roman" w:cs="Times New Roman"/>
+          <w:sz w:val="20"/>
+          <w:szCs w:val="20"/>
+        </w:rPr>
+        <w:t>. Once you click one of those buttons</w:t>
+      </w:r>
+      <w:r>
+        <w:rPr>
+          <w:rFonts w:ascii="Times New Roman" w:hAnsi="Times New Roman" w:cs="Times New Roman"/>
+          <w:sz w:val="20"/>
+          <w:szCs w:val="20"/>
+        </w:rPr>
+        <w:t>,</w:t>
+      </w:r>
+      <w:r>
+        <w:rPr>
+          <w:rFonts w:ascii="Times New Roman" w:hAnsi="Times New Roman" w:cs="Times New Roman"/>
+          <w:sz w:val="20"/>
+          <w:szCs w:val="20"/>
+        </w:rPr>
+        <w:t xml:space="preserve"> it will sort the bars from smallest to largest using the </w:t>
+      </w:r>
+      <w:r>
+        <w:rPr>
+          <w:rFonts w:ascii="Times New Roman" w:hAnsi="Times New Roman" w:cs="Times New Roman"/>
+          <w:sz w:val="20"/>
+          <w:szCs w:val="20"/>
+        </w:rPr>
+        <w:t xml:space="preserve">selected </w:t>
+      </w:r>
+      <w:r>
+        <w:rPr>
+          <w:rFonts w:ascii="Times New Roman" w:hAnsi="Times New Roman" w:cs="Times New Roman"/>
+          <w:sz w:val="20"/>
+          <w:szCs w:val="20"/>
+        </w:rPr>
+        <w:t>sorting method.</w:t>
+      </w:r>
+    </w:p>
+    <w:p>
+      <w:pPr>
+        <w:jc w:val="center"/>
+        <w:rPr>
+          <w:rFonts w:ascii="Times New Roman" w:hAnsi="Times New Roman" w:cs="Times New Roman"/>
+          <w:sz w:val="20"/>
+          <w:szCs w:val="20"/>
+        </w:rPr>
+      </w:pPr>
+      <w:r>
+        <w:rPr>
+          <w:rFonts w:ascii="Times New Roman" w:hAnsi="Times New Roman" w:cs="Times New Roman"/>
           <w:noProof/>
+          <w:sz w:val="20"/>
+          <w:szCs w:val="20"/>
         </w:rPr>
         <w:drawing>
-          <wp:anchor distT="0" distB="0" distL="114300" distR="114300" simplePos="0" relativeHeight="251687936" behindDoc="0" locked="0" layoutInCell="1" allowOverlap="1" wp14:anchorId="1B3B8355" wp14:editId="02055F88">
-            <wp:simplePos x="0" y="0"/>
-            <wp:positionH relativeFrom="margin">
-              <wp:posOffset>1167472</wp:posOffset>
-            </wp:positionH>
-            <wp:positionV relativeFrom="paragraph">
-              <wp:posOffset>593236</wp:posOffset>
-            </wp:positionV>
+          <wp:inline distT="0" distB="0" distL="0" distR="0" wp14:anchorId="53C7B4DC" wp14:editId="7B069104">
             <wp:extent cx="2848610" cy="1894840"/>
-            <wp:effectExtent l="0" t="0" r="8890" b="0"/>
-            <wp:wrapTopAndBottom/>
+            <wp:effectExtent l="0" t="0" r="0" b="0"/>
             <wp:docPr id="436211720" name="Picture 1">
               <a:extLst xmlns:a="http://schemas.openxmlformats.org/drawingml/2006/main">
                 <a:ext uri="{FF2B5EF4-FFF2-40B4-BE49-F238E27FC236}">
-                  <a16:creationId xmlns:a16="http://schemas.microsoft.com/office/drawing/2014/main" id="{E5C386B0-C8AF-428E-8C02-28F57BA0FDAB}"/>
+                  <a16:creationId xmlns:a16="http://schemas.microsoft.com/office/drawing/2014/main" id="{5F796D10-8616-4C71-8C94-9783355128A9}"/>
                 </a:ext>
               </a:extLst>
             </wp:docPr>
@@ -1119,7 +2214,13 @@
                     <pic:cNvPicPr/>
                   </pic:nvPicPr>
                   <pic:blipFill>
-                    <a:blip r:embed="rId18"/>
+                    <a:blip r:embed="rId23" cstate="print">
+                      <a:extLst>
+                        <a:ext uri="{28A0092B-C50C-407E-A947-70E740481C1C}">
+                          <a14:useLocalDpi xmlns:a14="http://schemas.microsoft.com/office/drawing/2010/main" val="0"/>
+                        </a:ext>
+                      </a:extLst>
+                    </a:blip>
                     <a:stretch>
                       <a:fillRect/>
                     </a:stretch>
@@ -1136,46 +2237,108 @@
                 </pic:pic>
               </a:graphicData>
             </a:graphic>
-            <wp14:sizeRelH relativeFrom="margin">
-              <wp14:pctWidth>0</wp14:pctWidth>
-            </wp14:sizeRelH>
-            <wp14:sizeRelV relativeFrom="margin">
-              <wp14:pctHeight>0</wp14:pctHeight>
-            </wp14:sizeRelV>
-          </wp:anchor>
+          </wp:inline>
         </w:drawing>
       </w:r>
-      <w:r>
-        <w:t xml:space="preserve">This challenge task asked </w:t>
-      </w:r>
-      <w:r>
-        <w:t>us to visualise a sorting algorithm. Using the three sorting methods we previously learnt in class (bubble, selection and merge)</w:t>
-      </w:r>
-      <w:r>
-        <w:t xml:space="preserve">. Once you click on one of those buttons it will sort the bars from smallest to largest using the sorting methods. </w:t>
-      </w:r>
-    </w:p>
-    <w:p>
-      <w:r>
-        <w:rPr>
+    </w:p>
+    <w:p>
+      <w:pPr>
+        <w:jc w:val="both"/>
+        <w:rPr>
+          <w:rFonts w:ascii="Times New Roman" w:hAnsi="Times New Roman" w:cs="Times New Roman"/>
+          <w:sz w:val="20"/>
+          <w:szCs w:val="20"/>
+        </w:rPr>
+      </w:pPr>
+      <w:r>
+        <w:rPr>
+          <w:rFonts w:ascii="Times New Roman" w:hAnsi="Times New Roman" w:cs="Times New Roman"/>
+          <w:sz w:val="20"/>
+          <w:szCs w:val="20"/>
+        </w:rPr>
+        <w:t>Once completed</w:t>
+      </w:r>
+      <w:r>
+        <w:rPr>
+          <w:rFonts w:ascii="Times New Roman" w:hAnsi="Times New Roman" w:cs="Times New Roman"/>
+          <w:sz w:val="20"/>
+          <w:szCs w:val="20"/>
+        </w:rPr>
+        <w:t>,</w:t>
+      </w:r>
+      <w:r>
+        <w:rPr>
+          <w:rFonts w:ascii="Times New Roman" w:hAnsi="Times New Roman" w:cs="Times New Roman"/>
+          <w:sz w:val="20"/>
+          <w:szCs w:val="20"/>
+        </w:rPr>
+        <w:t xml:space="preserve"> you can click the reset button to res</w:t>
+      </w:r>
+      <w:r>
+        <w:rPr>
+          <w:rFonts w:ascii="Times New Roman" w:hAnsi="Times New Roman" w:cs="Times New Roman"/>
+          <w:sz w:val="20"/>
+          <w:szCs w:val="20"/>
+        </w:rPr>
+        <w:t>tore</w:t>
+      </w:r>
+      <w:r>
+        <w:rPr>
+          <w:rFonts w:ascii="Times New Roman" w:hAnsi="Times New Roman" w:cs="Times New Roman"/>
+          <w:sz w:val="20"/>
+          <w:szCs w:val="20"/>
+        </w:rPr>
+        <w:t xml:space="preserve"> the bars to the</w:t>
+      </w:r>
+      <w:r>
+        <w:rPr>
+          <w:rFonts w:ascii="Times New Roman" w:hAnsi="Times New Roman" w:cs="Times New Roman"/>
+          <w:sz w:val="20"/>
+          <w:szCs w:val="20"/>
+        </w:rPr>
+        <w:t>ir</w:t>
+      </w:r>
+      <w:r>
+        <w:rPr>
+          <w:rFonts w:ascii="Times New Roman" w:hAnsi="Times New Roman" w:cs="Times New Roman"/>
+          <w:sz w:val="20"/>
+          <w:szCs w:val="20"/>
+        </w:rPr>
+        <w:t xml:space="preserve"> randomised order as before. </w:t>
+      </w:r>
+    </w:p>
+    <w:p>
+      <w:pPr>
+        <w:jc w:val="center"/>
+        <w:rPr>
+          <w:rFonts w:ascii="Times New Roman" w:hAnsi="Times New Roman" w:cs="Times New Roman"/>
+          <w:sz w:val="20"/>
+          <w:szCs w:val="20"/>
+        </w:rPr>
+      </w:pPr>
+      <w:r>
+        <w:rPr>
+          <w:rFonts w:ascii="Times New Roman" w:hAnsi="Times New Roman" w:cs="Times New Roman"/>
+          <w:sz w:val="20"/>
+          <w:szCs w:val="20"/>
+        </w:rPr>
+        <w:br/>
+      </w:r>
+      <w:r>
+        <w:rPr>
+          <w:rFonts w:ascii="Times New Roman" w:hAnsi="Times New Roman" w:cs="Times New Roman"/>
           <w:noProof/>
+          <w:sz w:val="20"/>
+          <w:szCs w:val="20"/>
         </w:rPr>
         <w:drawing>
-          <wp:anchor distT="0" distB="0" distL="114300" distR="114300" simplePos="0" relativeHeight="251689984" behindDoc="0" locked="0" layoutInCell="1" allowOverlap="1" wp14:anchorId="7E526085" wp14:editId="30F0D454">
-            <wp:simplePos x="0" y="0"/>
-            <wp:positionH relativeFrom="margin">
-              <wp:posOffset>1125366</wp:posOffset>
-            </wp:positionH>
-            <wp:positionV relativeFrom="paragraph">
-              <wp:posOffset>2402156</wp:posOffset>
-            </wp:positionV>
+          <wp:inline distT="0" distB="0" distL="0" distR="0" wp14:anchorId="5BE8FD34" wp14:editId="67579200">
             <wp:extent cx="2714625" cy="1788795"/>
-            <wp:effectExtent l="0" t="0" r="9525" b="1905"/>
-            <wp:wrapTopAndBottom/>
+            <wp:effectExtent l="0" t="0" r="3175" b="1905"/>
             <wp:docPr id="1215360093" name="Picture 1">
               <a:extLst xmlns:a="http://schemas.openxmlformats.org/drawingml/2006/main">
                 <a:ext uri="{FF2B5EF4-FFF2-40B4-BE49-F238E27FC236}">
-                  <a16:creationId xmlns:a16="http://schemas.microsoft.com/office/drawing/2014/main" id="{7355FC09-B3E3-4F34-8320-FCD43E0C7F8C}"/>
+                  <a16:creationId xmlns:a16="http://schemas.microsoft.com/office/drawing/2014/main" id="{AC86B421-76BB-4551-BBBA-9DE58A17B6F6}"/>
                 </a:ext>
               </a:extLst>
             </wp:docPr>
@@ -1190,7 +2353,13 @@
                     <pic:cNvPicPr/>
                   </pic:nvPicPr>
                   <pic:blipFill>
-                    <a:blip r:embed="rId19"/>
+                    <a:blip r:embed="rId24" cstate="print">
+                      <a:extLst>
+                        <a:ext uri="{28A0092B-C50C-407E-A947-70E740481C1C}">
+                          <a14:useLocalDpi xmlns:a14="http://schemas.microsoft.com/office/drawing/2010/main" val="0"/>
+                        </a:ext>
+                      </a:extLst>
+                    </a:blip>
                     <a:stretch>
                       <a:fillRect/>
                     </a:stretch>
@@ -1207,55 +2376,298 @@
                 </pic:pic>
               </a:graphicData>
             </a:graphic>
-            <wp14:sizeRelH relativeFrom="margin">
-              <wp14:pctWidth>0</wp14:pctWidth>
-            </wp14:sizeRelH>
-            <wp14:sizeRelV relativeFrom="margin">
-              <wp14:pctHeight>0</wp14:pctHeight>
-            </wp14:sizeRelV>
-          </wp:anchor>
+          </wp:inline>
         </w:drawing>
       </w:r>
-      <w:r>
-        <w:t xml:space="preserve">Once completed you can click on the reset button to reset the bars to the randomised order as before. </w:t>
-      </w:r>
-      <w:r>
+    </w:p>
+    <w:p>
+      <w:pPr>
+        <w:pStyle w:val="Heading2"/>
+        <w:jc w:val="both"/>
+        <w:rPr>
+          <w:rFonts w:ascii="Times New Roman" w:hAnsi="Times New Roman" w:cs="Times New Roman"/>
+          <w:b/>
+          <w:bCs/>
+          <w:color w:val="auto"/>
+          <w:sz w:val="36"/>
+          <w:szCs w:val="36"/>
+        </w:rPr>
+      </w:pPr>
+      <w:r>
+        <w:rPr>
+          <w:rFonts w:ascii="Times New Roman" w:hAnsi="Times New Roman" w:cs="Times New Roman"/>
+          <w:b/>
+          <w:bCs/>
+          <w:color w:val="auto"/>
+          <w:sz w:val="36"/>
+          <w:szCs w:val="36"/>
+        </w:rPr>
+        <w:t xml:space="preserve">Task 3.1 </w:t>
+      </w:r>
+      <w:r>
+        <w:rPr>
+          <w:rFonts w:ascii="Times New Roman" w:hAnsi="Times New Roman" w:cs="Times New Roman"/>
+          <w:b/>
+          <w:bCs/>
+          <w:color w:val="auto"/>
+          <w:sz w:val="36"/>
+          <w:szCs w:val="36"/>
+        </w:rPr>
+        <w:t>Challenge</w:t>
+      </w:r>
+    </w:p>
+    <w:p>
+      <w:pPr>
+        <w:spacing w:after="0"/>
+        <w:jc w:val="both"/>
+        <w:rPr>
+          <w:rStyle w:val="Hyperlink"/>
+          <w:rFonts w:ascii="Times New Roman" w:hAnsi="Times New Roman" w:cs="Times New Roman"/>
+          <w:color w:val="auto"/>
+          <w:sz w:val="20"/>
+          <w:szCs w:val="20"/>
+        </w:rPr>
+      </w:pPr>
+      <w:r>
+        <w:rPr>
+          <w:rFonts w:ascii="Times New Roman" w:hAnsi="Times New Roman" w:cs="Times New Roman"/>
+          <w:sz w:val="20"/>
+          <w:szCs w:val="20"/>
+        </w:rPr>
+        <w:fldChar w:fldCharType="begin"/>
+      </w:r>
+      <w:r>
+        <w:rPr>
+          <w:rFonts w:ascii="Times New Roman" w:hAnsi="Times New Roman" w:cs="Times New Roman"/>
+          <w:sz w:val="20"/>
+          <w:szCs w:val="20"/>
+        </w:rPr>
+        <w:instrText>HYPERLINK "https://github.com/agneschett/Software-Tech-2-Assessment-2/blob/be7bf85cfc05e0402d6f01b0c62afcfa035781ea/Assessed%20tasks/task_3_1_challenge.py" \l "L1-L180"</w:instrText>
+      </w:r>
+      <w:r>
+        <w:rPr>
+          <w:rFonts w:ascii="Times New Roman" w:hAnsi="Times New Roman" w:cs="Times New Roman"/>
+          <w:sz w:val="20"/>
+          <w:szCs w:val="20"/>
+        </w:rPr>
+      </w:r>
+      <w:r>
+        <w:rPr>
+          <w:rFonts w:ascii="Times New Roman" w:hAnsi="Times New Roman" w:cs="Times New Roman"/>
+          <w:sz w:val="20"/>
+          <w:szCs w:val="20"/>
+        </w:rPr>
+        <w:fldChar w:fldCharType="separate"/>
+      </w:r>
+      <w:r>
+        <w:rPr>
+          <w:rStyle w:val="Hyperlink"/>
+          <w:rFonts w:ascii="Times New Roman" w:hAnsi="Times New Roman" w:cs="Times New Roman"/>
+          <w:color w:val="auto"/>
+          <w:sz w:val="20"/>
+          <w:szCs w:val="20"/>
+        </w:rPr>
+        <w:t>Click here for link to code</w:t>
+      </w:r>
+    </w:p>
+    <w:p>
+      <w:pPr>
+        <w:spacing w:after="0"/>
+        <w:jc w:val="both"/>
+        <w:rPr>
+          <w:rFonts w:ascii="Times New Roman" w:hAnsi="Times New Roman" w:cs="Times New Roman"/>
+          <w:sz w:val="20"/>
+          <w:szCs w:val="20"/>
+        </w:rPr>
+      </w:pPr>
+      <w:r>
+        <w:rPr>
+          <w:rFonts w:ascii="Times New Roman" w:hAnsi="Times New Roman" w:cs="Times New Roman"/>
+          <w:sz w:val="20"/>
+          <w:szCs w:val="20"/>
+        </w:rPr>
+        <w:fldChar w:fldCharType="end"/>
+      </w:r>
+    </w:p>
+    <w:p>
+      <w:pPr>
+        <w:jc w:val="center"/>
+        <w:rPr>
+          <w:rFonts w:ascii="Times New Roman" w:hAnsi="Times New Roman" w:cs="Times New Roman"/>
+          <w:noProof/>
+          <w:sz w:val="20"/>
+          <w:szCs w:val="20"/>
+        </w:rPr>
+      </w:pPr>
+      <w:r>
+        <w:rPr>
+          <w:rFonts w:ascii="Times New Roman" w:hAnsi="Times New Roman" w:cs="Times New Roman"/>
+          <w:sz w:val="20"/>
+          <w:szCs w:val="20"/>
+        </w:rPr>
+        <w:lastRenderedPageBreak/>
+        <w:t xml:space="preserve">This challenge task was to </w:t>
+      </w:r>
+      <w:r>
+        <w:rPr>
+          <w:rFonts w:ascii="Times New Roman" w:hAnsi="Times New Roman" w:cs="Times New Roman"/>
+          <w:noProof/>
+          <w:sz w:val="20"/>
+          <w:szCs w:val="20"/>
+        </w:rPr>
+        <w:t>visualise</w:t>
+      </w:r>
+      <w:r>
+        <w:rPr>
+          <w:rFonts w:ascii="Times New Roman" w:hAnsi="Times New Roman" w:cs="Times New Roman"/>
+          <w:sz w:val="20"/>
+          <w:szCs w:val="20"/>
+        </w:rPr>
+        <w:t xml:space="preserve"> the DFS and BFS </w:t>
+      </w:r>
+      <w:r>
+        <w:rPr>
+          <w:rFonts w:ascii="Times New Roman" w:hAnsi="Times New Roman" w:cs="Times New Roman"/>
+          <w:noProof/>
+          <w:sz w:val="20"/>
+          <w:szCs w:val="20"/>
+        </w:rPr>
+        <w:t>search</w:t>
+      </w:r>
+      <w:r>
+        <w:rPr>
+          <w:rFonts w:ascii="Times New Roman" w:hAnsi="Times New Roman" w:cs="Times New Roman"/>
+          <w:sz w:val="20"/>
+          <w:szCs w:val="20"/>
+        </w:rPr>
+        <w:t xml:space="preserve"> methods. The current </w:t>
+      </w:r>
+      <w:r>
+        <w:rPr>
+          <w:rFonts w:ascii="Times New Roman" w:hAnsi="Times New Roman" w:cs="Times New Roman"/>
+          <w:sz w:val="20"/>
+          <w:szCs w:val="20"/>
+        </w:rPr>
+        <w:t xml:space="preserve">file </w:t>
+      </w:r>
+      <w:r>
+        <w:rPr>
+          <w:rFonts w:ascii="Times New Roman" w:hAnsi="Times New Roman" w:cs="Times New Roman"/>
+          <w:noProof/>
+          <w:sz w:val="20"/>
+          <w:szCs w:val="20"/>
+        </w:rPr>
+        <w:t>performs</w:t>
+      </w:r>
+      <w:r>
+        <w:rPr>
+          <w:rFonts w:ascii="Times New Roman" w:hAnsi="Times New Roman" w:cs="Times New Roman"/>
+          <w:sz w:val="20"/>
+          <w:szCs w:val="20"/>
+        </w:rPr>
+        <w:t xml:space="preserve"> both searches one after the other</w:t>
+      </w:r>
+      <w:r>
+        <w:rPr>
+          <w:rFonts w:ascii="Times New Roman" w:hAnsi="Times New Roman" w:cs="Times New Roman"/>
+          <w:noProof/>
+          <w:sz w:val="20"/>
+          <w:szCs w:val="20"/>
+        </w:rPr>
+        <w:t>;</w:t>
+      </w:r>
+      <w:r>
+        <w:rPr>
+          <w:rFonts w:ascii="Times New Roman" w:hAnsi="Times New Roman" w:cs="Times New Roman"/>
+          <w:sz w:val="20"/>
+          <w:szCs w:val="20"/>
+        </w:rPr>
+        <w:t xml:space="preserve"> however</w:t>
+      </w:r>
+      <w:r>
+        <w:rPr>
+          <w:rFonts w:ascii="Times New Roman" w:hAnsi="Times New Roman" w:cs="Times New Roman"/>
+          <w:noProof/>
+          <w:sz w:val="20"/>
+          <w:szCs w:val="20"/>
+        </w:rPr>
+        <w:t>,</w:t>
+      </w:r>
+      <w:r>
+        <w:rPr>
+          <w:rFonts w:ascii="Times New Roman" w:hAnsi="Times New Roman" w:cs="Times New Roman"/>
+          <w:sz w:val="20"/>
+          <w:szCs w:val="20"/>
+        </w:rPr>
+        <w:t xml:space="preserve"> in our final DSA explore</w:t>
+      </w:r>
+      <w:r>
+        <w:rPr>
+          <w:rFonts w:ascii="Times New Roman" w:hAnsi="Times New Roman" w:cs="Times New Roman"/>
+          <w:noProof/>
+          <w:sz w:val="20"/>
+          <w:szCs w:val="20"/>
+        </w:rPr>
+        <w:t>,</w:t>
+      </w:r>
+      <w:r>
+        <w:rPr>
+          <w:rFonts w:ascii="Times New Roman" w:hAnsi="Times New Roman" w:cs="Times New Roman"/>
+          <w:sz w:val="20"/>
+          <w:szCs w:val="20"/>
+        </w:rPr>
+        <w:t xml:space="preserve"> we have implemented buttons to </w:t>
+      </w:r>
+      <w:r>
+        <w:rPr>
+          <w:rFonts w:ascii="Times New Roman" w:hAnsi="Times New Roman" w:cs="Times New Roman"/>
+          <w:noProof/>
+          <w:sz w:val="20"/>
+          <w:szCs w:val="20"/>
+        </w:rPr>
+        <w:t xml:space="preserve">run </w:t>
+      </w:r>
+      <w:r>
+        <w:rPr>
+          <w:rFonts w:ascii="Times New Roman" w:hAnsi="Times New Roman" w:cs="Times New Roman"/>
+          <w:sz w:val="20"/>
+          <w:szCs w:val="20"/>
+        </w:rPr>
+        <w:t xml:space="preserve">either DFS or BFS. </w:t>
+      </w:r>
+    </w:p>
+    <w:p>
+      <w:pPr>
+        <w:jc w:val="center"/>
+        <w:rPr>
+          <w:rFonts w:ascii="Times New Roman" w:hAnsi="Times New Roman" w:cs="Times New Roman"/>
+          <w:sz w:val="20"/>
+          <w:szCs w:val="20"/>
+        </w:rPr>
+      </w:pPr>
+      <w:r>
+        <w:rPr>
+          <w:rFonts w:ascii="Times New Roman" w:hAnsi="Times New Roman" w:cs="Times New Roman"/>
+          <w:sz w:val="20"/>
+          <w:szCs w:val="20"/>
+        </w:rPr>
         <w:br/>
       </w:r>
-    </w:p>
-    <w:p>
-      <w:pPr>
-        <w:pStyle w:val="Heading2"/>
-      </w:pPr>
-      <w:r>
-        <w:lastRenderedPageBreak/>
-        <w:t xml:space="preserve">Task 3.1 </w:t>
-      </w:r>
-      <w:r>
-        <w:t xml:space="preserve"> Challenge</w:t>
-      </w:r>
-    </w:p>
-    <w:p>
-      <w:r>
-        <w:rPr>
+      <w:r>
+        <w:rPr>
+          <w:rFonts w:ascii="Times New Roman" w:hAnsi="Times New Roman" w:cs="Times New Roman"/>
           <w:noProof/>
+          <w:sz w:val="20"/>
+          <w:szCs w:val="20"/>
         </w:rPr>
         <w:drawing>
-          <wp:anchor distT="0" distB="0" distL="114300" distR="114300" simplePos="0" relativeHeight="251692032" behindDoc="0" locked="0" layoutInCell="1" allowOverlap="1" wp14:anchorId="2A99DEAF" wp14:editId="3F6B811C">
-            <wp:simplePos x="0" y="0"/>
-            <wp:positionH relativeFrom="margin">
-              <wp:posOffset>499306</wp:posOffset>
-            </wp:positionH>
-            <wp:positionV relativeFrom="paragraph">
-              <wp:posOffset>777778</wp:posOffset>
-            </wp:positionV>
-            <wp:extent cx="4458970" cy="2928620"/>
-            <wp:effectExtent l="0" t="0" r="0" b="5080"/>
-            <wp:wrapTopAndBottom/>
+          <wp:inline distT="0" distB="0" distL="0" distR="0" wp14:anchorId="738D83FE" wp14:editId="6105C6F3">
+            <wp:extent cx="3288708" cy="2160000"/>
+            <wp:effectExtent l="0" t="0" r="635" b="0"/>
             <wp:docPr id="159700860" name="Picture 1">
               <a:extLst xmlns:a="http://schemas.openxmlformats.org/drawingml/2006/main">
                 <a:ext uri="{FF2B5EF4-FFF2-40B4-BE49-F238E27FC236}">
-                  <a16:creationId xmlns:a16="http://schemas.microsoft.com/office/drawing/2014/main" id="{39F523DF-8EC7-4688-A57C-E8006489CBE3}"/>
+                  <a16:creationId xmlns:a16="http://schemas.microsoft.com/office/drawing/2014/main" id="{9280306B-FEE3-4F2F-B91A-1167A7BCBBC4}"/>
                 </a:ext>
               </a:extLst>
             </wp:docPr>
@@ -1270,7 +2682,13 @@
                     <pic:cNvPicPr/>
                   </pic:nvPicPr>
                   <pic:blipFill>
-                    <a:blip r:embed="rId20"/>
+                    <a:blip r:embed="rId25" cstate="print">
+                      <a:extLst>
+                        <a:ext uri="{28A0092B-C50C-407E-A947-70E740481C1C}">
+                          <a14:useLocalDpi xmlns:a14="http://schemas.microsoft.com/office/drawing/2010/main" val="0"/>
+                        </a:ext>
+                      </a:extLst>
+                    </a:blip>
                     <a:stretch>
                       <a:fillRect/>
                     </a:stretch>
@@ -1278,7 +2696,7 @@
                   <pic:spPr>
                     <a:xfrm>
                       <a:off x="0" y="0"/>
-                      <a:ext cx="4458970" cy="2928620"/>
+                      <a:ext cx="3288708" cy="2160000"/>
                     </a:xfrm>
                     <a:prstGeom prst="rect">
                       <a:avLst/>
@@ -1287,66 +2705,150 @@
                 </pic:pic>
               </a:graphicData>
             </a:graphic>
-            <wp14:sizeRelH relativeFrom="margin">
-              <wp14:pctWidth>0</wp14:pctWidth>
-            </wp14:sizeRelH>
-            <wp14:sizeRelV relativeFrom="margin">
-              <wp14:pctHeight>0</wp14:pctHeight>
-            </wp14:sizeRelV>
-          </wp:anchor>
+          </wp:inline>
         </w:drawing>
       </w:r>
-      <w:r>
-        <w:t xml:space="preserve">This challenge task was to </w:t>
-      </w:r>
-      <w:r>
-        <w:t>Visualise</w:t>
-      </w:r>
-      <w:r>
-        <w:t xml:space="preserve"> the DFS and BFS searching methods. The current </w:t>
-      </w:r>
-      <w:r>
-        <w:t xml:space="preserve">file does I the both searches one after the other, however in our final DSA explore we have implemented buttons to either do the DFS or the BFS. </w:t>
-      </w:r>
-      <w:r>
-        <w:br/>
-      </w:r>
-      <w:r>
-        <w:br/>
-      </w:r>
     </w:p>
     <w:p>
       <w:pPr>
         <w:pStyle w:val="Heading2"/>
-      </w:pPr>
-      <w:r>
+        <w:jc w:val="both"/>
+        <w:rPr>
+          <w:rFonts w:ascii="Times New Roman" w:hAnsi="Times New Roman" w:cs="Times New Roman"/>
+          <w:b/>
+          <w:bCs/>
+          <w:color w:val="auto"/>
+          <w:sz w:val="20"/>
+          <w:szCs w:val="20"/>
+        </w:rPr>
+      </w:pPr>
+      <w:r>
+        <w:rPr>
+          <w:rFonts w:ascii="Times New Roman" w:hAnsi="Times New Roman" w:cs="Times New Roman"/>
+          <w:b/>
+          <w:bCs/>
+          <w:color w:val="auto"/>
+        </w:rPr>
         <w:t xml:space="preserve">Task 3.2 </w:t>
       </w:r>
       <w:r>
+        <w:rPr>
+          <w:rFonts w:ascii="Times New Roman" w:hAnsi="Times New Roman" w:cs="Times New Roman"/>
+          <w:b/>
+          <w:bCs/>
+          <w:color w:val="auto"/>
+        </w:rPr>
         <w:t>Challenge</w:t>
       </w:r>
     </w:p>
     <w:p>
-      <w:r>
-        <w:rPr>
+      <w:pPr>
+        <w:spacing w:after="0"/>
+        <w:jc w:val="both"/>
+        <w:rPr>
+          <w:rStyle w:val="Hyperlink"/>
+          <w:rFonts w:ascii="Times New Roman" w:hAnsi="Times New Roman" w:cs="Times New Roman"/>
+          <w:color w:val="auto"/>
+          <w:sz w:val="20"/>
+          <w:szCs w:val="20"/>
+        </w:rPr>
+      </w:pPr>
+      <w:r>
+        <w:rPr>
+          <w:rFonts w:ascii="Times New Roman" w:hAnsi="Times New Roman" w:cs="Times New Roman"/>
+          <w:sz w:val="20"/>
+          <w:szCs w:val="20"/>
+        </w:rPr>
+        <w:fldChar w:fldCharType="begin"/>
+      </w:r>
+      <w:r>
+        <w:rPr>
+          <w:rFonts w:ascii="Times New Roman" w:hAnsi="Times New Roman" w:cs="Times New Roman"/>
+          <w:sz w:val="20"/>
+          <w:szCs w:val="20"/>
+        </w:rPr>
+        <w:instrText>HYPERLINK "https://github.com/agneschett/Software-Tech-2-Assessment-2/blob/be7bf85cfc05e0402d6f01b0c62afcfa035781ea/Assessed%20tasks/task_3_2_challenge.py" \l "L1-L332"</w:instrText>
+      </w:r>
+      <w:r>
+        <w:rPr>
+          <w:rFonts w:ascii="Times New Roman" w:hAnsi="Times New Roman" w:cs="Times New Roman"/>
+          <w:sz w:val="20"/>
+          <w:szCs w:val="20"/>
+        </w:rPr>
+      </w:r>
+      <w:r>
+        <w:rPr>
+          <w:rFonts w:ascii="Times New Roman" w:hAnsi="Times New Roman" w:cs="Times New Roman"/>
+          <w:sz w:val="20"/>
+          <w:szCs w:val="20"/>
+        </w:rPr>
+        <w:fldChar w:fldCharType="separate"/>
+      </w:r>
+      <w:r>
+        <w:rPr>
+          <w:rStyle w:val="Hyperlink"/>
+          <w:rFonts w:ascii="Times New Roman" w:hAnsi="Times New Roman" w:cs="Times New Roman"/>
+          <w:color w:val="auto"/>
+          <w:sz w:val="20"/>
+          <w:szCs w:val="20"/>
+        </w:rPr>
+        <w:t>Click here for link to code</w:t>
+      </w:r>
+    </w:p>
+    <w:p>
+      <w:pPr>
+        <w:spacing w:after="0"/>
+        <w:jc w:val="both"/>
+        <w:rPr>
+          <w:rFonts w:ascii="Times New Roman" w:hAnsi="Times New Roman" w:cs="Times New Roman"/>
+          <w:sz w:val="20"/>
+          <w:szCs w:val="20"/>
+        </w:rPr>
+      </w:pPr>
+      <w:r>
+        <w:rPr>
+          <w:rFonts w:ascii="Times New Roman" w:hAnsi="Times New Roman" w:cs="Times New Roman"/>
+          <w:sz w:val="20"/>
+          <w:szCs w:val="20"/>
+        </w:rPr>
+        <w:fldChar w:fldCharType="end"/>
+      </w:r>
+      <w:r>
+        <w:rPr>
+          <w:rFonts w:ascii="Times New Roman" w:hAnsi="Times New Roman" w:cs="Times New Roman"/>
+          <w:sz w:val="20"/>
+          <w:szCs w:val="20"/>
+        </w:rPr>
+        <w:t xml:space="preserve">This task was a queue simulator </w:t>
+      </w:r>
+    </w:p>
+    <w:p>
+      <w:pPr>
+        <w:tabs>
+          <w:tab w:val="left" w:pos="1772"/>
+        </w:tabs>
+        <w:jc w:val="center"/>
+        <w:rPr>
+          <w:rFonts w:ascii="Times New Roman" w:hAnsi="Times New Roman" w:cs="Times New Roman"/>
+          <w:sz w:val="20"/>
+          <w:szCs w:val="20"/>
+        </w:rPr>
+      </w:pPr>
+      <w:r>
+        <w:rPr>
+          <w:rFonts w:ascii="Times New Roman" w:hAnsi="Times New Roman" w:cs="Times New Roman"/>
           <w:noProof/>
+          <w:sz w:val="20"/>
+          <w:szCs w:val="20"/>
         </w:rPr>
         <w:drawing>
-          <wp:anchor distT="0" distB="0" distL="114300" distR="114300" simplePos="0" relativeHeight="251694080" behindDoc="0" locked="0" layoutInCell="1" allowOverlap="1" wp14:anchorId="0093B98F" wp14:editId="5A26E412">
-            <wp:simplePos x="0" y="0"/>
-            <wp:positionH relativeFrom="margin">
-              <wp:posOffset>63842</wp:posOffset>
-            </wp:positionH>
-            <wp:positionV relativeFrom="paragraph">
-              <wp:posOffset>275493</wp:posOffset>
-            </wp:positionV>
-            <wp:extent cx="4852035" cy="3337560"/>
-            <wp:effectExtent l="0" t="0" r="5715" b="0"/>
-            <wp:wrapTopAndBottom/>
+          <wp:inline distT="0" distB="0" distL="0" distR="0" wp14:anchorId="3F9DEE44" wp14:editId="1DF178D9">
+            <wp:extent cx="3925173" cy="2700000"/>
+            <wp:effectExtent l="0" t="0" r="0" b="5715"/>
             <wp:docPr id="1418012100" name="Picture 1">
               <a:extLst xmlns:a="http://schemas.openxmlformats.org/drawingml/2006/main">
                 <a:ext uri="{FF2B5EF4-FFF2-40B4-BE49-F238E27FC236}">
-                  <a16:creationId xmlns:a16="http://schemas.microsoft.com/office/drawing/2014/main" id="{10C2F6C7-5123-4A2A-8874-8C6310BE92B5}"/>
+                  <a16:creationId xmlns:a16="http://schemas.microsoft.com/office/drawing/2014/main" id="{E46A7F55-7E2A-4EC3-98B8-E0C9F9A7E4B6}"/>
                 </a:ext>
               </a:extLst>
             </wp:docPr>
@@ -1361,7 +2863,13 @@
                     <pic:cNvPicPr/>
                   </pic:nvPicPr>
                   <pic:blipFill>
-                    <a:blip r:embed="rId21"/>
+                    <a:blip r:embed="rId26" cstate="print">
+                      <a:extLst>
+                        <a:ext uri="{28A0092B-C50C-407E-A947-70E740481C1C}">
+                          <a14:useLocalDpi xmlns:a14="http://schemas.microsoft.com/office/drawing/2010/main" val="0"/>
+                        </a:ext>
+                      </a:extLst>
+                    </a:blip>
                     <a:stretch>
                       <a:fillRect/>
                     </a:stretch>
@@ -1369,7 +2877,7 @@
                   <pic:spPr>
                     <a:xfrm>
                       <a:off x="0" y="0"/>
-                      <a:ext cx="4852035" cy="3337560"/>
+                      <a:ext cx="3925173" cy="2700000"/>
                     </a:xfrm>
                     <a:prstGeom prst="rect">
                       <a:avLst/>
@@ -1378,69 +2886,187 @@
                 </pic:pic>
               </a:graphicData>
             </a:graphic>
-            <wp14:sizeRelH relativeFrom="margin">
-              <wp14:pctWidth>0</wp14:pctWidth>
-            </wp14:sizeRelH>
-            <wp14:sizeRelV relativeFrom="margin">
-              <wp14:pctHeight>0</wp14:pctHeight>
-            </wp14:sizeRelV>
-          </wp:anchor>
+          </wp:inline>
         </w:drawing>
       </w:r>
-      <w:r>
-        <w:t xml:space="preserve">This task was a queue simulator </w:t>
-      </w:r>
-    </w:p>
-    <w:p>
-      <w:pPr>
-        <w:tabs>
-          <w:tab w:val="left" w:pos="1772"/>
-        </w:tabs>
-      </w:pPr>
-      <w:r>
-        <w:tab/>
-      </w:r>
-    </w:p>
-    <w:p>
-      <w:pPr>
-        <w:tabs>
-          <w:tab w:val="left" w:pos="1772"/>
-        </w:tabs>
-      </w:pPr>
     </w:p>
     <w:p>
       <w:pPr>
         <w:pStyle w:val="Heading2"/>
-      </w:pPr>
-      <w:r>
+        <w:jc w:val="both"/>
+        <w:rPr>
+          <w:rFonts w:ascii="Times New Roman" w:hAnsi="Times New Roman" w:cs="Times New Roman"/>
+          <w:b/>
+          <w:bCs/>
+          <w:color w:val="auto"/>
+        </w:rPr>
+      </w:pPr>
+      <w:r>
+        <w:rPr>
+          <w:rFonts w:ascii="Times New Roman" w:hAnsi="Times New Roman" w:cs="Times New Roman"/>
+          <w:b/>
+          <w:bCs/>
+          <w:color w:val="auto"/>
+        </w:rPr>
+        <w:t xml:space="preserve">Task 3.3 </w:t>
+      </w:r>
+      <w:r>
+        <w:rPr>
+          <w:rFonts w:ascii="Times New Roman" w:hAnsi="Times New Roman" w:cs="Times New Roman"/>
+          <w:b/>
+          <w:bCs/>
+          <w:color w:val="auto"/>
+        </w:rPr>
+        <w:t>Challenge</w:t>
+      </w:r>
+    </w:p>
+    <w:p>
+      <w:pPr>
+        <w:jc w:val="both"/>
+        <w:rPr>
+          <w:rStyle w:val="Hyperlink"/>
+          <w:rFonts w:ascii="Times New Roman" w:hAnsi="Times New Roman" w:cs="Times New Roman"/>
+          <w:color w:val="auto"/>
+          <w:sz w:val="20"/>
+          <w:szCs w:val="20"/>
+        </w:rPr>
+      </w:pPr>
+      <w:r>
+        <w:rPr>
+          <w:rFonts w:ascii="Times New Roman" w:hAnsi="Times New Roman" w:cs="Times New Roman"/>
+          <w:sz w:val="20"/>
+          <w:szCs w:val="20"/>
+        </w:rPr>
+        <w:fldChar w:fldCharType="begin"/>
+      </w:r>
+      <w:r>
+        <w:rPr>
+          <w:rFonts w:ascii="Times New Roman" w:hAnsi="Times New Roman" w:cs="Times New Roman"/>
+          <w:sz w:val="20"/>
+          <w:szCs w:val="20"/>
+        </w:rPr>
+        <w:instrText>HYPERLINK "https://github.com/agneschett/Software-Tech-2-Assessment-2/blob/be7bf85cfc05e0402d6f01b0c62afcfa035781ea/Assessed%20tasks/task_3_3_challenge.py" \l "L1-L301"</w:instrText>
+      </w:r>
+      <w:r>
+        <w:rPr>
+          <w:rFonts w:ascii="Times New Roman" w:hAnsi="Times New Roman" w:cs="Times New Roman"/>
+          <w:sz w:val="20"/>
+          <w:szCs w:val="20"/>
+        </w:rPr>
+      </w:r>
+      <w:r>
+        <w:rPr>
+          <w:rFonts w:ascii="Times New Roman" w:hAnsi="Times New Roman" w:cs="Times New Roman"/>
+          <w:sz w:val="20"/>
+          <w:szCs w:val="20"/>
+        </w:rPr>
+        <w:fldChar w:fldCharType="separate"/>
+      </w:r>
+      <w:r>
+        <w:rPr>
+          <w:rStyle w:val="Hyperlink"/>
+          <w:rFonts w:ascii="Times New Roman" w:hAnsi="Times New Roman" w:cs="Times New Roman"/>
+          <w:color w:val="auto"/>
+          <w:sz w:val="20"/>
+          <w:szCs w:val="20"/>
+        </w:rPr>
+        <w:t>Click here for l</w:t>
+      </w:r>
+      <w:bookmarkStart w:id="4" w:name="_Hlt229665395"/>
+      <w:bookmarkStart w:id="5" w:name="_Hlt229665394"/>
+      <w:r>
+        <w:rPr>
+          <w:rStyle w:val="Hyperlink"/>
+          <w:rFonts w:ascii="Times New Roman" w:hAnsi="Times New Roman" w:cs="Times New Roman"/>
+          <w:color w:val="auto"/>
+          <w:sz w:val="20"/>
+          <w:szCs w:val="20"/>
+        </w:rPr>
+        <w:t>i</w:t>
+      </w:r>
+      <w:bookmarkEnd w:id="4"/>
+      <w:bookmarkEnd w:id="5"/>
+      <w:r>
+        <w:rPr>
+          <w:rStyle w:val="Hyperlink"/>
+          <w:rFonts w:ascii="Times New Roman" w:hAnsi="Times New Roman" w:cs="Times New Roman"/>
+          <w:color w:val="auto"/>
+          <w:sz w:val="20"/>
+          <w:szCs w:val="20"/>
+        </w:rPr>
+        <w:t>nk to code</w:t>
+      </w:r>
+    </w:p>
+    <w:p>
+      <w:pPr>
+        <w:jc w:val="both"/>
+        <w:rPr>
+          <w:rFonts w:ascii="Times New Roman" w:hAnsi="Times New Roman" w:cs="Times New Roman"/>
+          <w:sz w:val="20"/>
+          <w:szCs w:val="20"/>
+        </w:rPr>
+      </w:pPr>
+      <w:r>
+        <w:rPr>
+          <w:rFonts w:ascii="Times New Roman" w:hAnsi="Times New Roman" w:cs="Times New Roman"/>
+          <w:sz w:val="20"/>
+          <w:szCs w:val="20"/>
+        </w:rPr>
+        <w:fldChar w:fldCharType="end"/>
+      </w:r>
+      <w:r>
+        <w:t xml:space="preserve"> </w:t>
+      </w:r>
+      <w:r>
+        <w:rPr>
+          <w:rFonts w:ascii="Times New Roman" w:hAnsi="Times New Roman" w:cs="Times New Roman"/>
+          <w:sz w:val="20"/>
+          <w:szCs w:val="20"/>
+        </w:rPr>
+        <w:t>This task is broken into two games</w:t>
+      </w:r>
+      <w:r>
+        <w:rPr>
+          <w:rFonts w:ascii="Times New Roman" w:hAnsi="Times New Roman" w:cs="Times New Roman"/>
+          <w:sz w:val="20"/>
+          <w:szCs w:val="20"/>
+        </w:rPr>
+        <w:t>:</w:t>
+      </w:r>
+      <w:r>
+        <w:rPr>
+          <w:rFonts w:ascii="Times New Roman" w:hAnsi="Times New Roman" w:cs="Times New Roman"/>
+          <w:sz w:val="20"/>
+          <w:szCs w:val="20"/>
+        </w:rPr>
+        <w:t xml:space="preserve"> the Grid path game and the coin flip game. </w:t>
+      </w:r>
+    </w:p>
+    <w:p>
+      <w:pPr>
+        <w:jc w:val="center"/>
+        <w:rPr>
+          <w:rFonts w:ascii="Times New Roman" w:hAnsi="Times New Roman" w:cs="Times New Roman"/>
+          <w:sz w:val="20"/>
+          <w:szCs w:val="20"/>
+        </w:rPr>
+      </w:pPr>
+      <w:r>
+        <w:rPr>
+          <w:rFonts w:ascii="Times New Roman" w:hAnsi="Times New Roman" w:cs="Times New Roman"/>
+          <w:noProof/>
+          <w:sz w:val="20"/>
+          <w:szCs w:val="20"/>
+        </w:rPr>
         <w:lastRenderedPageBreak/>
-        <w:t xml:space="preserve">Task 3.3 </w:t>
-      </w:r>
-      <w:r>
-        <w:t>Challenge</w:t>
-      </w:r>
-    </w:p>
-    <w:p>
-      <w:r>
-        <w:rPr>
-          <w:noProof/>
-        </w:rPr>
         <w:drawing>
-          <wp:anchor distT="0" distB="0" distL="114300" distR="114300" simplePos="0" relativeHeight="251696128" behindDoc="0" locked="0" layoutInCell="1" allowOverlap="1" wp14:anchorId="3CF79E59" wp14:editId="24BD5CF2">
-            <wp:simplePos x="0" y="0"/>
-            <wp:positionH relativeFrom="margin">
-              <wp:posOffset>372794</wp:posOffset>
-            </wp:positionH>
-            <wp:positionV relativeFrom="paragraph">
-              <wp:posOffset>516744</wp:posOffset>
-            </wp:positionV>
-            <wp:extent cx="4641850" cy="3353435"/>
-            <wp:effectExtent l="0" t="0" r="6350" b="0"/>
-            <wp:wrapTopAndBottom/>
+          <wp:inline distT="0" distB="0" distL="0" distR="0" wp14:anchorId="3CF79E59" wp14:editId="63B7FF58">
+            <wp:extent cx="2989888" cy="2160000"/>
+            <wp:effectExtent l="0" t="0" r="0" b="0"/>
             <wp:docPr id="67796682" name="Picture 1">
               <a:extLst xmlns:a="http://schemas.openxmlformats.org/drawingml/2006/main">
                 <a:ext uri="{FF2B5EF4-FFF2-40B4-BE49-F238E27FC236}">
-                  <a16:creationId xmlns:a16="http://schemas.microsoft.com/office/drawing/2014/main" id="{1A2A0DB0-896F-4D27-B771-BBD27FCB2508}"/>
+                  <a16:creationId xmlns:a16="http://schemas.microsoft.com/office/drawing/2014/main" id="{1317DD56-85FE-41E4-BF3E-4BA5727F273E}"/>
                 </a:ext>
               </a:extLst>
             </wp:docPr>
@@ -1455,7 +3081,13 @@
                     <pic:cNvPicPr/>
                   </pic:nvPicPr>
                   <pic:blipFill>
-                    <a:blip r:embed="rId22"/>
+                    <a:blip r:embed="rId27" cstate="print">
+                      <a:extLst>
+                        <a:ext uri="{28A0092B-C50C-407E-A947-70E740481C1C}">
+                          <a14:useLocalDpi xmlns:a14="http://schemas.microsoft.com/office/drawing/2010/main" val="0"/>
+                        </a:ext>
+                      </a:extLst>
+                    </a:blip>
                     <a:stretch>
                       <a:fillRect/>
                     </a:stretch>
@@ -1463,7 +3095,7 @@
                   <pic:spPr>
                     <a:xfrm>
                       <a:off x="0" y="0"/>
-                      <a:ext cx="4641850" cy="3353435"/>
+                      <a:ext cx="2989888" cy="2160000"/>
                     </a:xfrm>
                     <a:prstGeom prst="rect">
                       <a:avLst/>
@@ -1472,48 +3104,24 @@
                 </pic:pic>
               </a:graphicData>
             </a:graphic>
-            <wp14:sizeRelH relativeFrom="margin">
-              <wp14:pctWidth>0</wp14:pctWidth>
-            </wp14:sizeRelH>
-            <wp14:sizeRelV relativeFrom="margin">
-              <wp14:pctHeight>0</wp14:pctHeight>
-            </wp14:sizeRelV>
-          </wp:anchor>
+          </wp:inline>
         </w:drawing>
       </w:r>
       <w:r>
-        <w:t xml:space="preserve">This task is broken up into two games one is called the </w:t>
-      </w:r>
-      <w:r>
-        <w:t xml:space="preserve">Grid path game and the other one is called the coin flip game. </w:t>
-      </w:r>
-    </w:p>
-    <w:p>
-      <w:pPr>
-        <w:tabs>
-          <w:tab w:val="left" w:pos="1218"/>
-        </w:tabs>
-      </w:pPr>
-      <w:r>
-        <w:rPr>
+        <w:rPr>
+          <w:rFonts w:ascii="Times New Roman" w:hAnsi="Times New Roman" w:cs="Times New Roman"/>
           <w:noProof/>
+          <w:sz w:val="20"/>
+          <w:szCs w:val="20"/>
         </w:rPr>
         <w:drawing>
-          <wp:anchor distT="0" distB="0" distL="114300" distR="114300" simplePos="0" relativeHeight="251698176" behindDoc="0" locked="0" layoutInCell="1" allowOverlap="1" wp14:anchorId="18030341" wp14:editId="4F24849A">
-            <wp:simplePos x="0" y="0"/>
-            <wp:positionH relativeFrom="margin">
-              <wp:align>center</wp:align>
-            </wp:positionH>
-            <wp:positionV relativeFrom="paragraph">
-              <wp:posOffset>3795834</wp:posOffset>
-            </wp:positionV>
-            <wp:extent cx="4592955" cy="3324225"/>
-            <wp:effectExtent l="0" t="0" r="0" b="9525"/>
-            <wp:wrapTopAndBottom/>
+          <wp:inline distT="0" distB="0" distL="0" distR="0" wp14:anchorId="18030341" wp14:editId="007A0254">
+            <wp:extent cx="2984390" cy="2160000"/>
+            <wp:effectExtent l="0" t="0" r="635" b="0"/>
             <wp:docPr id="157016848" name="Picture 1">
               <a:extLst xmlns:a="http://schemas.openxmlformats.org/drawingml/2006/main">
                 <a:ext uri="{FF2B5EF4-FFF2-40B4-BE49-F238E27FC236}">
-                  <a16:creationId xmlns:a16="http://schemas.microsoft.com/office/drawing/2014/main" id="{7DE940C8-94AC-4D69-A24E-7DB1E55631C6}"/>
+                  <a16:creationId xmlns:a16="http://schemas.microsoft.com/office/drawing/2014/main" id="{217DF588-E25C-4EB8-B5F1-F0A1DB497195}"/>
                 </a:ext>
               </a:extLst>
             </wp:docPr>
@@ -1528,7 +3136,13 @@
                     <pic:cNvPicPr/>
                   </pic:nvPicPr>
                   <pic:blipFill>
-                    <a:blip r:embed="rId23"/>
+                    <a:blip r:embed="rId28" cstate="print">
+                      <a:extLst>
+                        <a:ext uri="{28A0092B-C50C-407E-A947-70E740481C1C}">
+                          <a14:useLocalDpi xmlns:a14="http://schemas.microsoft.com/office/drawing/2010/main" val="0"/>
+                        </a:ext>
+                      </a:extLst>
+                    </a:blip>
                     <a:stretch>
                       <a:fillRect/>
                     </a:stretch>
@@ -1536,7 +3150,7 @@
                   <pic:spPr>
                     <a:xfrm>
                       <a:off x="0" y="0"/>
-                      <a:ext cx="4592955" cy="3324225"/>
+                      <a:ext cx="2984390" cy="2160000"/>
                     </a:xfrm>
                     <a:prstGeom prst="rect">
                       <a:avLst/>
@@ -1545,17 +3159,8 @@
                 </pic:pic>
               </a:graphicData>
             </a:graphic>
-            <wp14:sizeRelH relativeFrom="margin">
-              <wp14:pctWidth>0</wp14:pctWidth>
-            </wp14:sizeRelH>
-            <wp14:sizeRelV relativeFrom="margin">
-              <wp14:pctHeight>0</wp14:pctHeight>
-            </wp14:sizeRelV>
-          </wp:anchor>
+          </wp:inline>
         </w:drawing>
-      </w:r>
-      <w:r>
-        <w:tab/>
       </w:r>
     </w:p>
     <w:p>
@@ -1563,19 +3168,91 @@
         <w:tabs>
           <w:tab w:val="left" w:pos="1218"/>
         </w:tabs>
-      </w:pPr>
-    </w:p>
-    <w:p/>
-    <w:p/>
-    <w:p/>
-    <w:p/>
-    <w:p/>
-    <w:p/>
-    <w:p/>
-    <w:p/>
-    <w:p/>
-    <w:p/>
-    <w:p/>
+        <w:jc w:val="both"/>
+        <w:rPr>
+          <w:rFonts w:ascii="Times New Roman" w:hAnsi="Times New Roman" w:cs="Times New Roman"/>
+          <w:sz w:val="20"/>
+          <w:szCs w:val="20"/>
+        </w:rPr>
+      </w:pPr>
+    </w:p>
+    <w:p>
+      <w:pPr>
+        <w:pStyle w:val="Heading2"/>
+        <w:jc w:val="both"/>
+        <w:rPr>
+          <w:rFonts w:ascii="Times New Roman" w:hAnsi="Times New Roman" w:cs="Times New Roman"/>
+          <w:b/>
+          <w:color w:val="auto"/>
+          <w:sz w:val="24"/>
+          <w:szCs w:val="24"/>
+        </w:rPr>
+      </w:pPr>
+      <w:r>
+        <w:rPr>
+          <w:rFonts w:ascii="Times New Roman" w:hAnsi="Times New Roman" w:cs="Times New Roman"/>
+          <w:b/>
+          <w:color w:val="auto"/>
+          <w:sz w:val="24"/>
+          <w:szCs w:val="24"/>
+        </w:rPr>
+        <w:t xml:space="preserve">Finalisation of the DSA Explore and Visualiser </w:t>
+      </w:r>
+    </w:p>
+    <w:p>
+      <w:pPr>
+        <w:jc w:val="both"/>
+        <w:rPr>
+          <w:rFonts w:ascii="Times New Roman" w:hAnsi="Times New Roman" w:cs="Times New Roman"/>
+          <w:sz w:val="20"/>
+          <w:szCs w:val="20"/>
+        </w:rPr>
+      </w:pPr>
+      <w:r>
+        <w:rPr>
+          <w:rFonts w:ascii="Times New Roman" w:hAnsi="Times New Roman" w:cs="Times New Roman"/>
+          <w:sz w:val="20"/>
+          <w:szCs w:val="20"/>
+        </w:rPr>
+        <w:t>After completing all the assessed components, we integrated everything to develop our DSA Explorer and Visualiser. We ensured that all .</w:t>
+      </w:r>
+      <w:proofErr w:type="spellStart"/>
+      <w:r>
+        <w:rPr>
+          <w:rFonts w:ascii="Times New Roman" w:hAnsi="Times New Roman" w:cs="Times New Roman"/>
+          <w:sz w:val="20"/>
+          <w:szCs w:val="20"/>
+        </w:rPr>
+        <w:t>py</w:t>
+      </w:r>
+      <w:proofErr w:type="spellEnd"/>
+      <w:r>
+        <w:rPr>
+          <w:rFonts w:ascii="Times New Roman" w:hAnsi="Times New Roman" w:cs="Times New Roman"/>
+          <w:sz w:val="20"/>
+          <w:szCs w:val="20"/>
+        </w:rPr>
+        <w:t xml:space="preserve"> files shared a consistent format, including type, </w:t>
+      </w:r>
+      <w:proofErr w:type="spellStart"/>
+      <w:r>
+        <w:rPr>
+          <w:rFonts w:ascii="Times New Roman" w:hAnsi="Times New Roman" w:cs="Times New Roman"/>
+          <w:sz w:val="20"/>
+          <w:szCs w:val="20"/>
+        </w:rPr>
+        <w:t>color</w:t>
+      </w:r>
+      <w:proofErr w:type="spellEnd"/>
+      <w:r>
+        <w:rPr>
+          <w:rFonts w:ascii="Times New Roman" w:hAnsi="Times New Roman" w:cs="Times New Roman"/>
+          <w:sz w:val="20"/>
+          <w:szCs w:val="20"/>
+        </w:rPr>
+        <w:t xml:space="preserve">, and style. We also included a backspace button; if it was missing, the user was informed to use the Escape key instead. The Escape key can be used to navigate through the application. </w:t>
+      </w:r>
+    </w:p>
     <w:sectPr>
       <w:pgSz w:w="11906" w:h="16838"/>
       <w:pgMar w:top="1440" w:right="1440" w:bottom="1440" w:left="1440" w:header="708" w:footer="708" w:gutter="0"/>
@@ -1584,6 +3261,56 @@
     </w:sectPr>
   </w:body>
 </w:document>
+</file>
+
+<file path=word/endnotes.xml><?xml version="1.0" encoding="utf-8"?>
+<w:endnotes xmlns:wpc="http://schemas.microsoft.com/office/word/2010/wordprocessingCanvas" xmlns:cx="http://schemas.microsoft.com/office/drawing/2014/chartex" xmlns:cx1="http://schemas.microsoft.com/office/drawing/2015/9/8/chartex" xmlns:cx2="http://schemas.microsoft.com/office/drawing/2015/10/21/chartex" xmlns:cx3="http://schemas.microsoft.com/office/drawing/2016/5/9/chartex" xmlns:cx4="http://schemas.microsoft.com/office/drawing/2016/5/10/chartex" xmlns:cx5="http://schemas.microsoft.com/office/drawing/2016/5/11/chartex" xmlns:cx6="http://schemas.microsoft.com/office/drawing/2016/5/12/chartex" xmlns:cx7="http://schemas.microsoft.com/office/drawing/2016/5/13/chartex" xmlns:cx8="http://schemas.microsoft.com/office/drawing/2016/5/14/chartex" xmlns:mc="http://schemas.openxmlformats.org/markup-compatibility/2006" xmlns:aink="http://schemas.microsoft.com/office/drawing/2016/ink" xmlns:am3d="http://schemas.microsoft.com/office/drawing/2017/model3d" xmlns:o="urn:schemas-microsoft-com:office:office" xmlns:oel="http://schemas.microsoft.com/office/2019/extlst" xmlns:r="http://schemas.openxmlformats.org/officeDocument/2006/relationships" xmlns:m="http://schemas.openxmlformats.org/officeDocument/2006/math" xmlns:v="urn:schemas-microsoft-com:vml" xmlns:wp14="http://schemas.microsoft.com/office/word/2010/wordprocessingDrawing" xmlns:wp="http://schemas.openxmlformats.org/drawingml/2006/wordprocessingDrawing" xmlns:w10="urn:schemas-microsoft-com:office:word" xmlns:w="http://schemas.openxmlformats.org/wordprocessingml/2006/main" xmlns:w14="http://schemas.microsoft.com/office/word/2010/wordml" xmlns:w15="http://schemas.microsoft.com/office/word/2012/wordml" xmlns:w16cex="http://schemas.microsoft.com/office/word/2018/wordml/cex" xmlns:w16cid="http://schemas.microsoft.com/office/word/2016/wordml/cid" xmlns:w16="http://schemas.microsoft.com/office/word/2018/wordml" xmlns:w16du="http://schemas.microsoft.com/office/word/2023/wordml/word16du" xmlns:w16sdtdh="http://schemas.microsoft.com/office/word/2020/wordml/sdtdatahash" xmlns:w16sdtfl="http://schemas.microsoft.com/office/word/2024/wordml/sdtformatlock" xmlns:w16se="http://schemas.microsoft.com/office/word/2015/wordml/symex" xmlns:wpg="http://schemas.microsoft.com/office/word/2010/wordprocessingGroup" xmlns:wpi="http://schemas.microsoft.com/office/word/2010/wordprocessingInk" xmlns:wne="http://schemas.microsoft.com/office/word/2006/wordml" xmlns:wps="http://schemas.microsoft.com/office/word/2010/wordprocessingShape" mc:Ignorable="w14 w15 w16se w16cid w16 w16cex w16sdtdh w16sdtfl w16du wp14">
+  <w:endnote w:type="separator" w:id="-1">
+    <w:p>
+      <w:pPr>
+        <w:spacing w:after="0" w:line="240" w:lineRule="auto"/>
+      </w:pPr>
+      <w:r>
+        <w:separator/>
+      </w:r>
+    </w:p>
+  </w:endnote>
+  <w:endnote w:type="continuationSeparator" w:id="0">
+    <w:p>
+      <w:pPr>
+        <w:spacing w:after="0" w:line="240" w:lineRule="auto"/>
+      </w:pPr>
+      <w:r>
+        <w:continuationSeparator/>
+      </w:r>
+    </w:p>
+  </w:endnote>
+</w:endnotes>
+</file>
+
+<file path=word/footnotes.xml><?xml version="1.0" encoding="utf-8"?>
+<w:footnotes xmlns:wpc="http://schemas.microsoft.com/office/word/2010/wordprocessingCanvas" xmlns:cx="http://schemas.microsoft.com/office/drawing/2014/chartex" xmlns:cx1="http://schemas.microsoft.com/office/drawing/2015/9/8/chartex" xmlns:cx2="http://schemas.microsoft.com/office/drawing/2015/10/21/chartex" xmlns:cx3="http://schemas.microsoft.com/office/drawing/2016/5/9/chartex" xmlns:cx4="http://schemas.microsoft.com/office/drawing/2016/5/10/chartex" xmlns:cx5="http://schemas.microsoft.com/office/drawing/2016/5/11/chartex" xmlns:cx6="http://schemas.microsoft.com/office/drawing/2016/5/12/chartex" xmlns:cx7="http://schemas.microsoft.com/office/drawing/2016/5/13/chartex" xmlns:cx8="http://schemas.microsoft.com/office/drawing/2016/5/14/chartex" xmlns:mc="http://schemas.openxmlformats.org/markup-compatibility/2006" xmlns:aink="http://schemas.microsoft.com/office/drawing/2016/ink" xmlns:am3d="http://schemas.microsoft.com/office/drawing/2017/model3d" xmlns:o="urn:schemas-microsoft-com:office:office" xmlns:oel="http://schemas.microsoft.com/office/2019/extlst" xmlns:r="http://schemas.openxmlformats.org/officeDocument/2006/relationships" xmlns:m="http://schemas.openxmlformats.org/officeDocument/2006/math" xmlns:v="urn:schemas-microsoft-com:vml" xmlns:wp14="http://schemas.microsoft.com/office/word/2010/wordprocessingDrawing" xmlns:wp="http://schemas.openxmlformats.org/drawingml/2006/wordprocessingDrawing" xmlns:w10="urn:schemas-microsoft-com:office:word" xmlns:w="http://schemas.openxmlformats.org/wordprocessingml/2006/main" xmlns:w14="http://schemas.microsoft.com/office/word/2010/wordml" xmlns:w15="http://schemas.microsoft.com/office/word/2012/wordml" xmlns:w16cex="http://schemas.microsoft.com/office/word/2018/wordml/cex" xmlns:w16cid="http://schemas.microsoft.com/office/word/2016/wordml/cid" xmlns:w16="http://schemas.microsoft.com/office/word/2018/wordml" xmlns:w16du="http://schemas.microsoft.com/office/word/2023/wordml/word16du" xmlns:w16sdtdh="http://schemas.microsoft.com/office/word/2020/wordml/sdtdatahash" xmlns:w16sdtfl="http://schemas.microsoft.com/office/word/2024/wordml/sdtformatlock" xmlns:w16se="http://schemas.microsoft.com/office/word/2015/wordml/symex" xmlns:wpg="http://schemas.microsoft.com/office/word/2010/wordprocessingGroup" xmlns:wpi="http://schemas.microsoft.com/office/word/2010/wordprocessingInk" xmlns:wne="http://schemas.microsoft.com/office/word/2006/wordml" xmlns:wps="http://schemas.microsoft.com/office/word/2010/wordprocessingShape" mc:Ignorable="w14 w15 w16se w16cid w16 w16cex w16sdtdh w16sdtfl w16du wp14">
+  <w:footnote w:type="separator" w:id="-1">
+    <w:p>
+      <w:pPr>
+        <w:spacing w:after="0" w:line="240" w:lineRule="auto"/>
+      </w:pPr>
+      <w:r>
+        <w:separator/>
+      </w:r>
+    </w:p>
+  </w:footnote>
+  <w:footnote w:type="continuationSeparator" w:id="0">
+    <w:p>
+      <w:pPr>
+        <w:spacing w:after="0" w:line="240" w:lineRule="auto"/>
+      </w:pPr>
+      <w:r>
+        <w:continuationSeparator/>
+      </w:r>
+    </w:p>
+  </w:footnote>
+</w:footnotes>
 </file>
 
 <file path=word/numbering.xml><?xml version="1.0" encoding="utf-8"?>
@@ -2650,6 +4377,74 @@
       <w:u w:val="single"/>
     </w:rPr>
   </w:style>
+  <w:style w:type="character" w:styleId="FollowedHyperlink">
+    <w:name w:val="FollowedHyperlink"/>
+    <w:basedOn w:val="DefaultParagraphFont"/>
+    <w:uiPriority w:val="99"/>
+    <w:semiHidden/>
+    <w:unhideWhenUsed/>
+    <w:rsid w:val="000D2310"/>
+    <w:rPr>
+      <w:color w:val="96607D" w:themeColor="followedHyperlink"/>
+      <w:u w:val="single"/>
+    </w:rPr>
+  </w:style>
+  <w:style w:type="character" w:styleId="UnresolvedMention">
+    <w:name w:val="Unresolved Mention"/>
+    <w:basedOn w:val="DefaultParagraphFont"/>
+    <w:uiPriority w:val="99"/>
+    <w:semiHidden/>
+    <w:unhideWhenUsed/>
+    <w:rsid w:val="00F23034"/>
+    <w:rPr>
+      <w:color w:val="605E5C"/>
+      <w:shd w:val="clear" w:color="auto" w:fill="E1DFDD"/>
+    </w:rPr>
+  </w:style>
+  <w:style w:type="paragraph" w:styleId="Header">
+    <w:name w:val="header"/>
+    <w:basedOn w:val="Normal"/>
+    <w:link w:val="HeaderChar"/>
+    <w:uiPriority w:val="99"/>
+    <w:unhideWhenUsed/>
+    <w:rsid w:val="00FF4B8A"/>
+    <w:pPr>
+      <w:tabs>
+        <w:tab w:val="center" w:pos="4513"/>
+        <w:tab w:val="right" w:pos="9026"/>
+      </w:tabs>
+      <w:spacing w:after="0" w:line="240" w:lineRule="auto"/>
+    </w:pPr>
+  </w:style>
+  <w:style w:type="character" w:customStyle="1" w:styleId="HeaderChar">
+    <w:name w:val="Header Char"/>
+    <w:basedOn w:val="DefaultParagraphFont"/>
+    <w:link w:val="Header"/>
+    <w:uiPriority w:val="99"/>
+    <w:rsid w:val="00FF4B8A"/>
+  </w:style>
+  <w:style w:type="paragraph" w:styleId="Footer">
+    <w:name w:val="footer"/>
+    <w:basedOn w:val="Normal"/>
+    <w:link w:val="FooterChar"/>
+    <w:uiPriority w:val="99"/>
+    <w:unhideWhenUsed/>
+    <w:rsid w:val="00FF4B8A"/>
+    <w:pPr>
+      <w:tabs>
+        <w:tab w:val="center" w:pos="4513"/>
+        <w:tab w:val="right" w:pos="9026"/>
+      </w:tabs>
+      <w:spacing w:after="0" w:line="240" w:lineRule="auto"/>
+    </w:pPr>
+  </w:style>
+  <w:style w:type="character" w:customStyle="1" w:styleId="FooterChar">
+    <w:name w:val="Footer Char"/>
+    <w:basedOn w:val="DefaultParagraphFont"/>
+    <w:link w:val="Footer"/>
+    <w:uiPriority w:val="99"/>
+    <w:rsid w:val="00FF4B8A"/>
+  </w:style>
 </w:styles>
 </file>
 

--- a/Report.docx
+++ b/Report.docx
@@ -433,9 +433,8 @@
           <w:sz w:val="20"/>
           <w:szCs w:val="20"/>
         </w:rPr>
-        <w:lastRenderedPageBreak/>
         <w:drawing>
-          <wp:inline distT="0" distB="0" distL="0" distR="0" wp14:anchorId="519AA682" wp14:editId="2CC0D45A">
+          <wp:inline distT="0" distB="0" distL="0" distR="0" wp14:anchorId="519AA682" wp14:editId="0A6CE13E">
             <wp:extent cx="4384882" cy="2160000"/>
             <wp:effectExtent l="0" t="0" r="0" b="0"/>
             <wp:docPr id="912817332" name="Picture 1">
@@ -558,7 +557,7 @@
           <w:szCs w:val="20"/>
         </w:rPr>
         <w:drawing>
-          <wp:inline distT="0" distB="0" distL="0" distR="0" wp14:anchorId="3A6288D3" wp14:editId="0A885F68">
+          <wp:inline distT="0" distB="0" distL="0" distR="0" wp14:anchorId="3A6288D3" wp14:editId="2FEF4D15">
             <wp:extent cx="4391550" cy="2160000"/>
             <wp:effectExtent l="0" t="0" r="3175" b="0"/>
             <wp:docPr id="1670022679" name="Picture 1">
@@ -710,7 +709,6 @@
           <w:sz w:val="20"/>
           <w:szCs w:val="20"/>
         </w:rPr>
-        <w:lastRenderedPageBreak/>
         <w:br/>
       </w:r>
       <w:r>
@@ -729,7 +727,7 @@
           <w:szCs w:val="20"/>
         </w:rPr>
         <w:drawing>
-          <wp:inline distT="0" distB="0" distL="0" distR="0" wp14:anchorId="26A12FD0" wp14:editId="35A15D63">
+          <wp:inline distT="0" distB="0" distL="0" distR="0" wp14:anchorId="26A12FD0" wp14:editId="0DD5AB8E">
             <wp:extent cx="4140484" cy="3240000"/>
             <wp:effectExtent l="0" t="0" r="0" b="0"/>
             <wp:docPr id="1280233091" name="Picture 1">
@@ -1217,7 +1215,6 @@
           <w:sz w:val="20"/>
           <w:szCs w:val="20"/>
         </w:rPr>
-        <w:lastRenderedPageBreak/>
         <w:drawing>
           <wp:inline distT="0" distB="0" distL="0" distR="0" wp14:anchorId="3A1E6D3F" wp14:editId="0D277042">
             <wp:extent cx="2564242" cy="1440000"/>
@@ -1282,25 +1279,7 @@
           <w:sz w:val="20"/>
           <w:szCs w:val="20"/>
         </w:rPr>
-        <w:t xml:space="preserve">A couple other numbers were </w:t>
-      </w:r>
-      <w:proofErr w:type="gramStart"/>
-      <w:r>
-        <w:rPr>
-          <w:rFonts w:ascii="Times New Roman" w:hAnsi="Times New Roman" w:cs="Times New Roman"/>
-          <w:sz w:val="20"/>
-          <w:szCs w:val="20"/>
-        </w:rPr>
-        <w:t>add</w:t>
-      </w:r>
-      <w:proofErr w:type="gramEnd"/>
-      <w:r>
-        <w:rPr>
-          <w:rFonts w:ascii="Times New Roman" w:hAnsi="Times New Roman" w:cs="Times New Roman"/>
-          <w:sz w:val="20"/>
-          <w:szCs w:val="20"/>
-        </w:rPr>
-        <w:t xml:space="preserve"> to the queue </w:t>
+        <w:t xml:space="preserve">A couple other numbers were add to the queue </w:t>
       </w:r>
       <w:r>
         <w:rPr>
@@ -1336,7 +1315,7 @@
           <w:szCs w:val="20"/>
         </w:rPr>
         <w:drawing>
-          <wp:inline distT="0" distB="0" distL="0" distR="0" wp14:anchorId="0D5EA8AB" wp14:editId="100F4A48">
+          <wp:inline distT="0" distB="0" distL="0" distR="0" wp14:anchorId="0D5EA8AB" wp14:editId="23B0174B">
             <wp:extent cx="2671311" cy="1440000"/>
             <wp:effectExtent l="0" t="0" r="0" b="0"/>
             <wp:docPr id="858275111" name="Picture 1">
@@ -1523,7 +1502,7 @@
           <w:szCs w:val="20"/>
         </w:rPr>
         <w:drawing>
-          <wp:inline distT="0" distB="0" distL="0" distR="0" wp14:anchorId="6A04648F" wp14:editId="12C7A4F0">
+          <wp:inline distT="0" distB="0" distL="0" distR="0" wp14:anchorId="6A04648F" wp14:editId="427BD53B">
             <wp:extent cx="2707450" cy="1440000"/>
             <wp:effectExtent l="0" t="0" r="0" b="0"/>
             <wp:docPr id="1560022494" name="Picture 1560022494">
@@ -1638,7 +1617,7 @@
           <w:szCs w:val="20"/>
         </w:rPr>
         <w:drawing>
-          <wp:inline distT="0" distB="0" distL="0" distR="0" wp14:anchorId="03CBEC57" wp14:editId="62708C6A">
+          <wp:inline distT="0" distB="0" distL="0" distR="0" wp14:anchorId="03CBEC57" wp14:editId="2660FD23">
             <wp:extent cx="2403776" cy="1440000"/>
             <wp:effectExtent l="0" t="0" r="0" b="0"/>
             <wp:docPr id="582973974" name="Picture 582973974">
@@ -1717,25 +1696,7 @@
           <w:sz w:val="20"/>
           <w:szCs w:val="20"/>
         </w:rPr>
-        <w:t xml:space="preserve">click </w:t>
-      </w:r>
-      <w:proofErr w:type="gramStart"/>
-      <w:r>
-        <w:rPr>
-          <w:rFonts w:ascii="Times New Roman" w:hAnsi="Times New Roman" w:cs="Times New Roman"/>
-          <w:sz w:val="20"/>
-          <w:szCs w:val="20"/>
-        </w:rPr>
-        <w:t>I</w:t>
-      </w:r>
-      <w:proofErr w:type="gramEnd"/>
-      <w:r>
-        <w:rPr>
-          <w:rFonts w:ascii="Times New Roman" w:hAnsi="Times New Roman" w:cs="Times New Roman"/>
-          <w:sz w:val="20"/>
-          <w:szCs w:val="20"/>
-        </w:rPr>
-        <w:t xml:space="preserve"> </w:t>
+        <w:t xml:space="preserve">click I </w:t>
       </w:r>
       <w:r>
         <w:rPr>
@@ -1928,9 +1889,8 @@
           <w:sz w:val="20"/>
           <w:szCs w:val="20"/>
         </w:rPr>
-        <w:lastRenderedPageBreak/>
         <w:drawing>
-          <wp:inline distT="0" distB="0" distL="0" distR="0" wp14:anchorId="03C2137A" wp14:editId="0C278045">
+          <wp:inline distT="0" distB="0" distL="0" distR="0" wp14:anchorId="03C2137A" wp14:editId="79EEF574">
             <wp:extent cx="3987800" cy="2351405"/>
             <wp:effectExtent l="0" t="0" r="0" b="0"/>
             <wp:docPr id="908390864" name="Picture 1">
@@ -2505,7 +2465,6 @@
           <w:sz w:val="20"/>
           <w:szCs w:val="20"/>
         </w:rPr>
-        <w:lastRenderedPageBreak/>
         <w:t xml:space="preserve">This challenge task was to </w:t>
       </w:r>
       <w:r>
@@ -3058,7 +3017,6 @@
           <w:sz w:val="20"/>
           <w:szCs w:val="20"/>
         </w:rPr>
-        <w:lastRenderedPageBreak/>
         <w:drawing>
           <wp:inline distT="0" distB="0" distL="0" distR="0" wp14:anchorId="3CF79E59" wp14:editId="63B7FF58">
             <wp:extent cx="2989888" cy="2160000"/>
@@ -3214,43 +3172,7 @@
           <w:sz w:val="20"/>
           <w:szCs w:val="20"/>
         </w:rPr>
-        <w:t>After completing all the assessed components, we integrated everything to develop our DSA Explorer and Visualiser. We ensured that all .</w:t>
-      </w:r>
-      <w:proofErr w:type="spellStart"/>
-      <w:r>
-        <w:rPr>
-          <w:rFonts w:ascii="Times New Roman" w:hAnsi="Times New Roman" w:cs="Times New Roman"/>
-          <w:sz w:val="20"/>
-          <w:szCs w:val="20"/>
-        </w:rPr>
-        <w:t>py</w:t>
-      </w:r>
-      <w:proofErr w:type="spellEnd"/>
-      <w:r>
-        <w:rPr>
-          <w:rFonts w:ascii="Times New Roman" w:hAnsi="Times New Roman" w:cs="Times New Roman"/>
-          <w:sz w:val="20"/>
-          <w:szCs w:val="20"/>
-        </w:rPr>
-        <w:t xml:space="preserve"> files shared a consistent format, including type, </w:t>
-      </w:r>
-      <w:proofErr w:type="spellStart"/>
-      <w:r>
-        <w:rPr>
-          <w:rFonts w:ascii="Times New Roman" w:hAnsi="Times New Roman" w:cs="Times New Roman"/>
-          <w:sz w:val="20"/>
-          <w:szCs w:val="20"/>
-        </w:rPr>
-        <w:t>color</w:t>
-      </w:r>
-      <w:proofErr w:type="spellEnd"/>
-      <w:r>
-        <w:rPr>
-          <w:rFonts w:ascii="Times New Roman" w:hAnsi="Times New Roman" w:cs="Times New Roman"/>
-          <w:sz w:val="20"/>
-          <w:szCs w:val="20"/>
-        </w:rPr>
-        <w:t xml:space="preserve">, and style. We also included a backspace button; if it was missing, the user was informed to use the Escape key instead. The Escape key can be used to navigate through the application. </w:t>
+        <w:t xml:space="preserve">After completing all the assessed components, we integrated everything to develop our DSA Explorer and Visualiser. We ensured that all .py files shared a consistent format, including type, color, and style. We also included a backspace button; if it was missing, the user was informed to use the Escape key instead. The Escape key can be used to navigate through the application. </w:t>
       </w:r>
     </w:p>
     <w:sectPr>
